--- a/4-质量管理/运行记录类文件/HFSJ-ITSS-0412-2025年度内审报告.docx
+++ b/4-质量管理/运行记录类文件/HFSJ-ITSS-0412-2025年度内审报告.docx
@@ -1,11 +1,10 @@
 
 <file path=word/document.xml><?xml version="1.0" encoding="utf-8"?>
-<w:document xmlns:wpc="http://schemas.microsoft.com/office/word/2010/wordprocessingCanvas" xmlns:mc="http://schemas.openxmlformats.org/markup-compatibility/2006" xmlns:o="urn:schemas-microsoft-com:office:office" xmlns:r="http://schemas.openxmlformats.org/officeDocument/2006/relationships" xmlns:m="http://schemas.openxmlformats.org/officeDocument/2006/math" xmlns:v="urn:schemas-microsoft-com:vml" xmlns:wp14="http://schemas.microsoft.com/office/word/2010/wordprocessingDrawing" xmlns:wp="http://schemas.openxmlformats.org/drawingml/2006/wordprocessingDrawing" xmlns:w10="urn:schemas-microsoft-com:office:word" xmlns:w="http://schemas.openxmlformats.org/wordprocessingml/2006/main" xmlns:w14="http://schemas.microsoft.com/office/word/2010/wordml" xmlns:w15="http://schemas.microsoft.com/office/word/2012/wordml" xmlns:wne="http://schemas.microsoft.com/office/word/2006/wordml" xmlns:wpg="http://schemas.microsoft.com/office/word/2010/wordprocessingGroup" xmlns:wpi="http://schemas.microsoft.com/office/word/2010/wordprocessingInk" xmlns:wps="http://schemas.microsoft.com/office/word/2010/wordprocessingShape" mc:Ignorable="w14 w15 wp14">
-  <!-- Generated by Aspose.Words for .NET 13.3.0.1 -->
+<w:document xmlns:wpc="http://schemas.microsoft.com/office/word/2010/wordprocessingCanvas" xmlns:mc="http://schemas.openxmlformats.org/markup-compatibility/2006" xmlns:o="urn:schemas-microsoft-com:office:office" xmlns:r="http://schemas.openxmlformats.org/officeDocument/2006/relationships" xmlns:m="http://schemas.openxmlformats.org/officeDocument/2006/math" xmlns:v="urn:schemas-microsoft-com:vml" xmlns:wp14="http://schemas.microsoft.com/office/word/2010/wordprocessingDrawing" xmlns:wp="http://schemas.openxmlformats.org/drawingml/2006/wordprocessingDrawing" xmlns:w="http://schemas.openxmlformats.org/wordprocessingml/2006/main" xmlns:w14="http://schemas.microsoft.com/office/word/2010/wordml" xmlns:w10="urn:schemas-microsoft-com:office:word" xmlns:w15="http://schemas.microsoft.com/office/word/2012/wordml" xmlns:wpg="http://schemas.microsoft.com/office/word/2010/wordprocessingGroup" xmlns:wpi="http://schemas.microsoft.com/office/word/2010/wordprocessingInk" xmlns:wne="http://schemas.microsoft.com/office/word/2006/wordml" xmlns:wps="http://schemas.microsoft.com/office/word/2010/wordprocessingShape" xmlns:wpsCustomData="http://www.wps.cn/officeDocument/2013/wpsCustomData" mc:Ignorable="w14 w15 wp14">
   <w:body>
     <w:p>
       <w:pPr>
-        <w:pStyle w:val="a"/>
+        <w:pStyle w:val="24"/>
         <w:keepLines w:val="0"/>
         <w:pageBreakBefore w:val="0"/>
         <w:widowControl w:val="0"/>
@@ -37,7 +36,7 @@
     </w:p>
     <w:p>
       <w:pPr>
-        <w:pStyle w:val="a0"/>
+        <w:pStyle w:val="25"/>
         <w:keepLines w:val="0"/>
         <w:pageBreakBefore w:val="0"/>
         <w:widowControl w:val="0"/>
@@ -67,17 +66,18 @@
     </w:p>
     <w:tbl>
       <w:tblPr>
-        <w:tblStyle w:val="TableGrid"/>
+        <w:tblStyle w:val="21"/>
         <w:tblW w:w="8522" w:type="dxa"/>
         <w:jc w:val="center"/>
         <w:tblBorders>
-          <w:top w:val="nil"/>
-          <w:left w:val="nil"/>
-          <w:bottom w:val="nil"/>
-          <w:right w:val="nil"/>
-          <w:insideH w:val="nil"/>
-          <w:insideV w:val="nil"/>
+          <w:top w:val="none" w:color="auto" w:sz="0" w:space="0"/>
+          <w:left w:val="none" w:color="auto" w:sz="0" w:space="0"/>
+          <w:bottom w:val="none" w:color="auto" w:sz="0" w:space="0"/>
+          <w:right w:val="none" w:color="auto" w:sz="0" w:space="0"/>
+          <w:insideH w:val="none" w:color="auto" w:sz="0" w:space="0"/>
+          <w:insideV w:val="none" w:color="auto" w:sz="0" w:space="0"/>
         </w:tblBorders>
+        <w:tblLayout w:type="autofit"/>
         <w:tblCellMar>
           <w:top w:w="0" w:type="dxa"/>
           <w:left w:w="108" w:type="dxa"/>
@@ -93,15 +93,13 @@
       </w:tblGrid>
       <w:tr>
         <w:tblPrEx>
-          <w:tblW w:w="8522" w:type="dxa"/>
-          <w:jc w:val="center"/>
           <w:tblBorders>
-            <w:top w:val="nil"/>
-            <w:left w:val="nil"/>
-            <w:bottom w:val="nil"/>
-            <w:right w:val="nil"/>
-            <w:insideH w:val="nil"/>
-            <w:insideV w:val="nil"/>
+            <w:top w:val="none" w:color="auto" w:sz="0" w:space="0"/>
+            <w:left w:val="none" w:color="auto" w:sz="0" w:space="0"/>
+            <w:bottom w:val="none" w:color="auto" w:sz="0" w:space="0"/>
+            <w:right w:val="none" w:color="auto" w:sz="0" w:space="0"/>
+            <w:insideH w:val="none" w:color="auto" w:sz="0" w:space="0"/>
+            <w:insideV w:val="none" w:color="auto" w:sz="0" w:space="0"/>
           </w:tblBorders>
           <w:tblCellMar>
             <w:top w:w="0" w:type="dxa"/>
@@ -111,7 +109,7 @@
           </w:tblCellMar>
         </w:tblPrEx>
         <w:trPr>
-          <w:trHeight w:val="0"/>
+          <w:trHeight w:val="0" w:hRule="atLeast"/>
           <w:tblHeader/>
           <w:jc w:val="center"/>
         </w:trPr>
@@ -119,8 +117,8 @@
           <w:tcPr>
             <w:tcW w:w="1824" w:type="dxa"/>
             <w:tcBorders>
-              <w:top w:val="single" w:sz="4" w:space="0" w:color="auto"/>
-              <w:left w:val="single" w:sz="4" w:space="0" w:color="auto"/>
+              <w:top w:val="single" w:color="auto" w:sz="4" w:space="0"/>
+              <w:left w:val="single" w:color="auto" w:sz="4" w:space="0"/>
               <w:bottom w:val="nil"/>
               <w:right w:val="nil"/>
             </w:tcBorders>
@@ -165,8 +163,8 @@
           <w:tcPr>
             <w:tcW w:w="3090" w:type="dxa"/>
             <w:tcBorders>
-              <w:top w:val="single" w:sz="4" w:space="0" w:color="auto"/>
-              <w:left w:val="single" w:sz="4" w:space="0" w:color="auto"/>
+              <w:top w:val="single" w:color="auto" w:sz="4" w:space="0"/>
+              <w:left w:val="single" w:color="auto" w:sz="4" w:space="0"/>
               <w:bottom w:val="nil"/>
               <w:right w:val="nil"/>
             </w:tcBorders>
@@ -210,8 +208,8 @@
           <w:tcPr>
             <w:tcW w:w="1824" w:type="dxa"/>
             <w:tcBorders>
-              <w:top w:val="single" w:sz="4" w:space="0" w:color="auto"/>
-              <w:left w:val="single" w:sz="4" w:space="0" w:color="auto"/>
+              <w:top w:val="single" w:color="auto" w:sz="4" w:space="0"/>
+              <w:left w:val="single" w:color="auto" w:sz="4" w:space="0"/>
               <w:bottom w:val="nil"/>
               <w:right w:val="nil"/>
             </w:tcBorders>
@@ -256,10 +254,10 @@
           <w:tcPr>
             <w:tcW w:w="1784" w:type="dxa"/>
             <w:tcBorders>
-              <w:top w:val="single" w:sz="4" w:space="0" w:color="auto"/>
-              <w:left w:val="single" w:sz="4" w:space="0" w:color="auto"/>
+              <w:top w:val="single" w:color="auto" w:sz="4" w:space="0"/>
+              <w:left w:val="single" w:color="auto" w:sz="4" w:space="0"/>
               <w:bottom w:val="nil"/>
-              <w:right w:val="single" w:sz="4" w:space="0" w:color="auto"/>
+              <w:right w:val="single" w:color="auto" w:sz="4" w:space="0"/>
             </w:tcBorders>
             <w:tcMar>
               <w:top w:w="-1" w:type="dxa"/>
@@ -300,8 +298,14 @@
       </w:tr>
       <w:tr>
         <w:tblPrEx>
-          <w:tblW w:w="8522" w:type="dxa"/>
-          <w:jc w:val="center"/>
+          <w:tblBorders>
+            <w:top w:val="none" w:color="auto" w:sz="0" w:space="0"/>
+            <w:left w:val="none" w:color="auto" w:sz="0" w:space="0"/>
+            <w:bottom w:val="none" w:color="auto" w:sz="0" w:space="0"/>
+            <w:right w:val="none" w:color="auto" w:sz="0" w:space="0"/>
+            <w:insideH w:val="none" w:color="auto" w:sz="0" w:space="0"/>
+            <w:insideV w:val="none" w:color="auto" w:sz="0" w:space="0"/>
+          </w:tblBorders>
           <w:tblCellMar>
             <w:top w:w="0" w:type="dxa"/>
             <w:left w:w="108" w:type="dxa"/>
@@ -310,7 +314,7 @@
           </w:tblCellMar>
         </w:tblPrEx>
         <w:trPr>
-          <w:trHeight w:val="0"/>
+          <w:trHeight w:val="0" w:hRule="atLeast"/>
           <w:tblHeader/>
           <w:jc w:val="center"/>
         </w:trPr>
@@ -318,8 +322,8 @@
           <w:tcPr>
             <w:tcW w:w="1824" w:type="dxa"/>
             <w:tcBorders>
-              <w:top w:val="single" w:sz="4" w:space="0" w:color="auto"/>
-              <w:left w:val="single" w:sz="4" w:space="0" w:color="auto"/>
+              <w:top w:val="single" w:color="auto" w:sz="4" w:space="0"/>
+              <w:left w:val="single" w:color="auto" w:sz="4" w:space="0"/>
               <w:bottom w:val="nil"/>
               <w:right w:val="nil"/>
             </w:tcBorders>
@@ -364,8 +368,8 @@
           <w:tcPr>
             <w:tcW w:w="3090" w:type="dxa"/>
             <w:tcBorders>
-              <w:top w:val="single" w:sz="4" w:space="0" w:color="auto"/>
-              <w:left w:val="single" w:sz="4" w:space="0" w:color="auto"/>
+              <w:top w:val="single" w:color="auto" w:sz="4" w:space="0"/>
+              <w:left w:val="single" w:color="auto" w:sz="4" w:space="0"/>
               <w:bottom w:val="nil"/>
               <w:right w:val="nil"/>
             </w:tcBorders>
@@ -409,8 +413,8 @@
           <w:tcPr>
             <w:tcW w:w="1824" w:type="dxa"/>
             <w:tcBorders>
-              <w:top w:val="single" w:sz="4" w:space="0" w:color="auto"/>
-              <w:left w:val="single" w:sz="4" w:space="0" w:color="auto"/>
+              <w:top w:val="single" w:color="auto" w:sz="4" w:space="0"/>
+              <w:left w:val="single" w:color="auto" w:sz="4" w:space="0"/>
               <w:bottom w:val="nil"/>
               <w:right w:val="nil"/>
             </w:tcBorders>
@@ -455,10 +459,10 @@
           <w:tcPr>
             <w:tcW w:w="1784" w:type="dxa"/>
             <w:tcBorders>
-              <w:top w:val="single" w:sz="4" w:space="0" w:color="auto"/>
-              <w:left w:val="single" w:sz="4" w:space="0" w:color="auto"/>
+              <w:top w:val="single" w:color="auto" w:sz="4" w:space="0"/>
+              <w:left w:val="single" w:color="auto" w:sz="4" w:space="0"/>
               <w:bottom w:val="nil"/>
-              <w:right w:val="single" w:sz="4" w:space="0" w:color="auto"/>
+              <w:right w:val="single" w:color="auto" w:sz="4" w:space="0"/>
             </w:tcBorders>
             <w:tcMar>
               <w:top w:w="-1" w:type="dxa"/>
@@ -499,8 +503,14 @@
       </w:tr>
       <w:tr>
         <w:tblPrEx>
-          <w:tblW w:w="8522" w:type="dxa"/>
-          <w:jc w:val="center"/>
+          <w:tblBorders>
+            <w:top w:val="none" w:color="auto" w:sz="0" w:space="0"/>
+            <w:left w:val="none" w:color="auto" w:sz="0" w:space="0"/>
+            <w:bottom w:val="none" w:color="auto" w:sz="0" w:space="0"/>
+            <w:right w:val="none" w:color="auto" w:sz="0" w:space="0"/>
+            <w:insideH w:val="none" w:color="auto" w:sz="0" w:space="0"/>
+            <w:insideV w:val="none" w:color="auto" w:sz="0" w:space="0"/>
+          </w:tblBorders>
           <w:tblCellMar>
             <w:top w:w="0" w:type="dxa"/>
             <w:left w:w="108" w:type="dxa"/>
@@ -509,7 +519,7 @@
           </w:tblCellMar>
         </w:tblPrEx>
         <w:trPr>
-          <w:trHeight w:val="0"/>
+          <w:trHeight w:val="0" w:hRule="atLeast"/>
           <w:tblHeader/>
           <w:jc w:val="center"/>
         </w:trPr>
@@ -517,8 +527,8 @@
           <w:tcPr>
             <w:tcW w:w="1824" w:type="dxa"/>
             <w:tcBorders>
-              <w:top w:val="single" w:sz="4" w:space="0" w:color="auto"/>
-              <w:left w:val="single" w:sz="4" w:space="0" w:color="auto"/>
+              <w:top w:val="single" w:color="auto" w:sz="4" w:space="0"/>
+              <w:left w:val="single" w:color="auto" w:sz="4" w:space="0"/>
               <w:bottom w:val="nil"/>
               <w:right w:val="nil"/>
             </w:tcBorders>
@@ -563,8 +573,8 @@
           <w:tcPr>
             <w:tcW w:w="3090" w:type="dxa"/>
             <w:tcBorders>
-              <w:top w:val="single" w:sz="4" w:space="0" w:color="auto"/>
-              <w:left w:val="single" w:sz="4" w:space="0" w:color="auto"/>
+              <w:top w:val="single" w:color="auto" w:sz="4" w:space="0"/>
+              <w:left w:val="single" w:color="auto" w:sz="4" w:space="0"/>
               <w:bottom w:val="nil"/>
               <w:right w:val="nil"/>
             </w:tcBorders>
@@ -608,8 +618,8 @@
           <w:tcPr>
             <w:tcW w:w="1824" w:type="dxa"/>
             <w:tcBorders>
-              <w:top w:val="single" w:sz="4" w:space="0" w:color="auto"/>
-              <w:left w:val="single" w:sz="4" w:space="0" w:color="auto"/>
+              <w:top w:val="single" w:color="auto" w:sz="4" w:space="0"/>
+              <w:left w:val="single" w:color="auto" w:sz="4" w:space="0"/>
               <w:bottom w:val="nil"/>
               <w:right w:val="nil"/>
             </w:tcBorders>
@@ -654,10 +664,10 @@
           <w:tcPr>
             <w:tcW w:w="1784" w:type="dxa"/>
             <w:tcBorders>
-              <w:top w:val="single" w:sz="4" w:space="0" w:color="auto"/>
-              <w:left w:val="single" w:sz="4" w:space="0" w:color="auto"/>
+              <w:top w:val="single" w:color="auto" w:sz="4" w:space="0"/>
+              <w:left w:val="single" w:color="auto" w:sz="4" w:space="0"/>
               <w:bottom w:val="nil"/>
-              <w:right w:val="single" w:sz="4" w:space="0" w:color="auto"/>
+              <w:right w:val="single" w:color="auto" w:sz="4" w:space="0"/>
             </w:tcBorders>
             <w:tcMar>
               <w:top w:w="-1" w:type="dxa"/>
@@ -698,8 +708,14 @@
       </w:tr>
       <w:tr>
         <w:tblPrEx>
-          <w:tblW w:w="8522" w:type="dxa"/>
-          <w:jc w:val="center"/>
+          <w:tblBorders>
+            <w:top w:val="none" w:color="auto" w:sz="0" w:space="0"/>
+            <w:left w:val="none" w:color="auto" w:sz="0" w:space="0"/>
+            <w:bottom w:val="none" w:color="auto" w:sz="0" w:space="0"/>
+            <w:right w:val="none" w:color="auto" w:sz="0" w:space="0"/>
+            <w:insideH w:val="none" w:color="auto" w:sz="0" w:space="0"/>
+            <w:insideV w:val="none" w:color="auto" w:sz="0" w:space="0"/>
+          </w:tblBorders>
           <w:tblCellMar>
             <w:top w:w="0" w:type="dxa"/>
             <w:left w:w="108" w:type="dxa"/>
@@ -708,7 +724,7 @@
           </w:tblCellMar>
         </w:tblPrEx>
         <w:trPr>
-          <w:trHeight w:val="0"/>
+          <w:trHeight w:val="0" w:hRule="atLeast"/>
           <w:tblHeader/>
           <w:jc w:val="center"/>
         </w:trPr>
@@ -716,8 +732,8 @@
           <w:tcPr>
             <w:tcW w:w="1824" w:type="dxa"/>
             <w:tcBorders>
-              <w:top w:val="single" w:sz="4" w:space="0" w:color="auto"/>
-              <w:left w:val="single" w:sz="4" w:space="0" w:color="auto"/>
+              <w:top w:val="single" w:color="auto" w:sz="4" w:space="0"/>
+              <w:left w:val="single" w:color="auto" w:sz="4" w:space="0"/>
               <w:bottom w:val="nil"/>
               <w:right w:val="nil"/>
             </w:tcBorders>
@@ -762,8 +778,8 @@
           <w:tcPr>
             <w:tcW w:w="3090" w:type="dxa"/>
             <w:tcBorders>
-              <w:top w:val="single" w:sz="4" w:space="0" w:color="auto"/>
-              <w:left w:val="single" w:sz="4" w:space="0" w:color="auto"/>
+              <w:top w:val="single" w:color="auto" w:sz="4" w:space="0"/>
+              <w:left w:val="single" w:color="auto" w:sz="4" w:space="0"/>
               <w:bottom w:val="nil"/>
               <w:right w:val="nil"/>
             </w:tcBorders>
@@ -807,8 +823,8 @@
           <w:tcPr>
             <w:tcW w:w="1824" w:type="dxa"/>
             <w:tcBorders>
-              <w:top w:val="single" w:sz="4" w:space="0" w:color="auto"/>
-              <w:left w:val="single" w:sz="4" w:space="0" w:color="auto"/>
+              <w:top w:val="single" w:color="auto" w:sz="4" w:space="0"/>
+              <w:left w:val="single" w:color="auto" w:sz="4" w:space="0"/>
               <w:bottom w:val="nil"/>
               <w:right w:val="nil"/>
             </w:tcBorders>
@@ -853,10 +869,10 @@
           <w:tcPr>
             <w:tcW w:w="1784" w:type="dxa"/>
             <w:tcBorders>
-              <w:top w:val="single" w:sz="4" w:space="0" w:color="auto"/>
-              <w:left w:val="single" w:sz="4" w:space="0" w:color="auto"/>
+              <w:top w:val="single" w:color="auto" w:sz="4" w:space="0"/>
+              <w:left w:val="single" w:color="auto" w:sz="4" w:space="0"/>
               <w:bottom w:val="nil"/>
-              <w:right w:val="single" w:sz="4" w:space="0" w:color="auto"/>
+              <w:right w:val="single" w:color="auto" w:sz="4" w:space="0"/>
             </w:tcBorders>
             <w:tcMar>
               <w:top w:w="-1" w:type="dxa"/>
@@ -897,8 +913,14 @@
       </w:tr>
       <w:tr>
         <w:tblPrEx>
-          <w:tblW w:w="8522" w:type="dxa"/>
-          <w:jc w:val="center"/>
+          <w:tblBorders>
+            <w:top w:val="none" w:color="auto" w:sz="0" w:space="0"/>
+            <w:left w:val="none" w:color="auto" w:sz="0" w:space="0"/>
+            <w:bottom w:val="none" w:color="auto" w:sz="0" w:space="0"/>
+            <w:right w:val="none" w:color="auto" w:sz="0" w:space="0"/>
+            <w:insideH w:val="none" w:color="auto" w:sz="0" w:space="0"/>
+            <w:insideV w:val="none" w:color="auto" w:sz="0" w:space="0"/>
+          </w:tblBorders>
           <w:tblCellMar>
             <w:top w:w="0" w:type="dxa"/>
             <w:left w:w="108" w:type="dxa"/>
@@ -907,7 +929,7 @@
           </w:tblCellMar>
         </w:tblPrEx>
         <w:trPr>
-          <w:trHeight w:val="0"/>
+          <w:trHeight w:val="0" w:hRule="atLeast"/>
           <w:tblHeader/>
           <w:jc w:val="center"/>
         </w:trPr>
@@ -915,9 +937,9 @@
           <w:tcPr>
             <w:tcW w:w="1824" w:type="dxa"/>
             <w:tcBorders>
-              <w:top w:val="single" w:sz="4" w:space="0" w:color="auto"/>
-              <w:left w:val="single" w:sz="4" w:space="0" w:color="auto"/>
-              <w:bottom w:val="single" w:sz="4" w:space="0" w:color="auto"/>
+              <w:top w:val="single" w:color="auto" w:sz="4" w:space="0"/>
+              <w:left w:val="single" w:color="auto" w:sz="4" w:space="0"/>
+              <w:bottom w:val="single" w:color="auto" w:sz="4" w:space="0"/>
               <w:right w:val="nil"/>
             </w:tcBorders>
             <w:shd w:val="clear" w:color="auto" w:fill="AEAAAA" w:themeFill="background2" w:themeFillShade="BF"/>
@@ -961,9 +983,9 @@
           <w:tcPr>
             <w:tcW w:w="3090" w:type="dxa"/>
             <w:tcBorders>
-              <w:top w:val="single" w:sz="4" w:space="0" w:color="auto"/>
-              <w:left w:val="single" w:sz="4" w:space="0" w:color="auto"/>
-              <w:bottom w:val="single" w:sz="4" w:space="0" w:color="auto"/>
+              <w:top w:val="single" w:color="auto" w:sz="4" w:space="0"/>
+              <w:left w:val="single" w:color="auto" w:sz="4" w:space="0"/>
+              <w:bottom w:val="single" w:color="auto" w:sz="4" w:space="0"/>
               <w:right w:val="nil"/>
             </w:tcBorders>
             <w:tcMar>
@@ -1006,9 +1028,9 @@
           <w:tcPr>
             <w:tcW w:w="1824" w:type="dxa"/>
             <w:tcBorders>
-              <w:top w:val="single" w:sz="4" w:space="0" w:color="auto"/>
-              <w:left w:val="single" w:sz="4" w:space="0" w:color="auto"/>
-              <w:bottom w:val="single" w:sz="4" w:space="0" w:color="auto"/>
+              <w:top w:val="single" w:color="auto" w:sz="4" w:space="0"/>
+              <w:left w:val="single" w:color="auto" w:sz="4" w:space="0"/>
+              <w:bottom w:val="single" w:color="auto" w:sz="4" w:space="0"/>
               <w:right w:val="nil"/>
             </w:tcBorders>
             <w:shd w:val="clear" w:color="auto" w:fill="AEAAAA" w:themeFill="background2" w:themeFillShade="BF"/>
@@ -1052,10 +1074,10 @@
           <w:tcPr>
             <w:tcW w:w="1784" w:type="dxa"/>
             <w:tcBorders>
-              <w:top w:val="single" w:sz="4" w:space="0" w:color="auto"/>
-              <w:left w:val="single" w:sz="4" w:space="0" w:color="auto"/>
-              <w:bottom w:val="single" w:sz="4" w:space="0" w:color="auto"/>
-              <w:right w:val="single" w:sz="4" w:space="0" w:color="auto"/>
+              <w:top w:val="single" w:color="auto" w:sz="4" w:space="0"/>
+              <w:left w:val="single" w:color="auto" w:sz="4" w:space="0"/>
+              <w:bottom w:val="single" w:color="auto" w:sz="4" w:space="0"/>
+              <w:right w:val="single" w:color="auto" w:sz="4" w:space="0"/>
             </w:tcBorders>
             <w:tcMar>
               <w:top w:w="-1" w:type="dxa"/>
@@ -1125,7 +1147,7 @@
     </w:p>
     <w:p>
       <w:pPr>
-        <w:pStyle w:val="a1"/>
+        <w:pStyle w:val="29"/>
         <w:keepLines w:val="0"/>
         <w:pageBreakBefore w:val="0"/>
         <w:widowControl w:val="0"/>
@@ -1159,17 +1181,18 @@
     </w:p>
     <w:tbl>
       <w:tblPr>
-        <w:tblStyle w:val="TableGrid"/>
+        <w:tblStyle w:val="21"/>
         <w:tblW w:w="8519" w:type="dxa"/>
         <w:jc w:val="center"/>
         <w:tblBorders>
-          <w:top w:val="nil"/>
-          <w:left w:val="nil"/>
-          <w:bottom w:val="nil"/>
-          <w:right w:val="nil"/>
-          <w:insideH w:val="nil"/>
-          <w:insideV w:val="nil"/>
+          <w:top w:val="none" w:color="auto" w:sz="0" w:space="0"/>
+          <w:left w:val="none" w:color="auto" w:sz="0" w:space="0"/>
+          <w:bottom w:val="none" w:color="auto" w:sz="0" w:space="0"/>
+          <w:right w:val="none" w:color="auto" w:sz="0" w:space="0"/>
+          <w:insideH w:val="none" w:color="auto" w:sz="0" w:space="0"/>
+          <w:insideV w:val="none" w:color="auto" w:sz="0" w:space="0"/>
         </w:tblBorders>
+        <w:tblLayout w:type="autofit"/>
         <w:tblCellMar>
           <w:top w:w="0" w:type="dxa"/>
           <w:left w:w="108" w:type="dxa"/>
@@ -1186,15 +1209,13 @@
       </w:tblGrid>
       <w:tr>
         <w:tblPrEx>
-          <w:tblW w:w="8519" w:type="dxa"/>
-          <w:jc w:val="center"/>
           <w:tblBorders>
-            <w:top w:val="nil"/>
-            <w:left w:val="nil"/>
-            <w:bottom w:val="nil"/>
-            <w:right w:val="nil"/>
-            <w:insideH w:val="nil"/>
-            <w:insideV w:val="nil"/>
+            <w:top w:val="none" w:color="auto" w:sz="0" w:space="0"/>
+            <w:left w:val="none" w:color="auto" w:sz="0" w:space="0"/>
+            <w:bottom w:val="none" w:color="auto" w:sz="0" w:space="0"/>
+            <w:right w:val="none" w:color="auto" w:sz="0" w:space="0"/>
+            <w:insideH w:val="none" w:color="auto" w:sz="0" w:space="0"/>
+            <w:insideV w:val="none" w:color="auto" w:sz="0" w:space="0"/>
           </w:tblBorders>
           <w:tblCellMar>
             <w:top w:w="0" w:type="dxa"/>
@@ -1204,7 +1225,7 @@
           </w:tblCellMar>
         </w:tblPrEx>
         <w:trPr>
-          <w:trHeight w:val="0"/>
+          <w:trHeight w:val="0" w:hRule="atLeast"/>
           <w:tblHeader/>
           <w:jc w:val="center"/>
         </w:trPr>
@@ -1212,8 +1233,8 @@
           <w:tcPr>
             <w:tcW w:w="0" w:type="auto"/>
             <w:tcBorders>
-              <w:top w:val="single" w:sz="12" w:space="0" w:color="auto"/>
-              <w:left w:val="single" w:sz="12" w:space="0" w:color="auto"/>
+              <w:top w:val="single" w:color="auto" w:sz="12" w:space="0"/>
+              <w:left w:val="single" w:color="auto" w:sz="12" w:space="0"/>
               <w:bottom w:val="nil"/>
               <w:right w:val="nil"/>
             </w:tcBorders>
@@ -1240,12 +1261,12 @@
               <w:adjustRightInd w:val="0"/>
               <w:snapToGrid w:val="0"/>
               <w:spacing w:line="240" w:lineRule="auto"/>
-              <w:ind w:left="0" w:right="0" w:firstLine="0" w:leftChars="0" w:rightChars="0" w:firstLineChars="0"/>
+              <w:ind w:left="0" w:leftChars="0" w:right="0" w:rightChars="0" w:firstLine="0" w:firstLineChars="0"/>
               <w:jc w:val="center"/>
               <w:textAlignment w:val="baseline"/>
               <w:rPr>
-                <w:rStyle w:val="Strong"/>
-                <w:rFonts w:ascii="微软雅黑" w:eastAsia="微软雅黑" w:hAnsi="微软雅黑" w:cs="微软雅黑" w:hint="default"/>
+                <w:rStyle w:val="23"/>
+                <w:rFonts w:hint="default" w:ascii="微软雅黑" w:hAnsi="微软雅黑" w:eastAsia="微软雅黑" w:cs="微软雅黑"/>
                 <w:b/>
                 <w:bCs/>
                 <w:i w:val="0"/>
@@ -1263,8 +1284,8 @@
             </w:pPr>
             <w:r>
               <w:rPr>
-                <w:rStyle w:val="Strong"/>
-                <w:rFonts w:ascii="微软雅黑" w:eastAsia="微软雅黑" w:hAnsi="微软雅黑" w:cs="微软雅黑" w:hint="eastAsia"/>
+                <w:rStyle w:val="23"/>
+                <w:rFonts w:hint="eastAsia" w:ascii="微软雅黑" w:hAnsi="微软雅黑" w:eastAsia="微软雅黑" w:cs="微软雅黑"/>
                 <w:b/>
                 <w:bCs/>
                 <w:i w:val="0"/>
@@ -1287,8 +1308,8 @@
           <w:tcPr>
             <w:tcW w:w="0" w:type="auto"/>
             <w:tcBorders>
-              <w:top w:val="single" w:sz="12" w:space="0" w:color="auto"/>
-              <w:left w:val="single" w:sz="4" w:space="0" w:color="auto"/>
+              <w:top w:val="single" w:color="auto" w:sz="12" w:space="0"/>
+              <w:left w:val="single" w:color="auto" w:sz="4" w:space="0"/>
               <w:bottom w:val="nil"/>
               <w:right w:val="nil"/>
             </w:tcBorders>
@@ -1315,12 +1336,12 @@
               <w:adjustRightInd w:val="0"/>
               <w:snapToGrid w:val="0"/>
               <w:spacing w:line="240" w:lineRule="auto"/>
-              <w:ind w:left="0" w:right="0" w:firstLine="0" w:leftChars="0" w:rightChars="0" w:firstLineChars="0"/>
+              <w:ind w:left="0" w:leftChars="0" w:right="0" w:rightChars="0" w:firstLine="0" w:firstLineChars="0"/>
               <w:jc w:val="center"/>
               <w:textAlignment w:val="baseline"/>
               <w:rPr>
-                <w:rStyle w:val="Strong"/>
-                <w:rFonts w:ascii="微软雅黑" w:eastAsia="微软雅黑" w:hAnsi="微软雅黑" w:cs="微软雅黑" w:hint="default"/>
+                <w:rStyle w:val="23"/>
+                <w:rFonts w:hint="default" w:ascii="微软雅黑" w:hAnsi="微软雅黑" w:eastAsia="微软雅黑" w:cs="微软雅黑"/>
                 <w:b/>
                 <w:bCs/>
                 <w:i w:val="0"/>
@@ -1338,8 +1359,8 @@
             </w:pPr>
             <w:r>
               <w:rPr>
-                <w:rStyle w:val="Strong"/>
-                <w:rFonts w:ascii="微软雅黑" w:eastAsia="微软雅黑" w:hAnsi="微软雅黑" w:cs="微软雅黑" w:hint="eastAsia"/>
+                <w:rStyle w:val="23"/>
+                <w:rFonts w:hint="eastAsia" w:ascii="微软雅黑" w:hAnsi="微软雅黑" w:eastAsia="微软雅黑" w:cs="微软雅黑"/>
                 <w:b/>
                 <w:bCs/>
                 <w:i w:val="0"/>
@@ -1362,8 +1383,8 @@
           <w:tcPr>
             <w:tcW w:w="0" w:type="auto"/>
             <w:tcBorders>
-              <w:top w:val="single" w:sz="12" w:space="0" w:color="auto"/>
-              <w:left w:val="single" w:sz="4" w:space="0" w:color="auto"/>
+              <w:top w:val="single" w:color="auto" w:sz="12" w:space="0"/>
+              <w:left w:val="single" w:color="auto" w:sz="4" w:space="0"/>
               <w:bottom w:val="nil"/>
               <w:right w:val="nil"/>
             </w:tcBorders>
@@ -1390,12 +1411,12 @@
               <w:adjustRightInd w:val="0"/>
               <w:snapToGrid w:val="0"/>
               <w:spacing w:line="240" w:lineRule="auto"/>
-              <w:ind w:left="0" w:right="0" w:firstLine="0" w:leftChars="0" w:rightChars="0" w:firstLineChars="0"/>
+              <w:ind w:left="0" w:leftChars="0" w:right="0" w:rightChars="0" w:firstLine="0" w:firstLineChars="0"/>
               <w:jc w:val="center"/>
               <w:textAlignment w:val="baseline"/>
               <w:rPr>
-                <w:rStyle w:val="Strong"/>
-                <w:rFonts w:ascii="微软雅黑" w:eastAsia="微软雅黑" w:hAnsi="微软雅黑" w:cs="微软雅黑" w:hint="default"/>
+                <w:rStyle w:val="23"/>
+                <w:rFonts w:hint="default" w:ascii="微软雅黑" w:hAnsi="微软雅黑" w:eastAsia="微软雅黑" w:cs="微软雅黑"/>
                 <w:b/>
                 <w:bCs/>
                 <w:i w:val="0"/>
@@ -1413,8 +1434,8 @@
             </w:pPr>
             <w:r>
               <w:rPr>
-                <w:rStyle w:val="Strong"/>
-                <w:rFonts w:ascii="微软雅黑" w:eastAsia="微软雅黑" w:hAnsi="微软雅黑" w:cs="微软雅黑" w:hint="eastAsia"/>
+                <w:rStyle w:val="23"/>
+                <w:rFonts w:hint="eastAsia" w:ascii="微软雅黑" w:hAnsi="微软雅黑" w:eastAsia="微软雅黑" w:cs="微软雅黑"/>
                 <w:b/>
                 <w:bCs/>
                 <w:i w:val="0"/>
@@ -1437,8 +1458,8 @@
           <w:tcPr>
             <w:tcW w:w="0" w:type="auto"/>
             <w:tcBorders>
-              <w:top w:val="single" w:sz="12" w:space="0" w:color="auto"/>
-              <w:left w:val="single" w:sz="4" w:space="0" w:color="auto"/>
+              <w:top w:val="single" w:color="auto" w:sz="12" w:space="0"/>
+              <w:left w:val="single" w:color="auto" w:sz="4" w:space="0"/>
               <w:bottom w:val="nil"/>
               <w:right w:val="nil"/>
             </w:tcBorders>
@@ -1465,12 +1486,12 @@
               <w:adjustRightInd w:val="0"/>
               <w:snapToGrid w:val="0"/>
               <w:spacing w:line="240" w:lineRule="auto"/>
-              <w:ind w:left="0" w:right="0" w:firstLine="0" w:leftChars="0" w:rightChars="0" w:firstLineChars="0"/>
+              <w:ind w:left="0" w:leftChars="0" w:right="0" w:rightChars="0" w:firstLine="0" w:firstLineChars="0"/>
               <w:jc w:val="center"/>
               <w:textAlignment w:val="baseline"/>
               <w:rPr>
-                <w:rStyle w:val="Strong"/>
-                <w:rFonts w:ascii="微软雅黑" w:eastAsia="微软雅黑" w:hAnsi="微软雅黑" w:cs="微软雅黑" w:hint="default"/>
+                <w:rStyle w:val="23"/>
+                <w:rFonts w:hint="default" w:ascii="微软雅黑" w:hAnsi="微软雅黑" w:eastAsia="微软雅黑" w:cs="微软雅黑"/>
                 <w:b/>
                 <w:bCs/>
                 <w:i w:val="0"/>
@@ -1488,8 +1509,8 @@
             </w:pPr>
             <w:r>
               <w:rPr>
-                <w:rStyle w:val="Strong"/>
-                <w:rFonts w:ascii="微软雅黑" w:eastAsia="微软雅黑" w:hAnsi="微软雅黑" w:cs="微软雅黑" w:hint="eastAsia"/>
+                <w:rStyle w:val="23"/>
+                <w:rFonts w:hint="eastAsia" w:ascii="微软雅黑" w:hAnsi="微软雅黑" w:eastAsia="微软雅黑" w:cs="微软雅黑"/>
                 <w:b/>
                 <w:bCs/>
                 <w:i w:val="0"/>
@@ -1512,10 +1533,10 @@
           <w:tcPr>
             <w:tcW w:w="1205" w:type="dxa"/>
             <w:tcBorders>
-              <w:top w:val="single" w:sz="12" w:space="0" w:color="auto"/>
-              <w:left w:val="single" w:sz="4" w:space="0" w:color="auto"/>
+              <w:top w:val="single" w:color="auto" w:sz="12" w:space="0"/>
+              <w:left w:val="single" w:color="auto" w:sz="4" w:space="0"/>
               <w:bottom w:val="nil"/>
-              <w:right w:val="single" w:sz="12" w:space="0" w:color="auto"/>
+              <w:right w:val="single" w:color="auto" w:sz="12" w:space="0"/>
             </w:tcBorders>
             <w:tcMar>
               <w:top w:w="-1" w:type="dxa"/>
@@ -1540,12 +1561,12 @@
               <w:adjustRightInd w:val="0"/>
               <w:snapToGrid w:val="0"/>
               <w:spacing w:line="240" w:lineRule="auto"/>
-              <w:ind w:left="0" w:right="0" w:firstLine="0" w:leftChars="0" w:rightChars="0" w:firstLineChars="0"/>
+              <w:ind w:left="0" w:leftChars="0" w:right="0" w:rightChars="0" w:firstLine="0" w:firstLineChars="0"/>
               <w:jc w:val="center"/>
               <w:textAlignment w:val="baseline"/>
               <w:rPr>
-                <w:rStyle w:val="Strong"/>
-                <w:rFonts w:ascii="微软雅黑" w:eastAsia="微软雅黑" w:hAnsi="微软雅黑" w:cs="微软雅黑" w:hint="default"/>
+                <w:rStyle w:val="23"/>
+                <w:rFonts w:hint="default" w:ascii="微软雅黑" w:hAnsi="微软雅黑" w:eastAsia="微软雅黑" w:cs="微软雅黑"/>
                 <w:b/>
                 <w:bCs/>
                 <w:i w:val="0"/>
@@ -1563,8 +1584,8 @@
             </w:pPr>
             <w:r>
               <w:rPr>
-                <w:rStyle w:val="Strong"/>
-                <w:rFonts w:ascii="微软雅黑" w:eastAsia="微软雅黑" w:hAnsi="微软雅黑" w:cs="微软雅黑" w:hint="eastAsia"/>
+                <w:rStyle w:val="23"/>
+                <w:rFonts w:hint="eastAsia" w:ascii="微软雅黑" w:hAnsi="微软雅黑" w:eastAsia="微软雅黑" w:cs="微软雅黑"/>
                 <w:b/>
                 <w:bCs/>
                 <w:i w:val="0"/>
@@ -1586,8 +1607,14 @@
       </w:tr>
       <w:tr>
         <w:tblPrEx>
-          <w:tblW w:w="8519" w:type="dxa"/>
-          <w:jc w:val="center"/>
+          <w:tblBorders>
+            <w:top w:val="none" w:color="auto" w:sz="0" w:space="0"/>
+            <w:left w:val="none" w:color="auto" w:sz="0" w:space="0"/>
+            <w:bottom w:val="none" w:color="auto" w:sz="0" w:space="0"/>
+            <w:right w:val="none" w:color="auto" w:sz="0" w:space="0"/>
+            <w:insideH w:val="none" w:color="auto" w:sz="0" w:space="0"/>
+            <w:insideV w:val="none" w:color="auto" w:sz="0" w:space="0"/>
+          </w:tblBorders>
           <w:tblCellMar>
             <w:top w:w="0" w:type="dxa"/>
             <w:left w:w="108" w:type="dxa"/>
@@ -1596,15 +1623,15 @@
           </w:tblCellMar>
         </w:tblPrEx>
         <w:trPr>
-          <w:trHeight w:val="0"/>
+          <w:trHeight w:val="0" w:hRule="atLeast"/>
           <w:jc w:val="center"/>
         </w:trPr>
         <w:tc>
           <w:tcPr>
             <w:tcW w:w="0" w:type="auto"/>
             <w:tcBorders>
-              <w:top w:val="single" w:sz="4" w:space="0" w:color="auto"/>
-              <w:left w:val="single" w:sz="12" w:space="0" w:color="auto"/>
+              <w:top w:val="single" w:color="auto" w:sz="4" w:space="0"/>
+              <w:left w:val="single" w:color="auto" w:sz="12" w:space="0"/>
               <w:bottom w:val="nil"/>
               <w:right w:val="nil"/>
             </w:tcBorders>
@@ -1631,12 +1658,12 @@
               <w:adjustRightInd w:val="0"/>
               <w:snapToGrid w:val="0"/>
               <w:spacing w:line="240" w:lineRule="auto"/>
-              <w:ind w:left="0" w:right="0" w:firstLine="0" w:leftChars="0" w:rightChars="0" w:firstLineChars="0"/>
+              <w:ind w:left="0" w:leftChars="0" w:right="0" w:rightChars="0" w:firstLine="0" w:firstLineChars="0"/>
               <w:jc w:val="center"/>
               <w:textAlignment w:val="baseline"/>
               <w:rPr>
-                <w:rStyle w:val="Strong"/>
-                <w:rFonts w:ascii="微软雅黑" w:eastAsia="微软雅黑" w:hAnsi="微软雅黑" w:cs="微软雅黑" w:hint="default"/>
+                <w:rStyle w:val="23"/>
+                <w:rFonts w:hint="default" w:ascii="微软雅黑" w:hAnsi="微软雅黑" w:eastAsia="微软雅黑" w:cs="微软雅黑"/>
                 <w:b w:val="0"/>
                 <w:bCs/>
                 <w:i w:val="0"/>
@@ -1654,8 +1681,8 @@
             </w:pPr>
             <w:r>
               <w:rPr>
-                <w:rStyle w:val="Strong"/>
-                <w:rFonts w:ascii="微软雅黑" w:eastAsia="微软雅黑" w:hAnsi="微软雅黑" w:cs="微软雅黑" w:hint="eastAsia"/>
+                <w:rStyle w:val="23"/>
+                <w:rFonts w:hint="eastAsia" w:ascii="微软雅黑" w:hAnsi="微软雅黑" w:eastAsia="微软雅黑" w:cs="微软雅黑"/>
                 <w:b w:val="0"/>
                 <w:bCs/>
                 <w:i w:val="0"/>
@@ -1673,8 +1700,8 @@
             </w:r>
             <w:r>
               <w:rPr>
-                <w:rStyle w:val="Strong"/>
-                <w:rFonts w:ascii="微软雅黑" w:eastAsia="微软雅黑" w:hAnsi="微软雅黑" w:cs="微软雅黑" w:hint="eastAsia"/>
+                <w:rStyle w:val="23"/>
+                <w:rFonts w:hint="eastAsia" w:ascii="微软雅黑" w:hAnsi="微软雅黑" w:eastAsia="微软雅黑" w:cs="微软雅黑"/>
                 <w:b w:val="0"/>
                 <w:bCs/>
                 <w:i w:val="0"/>
@@ -1697,8 +1724,8 @@
           <w:tcPr>
             <w:tcW w:w="0" w:type="auto"/>
             <w:tcBorders>
-              <w:top w:val="single" w:sz="4" w:space="0" w:color="auto"/>
-              <w:left w:val="single" w:sz="4" w:space="0" w:color="auto"/>
+              <w:top w:val="single" w:color="auto" w:sz="4" w:space="0"/>
+              <w:left w:val="single" w:color="auto" w:sz="4" w:space="0"/>
               <w:bottom w:val="nil"/>
               <w:right w:val="nil"/>
             </w:tcBorders>
@@ -1725,12 +1752,12 @@
               <w:adjustRightInd w:val="0"/>
               <w:snapToGrid w:val="0"/>
               <w:spacing w:line="240" w:lineRule="auto"/>
-              <w:ind w:left="0" w:right="0" w:firstLine="0" w:leftChars="0" w:rightChars="0" w:firstLineChars="0"/>
+              <w:ind w:left="0" w:leftChars="0" w:right="0" w:rightChars="0" w:firstLine="0" w:firstLineChars="0"/>
               <w:jc w:val="center"/>
               <w:textAlignment w:val="baseline"/>
               <w:rPr>
-                <w:rStyle w:val="Strong"/>
-                <w:rFonts w:ascii="微软雅黑" w:eastAsia="微软雅黑" w:hAnsi="微软雅黑" w:cs="微软雅黑" w:hint="default"/>
+                <w:rStyle w:val="23"/>
+                <w:rFonts w:hint="default" w:ascii="微软雅黑" w:hAnsi="微软雅黑" w:eastAsia="微软雅黑" w:cs="微软雅黑"/>
                 <w:b w:val="0"/>
                 <w:bCs/>
                 <w:i w:val="0"/>
@@ -1748,8 +1775,8 @@
             </w:pPr>
             <w:r>
               <w:rPr>
-                <w:rStyle w:val="Strong"/>
-                <w:rFonts w:ascii="微软雅黑" w:eastAsia="微软雅黑" w:hAnsi="微软雅黑" w:cs="微软雅黑" w:hint="eastAsia"/>
+                <w:rStyle w:val="23"/>
+                <w:rFonts w:hint="eastAsia" w:ascii="微软雅黑" w:hAnsi="微软雅黑" w:eastAsia="微软雅黑" w:cs="微软雅黑"/>
                 <w:b w:val="0"/>
                 <w:bCs/>
                 <w:i w:val="0"/>
@@ -1772,8 +1799,8 @@
           <w:tcPr>
             <w:tcW w:w="0" w:type="auto"/>
             <w:tcBorders>
-              <w:top w:val="single" w:sz="4" w:space="0" w:color="auto"/>
-              <w:left w:val="single" w:sz="4" w:space="0" w:color="auto"/>
+              <w:top w:val="single" w:color="auto" w:sz="4" w:space="0"/>
+              <w:left w:val="single" w:color="auto" w:sz="4" w:space="0"/>
               <w:bottom w:val="nil"/>
               <w:right w:val="nil"/>
             </w:tcBorders>
@@ -1800,12 +1827,12 @@
               <w:adjustRightInd w:val="0"/>
               <w:snapToGrid w:val="0"/>
               <w:spacing w:line="240" w:lineRule="auto"/>
-              <w:ind w:left="0" w:right="0" w:firstLine="0" w:leftChars="0" w:rightChars="0" w:firstLineChars="0"/>
+              <w:ind w:left="0" w:leftChars="0" w:right="0" w:rightChars="0" w:firstLine="0" w:firstLineChars="0"/>
               <w:jc w:val="center"/>
               <w:textAlignment w:val="baseline"/>
               <w:rPr>
-                <w:rStyle w:val="Strong"/>
-                <w:rFonts w:ascii="微软雅黑" w:eastAsia="微软雅黑" w:hAnsi="微软雅黑" w:cs="微软雅黑" w:hint="default"/>
+                <w:rStyle w:val="23"/>
+                <w:rFonts w:hint="default" w:ascii="微软雅黑" w:hAnsi="微软雅黑" w:eastAsia="微软雅黑" w:cs="微软雅黑"/>
                 <w:b w:val="0"/>
                 <w:bCs/>
                 <w:i w:val="0"/>
@@ -1823,8 +1850,8 @@
             </w:pPr>
             <w:r>
               <w:rPr>
-                <w:rStyle w:val="Strong"/>
-                <w:rFonts w:ascii="微软雅黑" w:eastAsia="微软雅黑" w:hAnsi="微软雅黑" w:cs="微软雅黑" w:hint="eastAsia"/>
+                <w:rStyle w:val="23"/>
+                <w:rFonts w:hint="eastAsia" w:ascii="微软雅黑" w:hAnsi="微软雅黑" w:eastAsia="微软雅黑" w:cs="微软雅黑"/>
                 <w:b w:val="0"/>
                 <w:bCs/>
                 <w:i w:val="0"/>
@@ -1847,8 +1874,8 @@
           <w:tcPr>
             <w:tcW w:w="0" w:type="auto"/>
             <w:tcBorders>
-              <w:top w:val="single" w:sz="4" w:space="0" w:color="auto"/>
-              <w:left w:val="single" w:sz="4" w:space="0" w:color="auto"/>
+              <w:top w:val="single" w:color="auto" w:sz="4" w:space="0"/>
+              <w:left w:val="single" w:color="auto" w:sz="4" w:space="0"/>
               <w:bottom w:val="nil"/>
               <w:right w:val="nil"/>
             </w:tcBorders>
@@ -1875,12 +1902,12 @@
               <w:adjustRightInd w:val="0"/>
               <w:snapToGrid w:val="0"/>
               <w:spacing w:line="240" w:lineRule="auto"/>
-              <w:ind w:left="0" w:right="0" w:firstLine="0" w:leftChars="0" w:rightChars="0" w:firstLineChars="0"/>
+              <w:ind w:left="0" w:leftChars="0" w:right="0" w:rightChars="0" w:firstLine="0" w:firstLineChars="0"/>
               <w:jc w:val="center"/>
               <w:textAlignment w:val="baseline"/>
               <w:rPr>
-                <w:rStyle w:val="Strong"/>
-                <w:rFonts w:ascii="微软雅黑" w:eastAsia="微软雅黑" w:hAnsi="微软雅黑" w:cs="微软雅黑" w:hint="default"/>
+                <w:rStyle w:val="23"/>
+                <w:rFonts w:hint="default" w:ascii="微软雅黑" w:hAnsi="微软雅黑" w:eastAsia="微软雅黑" w:cs="微软雅黑"/>
                 <w:b w:val="0"/>
                 <w:bCs/>
                 <w:i w:val="0"/>
@@ -1898,8 +1925,8 @@
             </w:pPr>
             <w:r>
               <w:rPr>
-                <w:rStyle w:val="Strong"/>
-                <w:rFonts w:ascii="微软雅黑" w:eastAsia="微软雅黑" w:hAnsi="微软雅黑" w:cs="微软雅黑" w:hint="eastAsia"/>
+                <w:rStyle w:val="23"/>
+                <w:rFonts w:hint="eastAsia" w:ascii="微软雅黑" w:hAnsi="微软雅黑" w:eastAsia="微软雅黑" w:cs="微软雅黑"/>
                 <w:b w:val="0"/>
                 <w:bCs/>
                 <w:i w:val="0"/>
@@ -1922,10 +1949,10 @@
           <w:tcPr>
             <w:tcW w:w="1205" w:type="dxa"/>
             <w:tcBorders>
-              <w:top w:val="single" w:sz="4" w:space="0" w:color="auto"/>
-              <w:left w:val="single" w:sz="4" w:space="0" w:color="auto"/>
+              <w:top w:val="single" w:color="auto" w:sz="4" w:space="0"/>
+              <w:left w:val="single" w:color="auto" w:sz="4" w:space="0"/>
               <w:bottom w:val="nil"/>
-              <w:right w:val="single" w:sz="12" w:space="0" w:color="auto"/>
+              <w:right w:val="single" w:color="auto" w:sz="12" w:space="0"/>
             </w:tcBorders>
             <w:tcMar>
               <w:top w:w="-1" w:type="dxa"/>
@@ -1950,12 +1977,12 @@
               <w:adjustRightInd w:val="0"/>
               <w:snapToGrid w:val="0"/>
               <w:spacing w:line="240" w:lineRule="auto"/>
-              <w:ind w:left="0" w:right="0" w:firstLine="0" w:leftChars="0" w:rightChars="0" w:firstLineChars="0"/>
+              <w:ind w:left="0" w:leftChars="0" w:right="0" w:rightChars="0" w:firstLine="0" w:firstLineChars="0"/>
               <w:jc w:val="center"/>
               <w:textAlignment w:val="baseline"/>
               <w:rPr>
-                <w:rStyle w:val="Strong"/>
-                <w:rFonts w:ascii="微软雅黑" w:eastAsia="微软雅黑" w:hAnsi="微软雅黑" w:cs="微软雅黑" w:hint="default"/>
+                <w:rStyle w:val="23"/>
+                <w:rFonts w:hint="default" w:ascii="微软雅黑" w:hAnsi="微软雅黑" w:eastAsia="微软雅黑" w:cs="微软雅黑"/>
                 <w:b w:val="0"/>
                 <w:bCs/>
                 <w:i w:val="0"/>
@@ -1976,8 +2003,14 @@
       </w:tr>
       <w:tr>
         <w:tblPrEx>
-          <w:tblW w:w="8519" w:type="dxa"/>
-          <w:jc w:val="center"/>
+          <w:tblBorders>
+            <w:top w:val="none" w:color="auto" w:sz="0" w:space="0"/>
+            <w:left w:val="none" w:color="auto" w:sz="0" w:space="0"/>
+            <w:bottom w:val="none" w:color="auto" w:sz="0" w:space="0"/>
+            <w:right w:val="none" w:color="auto" w:sz="0" w:space="0"/>
+            <w:insideH w:val="none" w:color="auto" w:sz="0" w:space="0"/>
+            <w:insideV w:val="none" w:color="auto" w:sz="0" w:space="0"/>
+          </w:tblBorders>
           <w:tblCellMar>
             <w:top w:w="0" w:type="dxa"/>
             <w:left w:w="108" w:type="dxa"/>
@@ -1986,15 +2019,15 @@
           </w:tblCellMar>
         </w:tblPrEx>
         <w:trPr>
-          <w:trHeight w:val="0"/>
+          <w:trHeight w:val="0" w:hRule="atLeast"/>
           <w:jc w:val="center"/>
         </w:trPr>
         <w:tc>
           <w:tcPr>
             <w:tcW w:w="0" w:type="auto"/>
             <w:tcBorders>
-              <w:top w:val="single" w:sz="4" w:space="0" w:color="auto"/>
-              <w:left w:val="single" w:sz="12" w:space="0" w:color="auto"/>
+              <w:top w:val="single" w:color="auto" w:sz="4" w:space="0"/>
+              <w:left w:val="single" w:color="auto" w:sz="12" w:space="0"/>
               <w:bottom w:val="nil"/>
               <w:right w:val="nil"/>
             </w:tcBorders>
@@ -2021,12 +2054,12 @@
               <w:adjustRightInd w:val="0"/>
               <w:snapToGrid w:val="0"/>
               <w:spacing w:line="240" w:lineRule="auto"/>
-              <w:ind w:left="0" w:right="0" w:firstLine="0" w:leftChars="0" w:rightChars="0" w:firstLineChars="0"/>
+              <w:ind w:left="0" w:leftChars="0" w:right="0" w:rightChars="0" w:firstLine="0" w:firstLineChars="0"/>
               <w:jc w:val="center"/>
               <w:textAlignment w:val="baseline"/>
               <w:rPr>
-                <w:rStyle w:val="Strong"/>
-                <w:rFonts w:ascii="微软雅黑" w:eastAsia="微软雅黑" w:hAnsi="微软雅黑" w:cs="微软雅黑" w:hint="default"/>
+                <w:rStyle w:val="23"/>
+                <w:rFonts w:hint="default" w:ascii="微软雅黑" w:hAnsi="微软雅黑" w:eastAsia="微软雅黑" w:cs="微软雅黑"/>
                 <w:b w:val="0"/>
                 <w:bCs/>
                 <w:i w:val="0"/>
@@ -2048,8 +2081,8 @@
           <w:tcPr>
             <w:tcW w:w="0" w:type="auto"/>
             <w:tcBorders>
-              <w:top w:val="single" w:sz="4" w:space="0" w:color="auto"/>
-              <w:left w:val="single" w:sz="4" w:space="0" w:color="auto"/>
+              <w:top w:val="single" w:color="auto" w:sz="4" w:space="0"/>
+              <w:left w:val="single" w:color="auto" w:sz="4" w:space="0"/>
               <w:bottom w:val="nil"/>
               <w:right w:val="nil"/>
             </w:tcBorders>
@@ -2076,12 +2109,12 @@
               <w:adjustRightInd w:val="0"/>
               <w:snapToGrid w:val="0"/>
               <w:spacing w:line="240" w:lineRule="auto"/>
-              <w:ind w:left="0" w:right="0" w:firstLine="0" w:leftChars="0" w:rightChars="0" w:firstLineChars="0"/>
+              <w:ind w:left="0" w:leftChars="0" w:right="0" w:rightChars="0" w:firstLine="0" w:firstLineChars="0"/>
               <w:jc w:val="center"/>
               <w:textAlignment w:val="baseline"/>
               <w:rPr>
-                <w:rStyle w:val="Strong"/>
-                <w:rFonts w:ascii="微软雅黑" w:eastAsia="微软雅黑" w:hAnsi="微软雅黑" w:cs="微软雅黑" w:hint="default"/>
+                <w:rStyle w:val="23"/>
+                <w:rFonts w:hint="default" w:ascii="微软雅黑" w:hAnsi="微软雅黑" w:eastAsia="微软雅黑" w:cs="微软雅黑"/>
                 <w:b w:val="0"/>
                 <w:bCs/>
                 <w:i w:val="0"/>
@@ -2103,8 +2136,8 @@
           <w:tcPr>
             <w:tcW w:w="0" w:type="auto"/>
             <w:tcBorders>
-              <w:top w:val="single" w:sz="4" w:space="0" w:color="auto"/>
-              <w:left w:val="single" w:sz="4" w:space="0" w:color="auto"/>
+              <w:top w:val="single" w:color="auto" w:sz="4" w:space="0"/>
+              <w:left w:val="single" w:color="auto" w:sz="4" w:space="0"/>
               <w:bottom w:val="nil"/>
               <w:right w:val="nil"/>
             </w:tcBorders>
@@ -2131,12 +2164,12 @@
               <w:adjustRightInd w:val="0"/>
               <w:snapToGrid w:val="0"/>
               <w:spacing w:line="240" w:lineRule="auto"/>
-              <w:ind w:left="0" w:right="0" w:firstLine="0" w:leftChars="0" w:rightChars="0" w:firstLineChars="0"/>
+              <w:ind w:left="0" w:leftChars="0" w:right="0" w:rightChars="0" w:firstLine="0" w:firstLineChars="0"/>
               <w:jc w:val="center"/>
               <w:textAlignment w:val="baseline"/>
               <w:rPr>
-                <w:rStyle w:val="Strong"/>
-                <w:rFonts w:ascii="微软雅黑" w:eastAsia="微软雅黑" w:hAnsi="微软雅黑" w:cs="微软雅黑" w:hint="default"/>
+                <w:rStyle w:val="23"/>
+                <w:rFonts w:hint="default" w:ascii="微软雅黑" w:hAnsi="微软雅黑" w:eastAsia="微软雅黑" w:cs="微软雅黑"/>
                 <w:b w:val="0"/>
                 <w:bCs/>
                 <w:i w:val="0"/>
@@ -2158,8 +2191,8 @@
           <w:tcPr>
             <w:tcW w:w="0" w:type="auto"/>
             <w:tcBorders>
-              <w:top w:val="single" w:sz="4" w:space="0" w:color="auto"/>
-              <w:left w:val="single" w:sz="4" w:space="0" w:color="auto"/>
+              <w:top w:val="single" w:color="auto" w:sz="4" w:space="0"/>
+              <w:left w:val="single" w:color="auto" w:sz="4" w:space="0"/>
               <w:bottom w:val="nil"/>
               <w:right w:val="nil"/>
             </w:tcBorders>
@@ -2186,12 +2219,12 @@
               <w:adjustRightInd w:val="0"/>
               <w:snapToGrid w:val="0"/>
               <w:spacing w:line="240" w:lineRule="auto"/>
-              <w:ind w:left="0" w:right="0" w:firstLine="0" w:leftChars="0" w:rightChars="0" w:firstLineChars="0"/>
+              <w:ind w:left="0" w:leftChars="0" w:right="0" w:rightChars="0" w:firstLine="0" w:firstLineChars="0"/>
               <w:jc w:val="center"/>
               <w:textAlignment w:val="baseline"/>
               <w:rPr>
-                <w:rStyle w:val="Strong"/>
-                <w:rFonts w:ascii="微软雅黑" w:eastAsia="微软雅黑" w:hAnsi="微软雅黑" w:cs="微软雅黑" w:hint="default"/>
+                <w:rStyle w:val="23"/>
+                <w:rFonts w:hint="default" w:ascii="微软雅黑" w:hAnsi="微软雅黑" w:eastAsia="微软雅黑" w:cs="微软雅黑"/>
                 <w:b w:val="0"/>
                 <w:bCs/>
                 <w:i w:val="0"/>
@@ -2213,10 +2246,10 @@
           <w:tcPr>
             <w:tcW w:w="1205" w:type="dxa"/>
             <w:tcBorders>
-              <w:top w:val="single" w:sz="4" w:space="0" w:color="auto"/>
-              <w:left w:val="single" w:sz="4" w:space="0" w:color="auto"/>
+              <w:top w:val="single" w:color="auto" w:sz="4" w:space="0"/>
+              <w:left w:val="single" w:color="auto" w:sz="4" w:space="0"/>
               <w:bottom w:val="nil"/>
-              <w:right w:val="single" w:sz="12" w:space="0" w:color="auto"/>
+              <w:right w:val="single" w:color="auto" w:sz="12" w:space="0"/>
             </w:tcBorders>
             <w:tcMar>
               <w:top w:w="-1" w:type="dxa"/>
@@ -2241,12 +2274,12 @@
               <w:adjustRightInd w:val="0"/>
               <w:snapToGrid w:val="0"/>
               <w:spacing w:line="240" w:lineRule="auto"/>
-              <w:ind w:left="0" w:right="0" w:firstLine="0" w:leftChars="0" w:rightChars="0" w:firstLineChars="0"/>
+              <w:ind w:left="0" w:leftChars="0" w:right="0" w:rightChars="0" w:firstLine="0" w:firstLineChars="0"/>
               <w:jc w:val="center"/>
               <w:textAlignment w:val="baseline"/>
               <w:rPr>
-                <w:rStyle w:val="Strong"/>
-                <w:rFonts w:ascii="微软雅黑" w:eastAsia="微软雅黑" w:hAnsi="微软雅黑" w:cs="微软雅黑" w:hint="default"/>
+                <w:rStyle w:val="23"/>
+                <w:rFonts w:hint="default" w:ascii="微软雅黑" w:hAnsi="微软雅黑" w:eastAsia="微软雅黑" w:cs="微软雅黑"/>
                 <w:b w:val="0"/>
                 <w:bCs/>
                 <w:i w:val="0"/>
@@ -2267,8 +2300,14 @@
       </w:tr>
       <w:tr>
         <w:tblPrEx>
-          <w:tblW w:w="8519" w:type="dxa"/>
-          <w:jc w:val="center"/>
+          <w:tblBorders>
+            <w:top w:val="none" w:color="auto" w:sz="0" w:space="0"/>
+            <w:left w:val="none" w:color="auto" w:sz="0" w:space="0"/>
+            <w:bottom w:val="none" w:color="auto" w:sz="0" w:space="0"/>
+            <w:right w:val="none" w:color="auto" w:sz="0" w:space="0"/>
+            <w:insideH w:val="none" w:color="auto" w:sz="0" w:space="0"/>
+            <w:insideV w:val="none" w:color="auto" w:sz="0" w:space="0"/>
+          </w:tblBorders>
           <w:tblCellMar>
             <w:top w:w="0" w:type="dxa"/>
             <w:left w:w="108" w:type="dxa"/>
@@ -2277,15 +2316,15 @@
           </w:tblCellMar>
         </w:tblPrEx>
         <w:trPr>
-          <w:trHeight w:val="0"/>
+          <w:trHeight w:val="0" w:hRule="atLeast"/>
           <w:jc w:val="center"/>
         </w:trPr>
         <w:tc>
           <w:tcPr>
             <w:tcW w:w="0" w:type="auto"/>
             <w:tcBorders>
-              <w:top w:val="single" w:sz="4" w:space="0" w:color="auto"/>
-              <w:left w:val="single" w:sz="12" w:space="0" w:color="auto"/>
+              <w:top w:val="single" w:color="auto" w:sz="4" w:space="0"/>
+              <w:left w:val="single" w:color="auto" w:sz="12" w:space="0"/>
               <w:bottom w:val="nil"/>
               <w:right w:val="nil"/>
             </w:tcBorders>
@@ -2312,12 +2351,12 @@
               <w:adjustRightInd w:val="0"/>
               <w:snapToGrid w:val="0"/>
               <w:spacing w:line="240" w:lineRule="auto"/>
-              <w:ind w:left="0" w:right="0" w:firstLine="0" w:leftChars="0" w:rightChars="0" w:firstLineChars="0"/>
+              <w:ind w:left="0" w:leftChars="0" w:right="0" w:rightChars="0" w:firstLine="0" w:firstLineChars="0"/>
               <w:jc w:val="center"/>
               <w:textAlignment w:val="baseline"/>
               <w:rPr>
-                <w:rStyle w:val="Strong"/>
-                <w:rFonts w:ascii="微软雅黑" w:eastAsia="微软雅黑" w:hAnsi="微软雅黑" w:cs="微软雅黑" w:hint="default"/>
+                <w:rStyle w:val="23"/>
+                <w:rFonts w:hint="default" w:ascii="微软雅黑" w:hAnsi="微软雅黑" w:eastAsia="微软雅黑" w:cs="微软雅黑"/>
                 <w:b w:val="0"/>
                 <w:bCs/>
                 <w:i w:val="0"/>
@@ -2339,8 +2378,8 @@
           <w:tcPr>
             <w:tcW w:w="0" w:type="auto"/>
             <w:tcBorders>
-              <w:top w:val="single" w:sz="4" w:space="0" w:color="auto"/>
-              <w:left w:val="single" w:sz="4" w:space="0" w:color="auto"/>
+              <w:top w:val="single" w:color="auto" w:sz="4" w:space="0"/>
+              <w:left w:val="single" w:color="auto" w:sz="4" w:space="0"/>
               <w:bottom w:val="nil"/>
               <w:right w:val="nil"/>
             </w:tcBorders>
@@ -2367,12 +2406,12 @@
               <w:adjustRightInd w:val="0"/>
               <w:snapToGrid w:val="0"/>
               <w:spacing w:line="240" w:lineRule="auto"/>
-              <w:ind w:left="0" w:right="0" w:firstLine="0" w:leftChars="0" w:rightChars="0" w:firstLineChars="0"/>
+              <w:ind w:left="0" w:leftChars="0" w:right="0" w:rightChars="0" w:firstLine="0" w:firstLineChars="0"/>
               <w:jc w:val="center"/>
               <w:textAlignment w:val="baseline"/>
               <w:rPr>
-                <w:rStyle w:val="Strong"/>
-                <w:rFonts w:ascii="微软雅黑" w:eastAsia="微软雅黑" w:hAnsi="微软雅黑" w:cs="微软雅黑" w:hint="default"/>
+                <w:rStyle w:val="23"/>
+                <w:rFonts w:hint="default" w:ascii="微软雅黑" w:hAnsi="微软雅黑" w:eastAsia="微软雅黑" w:cs="微软雅黑"/>
                 <w:b w:val="0"/>
                 <w:bCs/>
                 <w:i w:val="0"/>
@@ -2394,8 +2433,8 @@
           <w:tcPr>
             <w:tcW w:w="0" w:type="auto"/>
             <w:tcBorders>
-              <w:top w:val="single" w:sz="4" w:space="0" w:color="auto"/>
-              <w:left w:val="single" w:sz="4" w:space="0" w:color="auto"/>
+              <w:top w:val="single" w:color="auto" w:sz="4" w:space="0"/>
+              <w:left w:val="single" w:color="auto" w:sz="4" w:space="0"/>
               <w:bottom w:val="nil"/>
               <w:right w:val="nil"/>
             </w:tcBorders>
@@ -2422,12 +2461,12 @@
               <w:adjustRightInd w:val="0"/>
               <w:snapToGrid w:val="0"/>
               <w:spacing w:line="240" w:lineRule="auto"/>
-              <w:ind w:left="0" w:right="0" w:firstLine="0" w:leftChars="0" w:rightChars="0" w:firstLineChars="0"/>
+              <w:ind w:left="0" w:leftChars="0" w:right="0" w:rightChars="0" w:firstLine="0" w:firstLineChars="0"/>
               <w:jc w:val="center"/>
               <w:textAlignment w:val="baseline"/>
               <w:rPr>
-                <w:rStyle w:val="Strong"/>
-                <w:rFonts w:ascii="微软雅黑" w:eastAsia="微软雅黑" w:hAnsi="微软雅黑" w:cs="微软雅黑" w:hint="default"/>
+                <w:rStyle w:val="23"/>
+                <w:rFonts w:hint="default" w:ascii="微软雅黑" w:hAnsi="微软雅黑" w:eastAsia="微软雅黑" w:cs="微软雅黑"/>
                 <w:b w:val="0"/>
                 <w:bCs/>
                 <w:i w:val="0"/>
@@ -2449,8 +2488,8 @@
           <w:tcPr>
             <w:tcW w:w="0" w:type="auto"/>
             <w:tcBorders>
-              <w:top w:val="single" w:sz="4" w:space="0" w:color="auto"/>
-              <w:left w:val="single" w:sz="4" w:space="0" w:color="auto"/>
+              <w:top w:val="single" w:color="auto" w:sz="4" w:space="0"/>
+              <w:left w:val="single" w:color="auto" w:sz="4" w:space="0"/>
               <w:bottom w:val="nil"/>
               <w:right w:val="nil"/>
             </w:tcBorders>
@@ -2477,12 +2516,12 @@
               <w:adjustRightInd w:val="0"/>
               <w:snapToGrid w:val="0"/>
               <w:spacing w:line="240" w:lineRule="auto"/>
-              <w:ind w:left="0" w:right="0" w:firstLine="0" w:leftChars="0" w:rightChars="0" w:firstLineChars="0"/>
+              <w:ind w:left="0" w:leftChars="0" w:right="0" w:rightChars="0" w:firstLine="0" w:firstLineChars="0"/>
               <w:jc w:val="center"/>
               <w:textAlignment w:val="baseline"/>
               <w:rPr>
-                <w:rStyle w:val="Strong"/>
-                <w:rFonts w:ascii="微软雅黑" w:eastAsia="微软雅黑" w:hAnsi="微软雅黑" w:cs="微软雅黑" w:hint="default"/>
+                <w:rStyle w:val="23"/>
+                <w:rFonts w:hint="default" w:ascii="微软雅黑" w:hAnsi="微软雅黑" w:eastAsia="微软雅黑" w:cs="微软雅黑"/>
                 <w:b w:val="0"/>
                 <w:bCs/>
                 <w:i w:val="0"/>
@@ -2504,10 +2543,10 @@
           <w:tcPr>
             <w:tcW w:w="1205" w:type="dxa"/>
             <w:tcBorders>
-              <w:top w:val="single" w:sz="4" w:space="0" w:color="auto"/>
-              <w:left w:val="single" w:sz="4" w:space="0" w:color="auto"/>
+              <w:top w:val="single" w:color="auto" w:sz="4" w:space="0"/>
+              <w:left w:val="single" w:color="auto" w:sz="4" w:space="0"/>
               <w:bottom w:val="nil"/>
-              <w:right w:val="single" w:sz="12" w:space="0" w:color="auto"/>
+              <w:right w:val="single" w:color="auto" w:sz="12" w:space="0"/>
             </w:tcBorders>
             <w:tcMar>
               <w:top w:w="-1" w:type="dxa"/>
@@ -2532,12 +2571,12 @@
               <w:adjustRightInd w:val="0"/>
               <w:snapToGrid w:val="0"/>
               <w:spacing w:line="240" w:lineRule="auto"/>
-              <w:ind w:left="0" w:right="0" w:firstLine="0" w:leftChars="0" w:rightChars="0" w:firstLineChars="0"/>
+              <w:ind w:left="0" w:leftChars="0" w:right="0" w:rightChars="0" w:firstLine="0" w:firstLineChars="0"/>
               <w:jc w:val="center"/>
               <w:textAlignment w:val="baseline"/>
               <w:rPr>
-                <w:rStyle w:val="Strong"/>
-                <w:rFonts w:ascii="微软雅黑" w:eastAsia="微软雅黑" w:hAnsi="微软雅黑" w:cs="微软雅黑" w:hint="default"/>
+                <w:rStyle w:val="23"/>
+                <w:rFonts w:hint="default" w:ascii="微软雅黑" w:hAnsi="微软雅黑" w:eastAsia="微软雅黑" w:cs="微软雅黑"/>
                 <w:b w:val="0"/>
                 <w:bCs/>
                 <w:i w:val="0"/>
@@ -2558,8 +2597,14 @@
       </w:tr>
       <w:tr>
         <w:tblPrEx>
-          <w:tblW w:w="8519" w:type="dxa"/>
-          <w:jc w:val="center"/>
+          <w:tblBorders>
+            <w:top w:val="none" w:color="auto" w:sz="0" w:space="0"/>
+            <w:left w:val="none" w:color="auto" w:sz="0" w:space="0"/>
+            <w:bottom w:val="none" w:color="auto" w:sz="0" w:space="0"/>
+            <w:right w:val="none" w:color="auto" w:sz="0" w:space="0"/>
+            <w:insideH w:val="none" w:color="auto" w:sz="0" w:space="0"/>
+            <w:insideV w:val="none" w:color="auto" w:sz="0" w:space="0"/>
+          </w:tblBorders>
           <w:tblCellMar>
             <w:top w:w="0" w:type="dxa"/>
             <w:left w:w="108" w:type="dxa"/>
@@ -2568,16 +2613,16 @@
           </w:tblCellMar>
         </w:tblPrEx>
         <w:trPr>
-          <w:trHeight w:val="0"/>
+          <w:trHeight w:val="0" w:hRule="atLeast"/>
           <w:jc w:val="center"/>
         </w:trPr>
         <w:tc>
           <w:tcPr>
             <w:tcW w:w="1621" w:type="dxa"/>
             <w:tcBorders>
-              <w:top w:val="single" w:sz="4" w:space="0" w:color="auto"/>
-              <w:left w:val="single" w:sz="12" w:space="0" w:color="auto"/>
-              <w:bottom w:val="single" w:sz="12" w:space="0" w:color="auto"/>
+              <w:top w:val="single" w:color="auto" w:sz="4" w:space="0"/>
+              <w:left w:val="single" w:color="auto" w:sz="12" w:space="0"/>
+              <w:bottom w:val="single" w:color="auto" w:sz="12" w:space="0"/>
               <w:right w:val="nil"/>
             </w:tcBorders>
             <w:tcMar>
@@ -2603,12 +2648,12 @@
               <w:adjustRightInd w:val="0"/>
               <w:snapToGrid w:val="0"/>
               <w:spacing w:line="240" w:lineRule="auto"/>
-              <w:ind w:left="0" w:right="0" w:firstLine="0" w:leftChars="0" w:rightChars="0" w:firstLineChars="0"/>
+              <w:ind w:left="0" w:leftChars="0" w:right="0" w:rightChars="0" w:firstLine="0" w:firstLineChars="0"/>
               <w:jc w:val="center"/>
               <w:textAlignment w:val="baseline"/>
               <w:rPr>
-                <w:rStyle w:val="Strong"/>
-                <w:rFonts w:ascii="微软雅黑" w:eastAsia="微软雅黑" w:hAnsi="微软雅黑" w:cs="微软雅黑" w:hint="default"/>
+                <w:rStyle w:val="23"/>
+                <w:rFonts w:hint="default" w:ascii="微软雅黑" w:hAnsi="微软雅黑" w:eastAsia="微软雅黑" w:cs="微软雅黑"/>
                 <w:b w:val="0"/>
                 <w:bCs/>
                 <w:i w:val="0"/>
@@ -2630,9 +2675,9 @@
           <w:tcPr>
             <w:tcW w:w="2036" w:type="dxa"/>
             <w:tcBorders>
-              <w:top w:val="single" w:sz="4" w:space="0" w:color="auto"/>
-              <w:left w:val="single" w:sz="4" w:space="0" w:color="auto"/>
-              <w:bottom w:val="single" w:sz="12" w:space="0" w:color="auto"/>
+              <w:top w:val="single" w:color="auto" w:sz="4" w:space="0"/>
+              <w:left w:val="single" w:color="auto" w:sz="4" w:space="0"/>
+              <w:bottom w:val="single" w:color="auto" w:sz="12" w:space="0"/>
               <w:right w:val="nil"/>
             </w:tcBorders>
             <w:tcMar>
@@ -2658,12 +2703,12 @@
               <w:adjustRightInd w:val="0"/>
               <w:snapToGrid w:val="0"/>
               <w:spacing w:line="240" w:lineRule="auto"/>
-              <w:ind w:left="0" w:right="0" w:firstLine="0" w:leftChars="0" w:rightChars="0" w:firstLineChars="0"/>
+              <w:ind w:left="0" w:leftChars="0" w:right="0" w:rightChars="0" w:firstLine="0" w:firstLineChars="0"/>
               <w:jc w:val="center"/>
               <w:textAlignment w:val="baseline"/>
               <w:rPr>
-                <w:rStyle w:val="Strong"/>
-                <w:rFonts w:ascii="微软雅黑" w:eastAsia="微软雅黑" w:hAnsi="微软雅黑" w:cs="微软雅黑" w:hint="default"/>
+                <w:rStyle w:val="23"/>
+                <w:rFonts w:hint="default" w:ascii="微软雅黑" w:hAnsi="微软雅黑" w:eastAsia="微软雅黑" w:cs="微软雅黑"/>
                 <w:b w:val="0"/>
                 <w:bCs/>
                 <w:i w:val="0"/>
@@ -2685,9 +2730,9 @@
           <w:tcPr>
             <w:tcW w:w="1621" w:type="dxa"/>
             <w:tcBorders>
-              <w:top w:val="single" w:sz="4" w:space="0" w:color="auto"/>
-              <w:left w:val="single" w:sz="4" w:space="0" w:color="auto"/>
-              <w:bottom w:val="single" w:sz="12" w:space="0" w:color="auto"/>
+              <w:top w:val="single" w:color="auto" w:sz="4" w:space="0"/>
+              <w:left w:val="single" w:color="auto" w:sz="4" w:space="0"/>
+              <w:bottom w:val="single" w:color="auto" w:sz="12" w:space="0"/>
               <w:right w:val="nil"/>
             </w:tcBorders>
             <w:tcMar>
@@ -2713,12 +2758,12 @@
               <w:adjustRightInd w:val="0"/>
               <w:snapToGrid w:val="0"/>
               <w:spacing w:line="240" w:lineRule="auto"/>
-              <w:ind w:left="0" w:right="0" w:firstLine="0" w:leftChars="0" w:rightChars="0" w:firstLineChars="0"/>
+              <w:ind w:left="0" w:leftChars="0" w:right="0" w:rightChars="0" w:firstLine="0" w:firstLineChars="0"/>
               <w:jc w:val="center"/>
               <w:textAlignment w:val="baseline"/>
               <w:rPr>
-                <w:rStyle w:val="Strong"/>
-                <w:rFonts w:ascii="微软雅黑" w:eastAsia="微软雅黑" w:hAnsi="微软雅黑" w:cs="微软雅黑" w:hint="default"/>
+                <w:rStyle w:val="23"/>
+                <w:rFonts w:hint="default" w:ascii="微软雅黑" w:hAnsi="微软雅黑" w:eastAsia="微软雅黑" w:cs="微软雅黑"/>
                 <w:b w:val="0"/>
                 <w:bCs/>
                 <w:i w:val="0"/>
@@ -2740,9 +2785,9 @@
           <w:tcPr>
             <w:tcW w:w="2036" w:type="dxa"/>
             <w:tcBorders>
-              <w:top w:val="single" w:sz="4" w:space="0" w:color="auto"/>
-              <w:left w:val="single" w:sz="4" w:space="0" w:color="auto"/>
-              <w:bottom w:val="single" w:sz="12" w:space="0" w:color="auto"/>
+              <w:top w:val="single" w:color="auto" w:sz="4" w:space="0"/>
+              <w:left w:val="single" w:color="auto" w:sz="4" w:space="0"/>
+              <w:bottom w:val="single" w:color="auto" w:sz="12" w:space="0"/>
               <w:right w:val="nil"/>
             </w:tcBorders>
             <w:tcMar>
@@ -2768,12 +2813,12 @@
               <w:adjustRightInd w:val="0"/>
               <w:snapToGrid w:val="0"/>
               <w:spacing w:line="240" w:lineRule="auto"/>
-              <w:ind w:left="0" w:right="0" w:firstLine="0" w:leftChars="0" w:rightChars="0" w:firstLineChars="0"/>
+              <w:ind w:left="0" w:leftChars="0" w:right="0" w:rightChars="0" w:firstLine="0" w:firstLineChars="0"/>
               <w:jc w:val="center"/>
               <w:textAlignment w:val="baseline"/>
               <w:rPr>
-                <w:rStyle w:val="Strong"/>
-                <w:rFonts w:ascii="微软雅黑" w:eastAsia="微软雅黑" w:hAnsi="微软雅黑" w:cs="微软雅黑" w:hint="default"/>
+                <w:rStyle w:val="23"/>
+                <w:rFonts w:hint="default" w:ascii="微软雅黑" w:hAnsi="微软雅黑" w:eastAsia="微软雅黑" w:cs="微软雅黑"/>
                 <w:b w:val="0"/>
                 <w:bCs/>
                 <w:i w:val="0"/>
@@ -2795,10 +2840,10 @@
           <w:tcPr>
             <w:tcW w:w="1205" w:type="dxa"/>
             <w:tcBorders>
-              <w:top w:val="single" w:sz="4" w:space="0" w:color="auto"/>
-              <w:left w:val="single" w:sz="4" w:space="0" w:color="auto"/>
-              <w:bottom w:val="single" w:sz="12" w:space="0" w:color="auto"/>
-              <w:right w:val="single" w:sz="12" w:space="0" w:color="auto"/>
+              <w:top w:val="single" w:color="auto" w:sz="4" w:space="0"/>
+              <w:left w:val="single" w:color="auto" w:sz="4" w:space="0"/>
+              <w:bottom w:val="single" w:color="auto" w:sz="12" w:space="0"/>
+              <w:right w:val="single" w:color="auto" w:sz="12" w:space="0"/>
             </w:tcBorders>
             <w:tcMar>
               <w:top w:w="-1" w:type="dxa"/>
@@ -2823,12 +2868,12 @@
               <w:adjustRightInd w:val="0"/>
               <w:snapToGrid w:val="0"/>
               <w:spacing w:line="240" w:lineRule="auto"/>
-              <w:ind w:left="0" w:right="0" w:firstLine="0" w:leftChars="0" w:rightChars="0" w:firstLineChars="0"/>
+              <w:ind w:left="0" w:leftChars="0" w:right="0" w:rightChars="0" w:firstLine="0" w:firstLineChars="0"/>
               <w:jc w:val="center"/>
               <w:textAlignment w:val="baseline"/>
               <w:rPr>
-                <w:rStyle w:val="Strong"/>
-                <w:rFonts w:ascii="微软雅黑" w:eastAsia="微软雅黑" w:hAnsi="微软雅黑" w:cs="微软雅黑" w:hint="default"/>
+                <w:rStyle w:val="23"/>
+                <w:rFonts w:hint="default" w:ascii="微软雅黑" w:hAnsi="微软雅黑" w:eastAsia="微软雅黑" w:cs="微软雅黑"/>
                 <w:b w:val="0"/>
                 <w:bCs/>
                 <w:i w:val="0"/>
@@ -2866,8 +2911,8 @@
       </w:pPr>
       <w:r>
         <w:rPr>
-          <w:rStyle w:val="Strong"/>
-          <w:rFonts w:ascii="微软雅黑" w:eastAsia="微软雅黑" w:hAnsi="微软雅黑" w:cs="微软雅黑" w:hint="default"/>
+          <w:rStyle w:val="23"/>
+          <w:rFonts w:hint="default" w:ascii="微软雅黑" w:hAnsi="微软雅黑" w:eastAsia="微软雅黑" w:cs="微软雅黑"/>
           <w:b w:val="0"/>
           <w:bCs/>
           <w:i w:val="0"/>
@@ -2887,7 +2932,7 @@
     <w:sdt>
       <w:sdtPr>
         <w:rPr>
-          <w:rFonts w:ascii="宋体" w:eastAsia="宋体" w:hAnsi="宋体" w:cs="Arial"/>
+          <w:rFonts w:ascii="宋体" w:hAnsi="宋体" w:eastAsia="宋体" w:cs="Arial"/>
           <w:snapToGrid w:val="0"/>
           <w:color w:val="000000"/>
           <w:kern w:val="0"/>
@@ -2903,7 +2948,7 @@
       </w:sdtPr>
       <w:sdtEndPr>
         <w:rPr>
-          <w:rFonts w:ascii="宋体" w:eastAsia="宋体" w:hAnsi="宋体" w:cs="Arial"/>
+          <w:rFonts w:ascii="宋体" w:hAnsi="宋体" w:eastAsia="宋体" w:cs="Arial"/>
           <w:snapToGrid w:val="0"/>
           <w:color w:val="000000"/>
           <w:kern w:val="0"/>
@@ -2916,13 +2961,13 @@
         <w:p>
           <w:pPr>
             <w:spacing w:before="0" w:beforeLines="0" w:after="0" w:afterLines="0" w:line="240" w:lineRule="auto"/>
-            <w:ind w:left="0" w:right="0" w:firstLine="0" w:leftChars="0" w:rightChars="0" w:firstLineChars="0"/>
+            <w:ind w:left="0" w:leftChars="0" w:right="0" w:rightChars="0" w:firstLine="0" w:firstLineChars="0"/>
             <w:jc w:val="center"/>
           </w:pPr>
           <w:bookmarkStart w:id="1" w:name="heading_2"/>
           <w:r>
             <w:rPr>
-              <w:rFonts w:ascii="宋体" w:eastAsia="宋体" w:hAnsi="宋体"/>
+              <w:rFonts w:ascii="宋体" w:hAnsi="宋体" w:eastAsia="宋体"/>
               <w:sz w:val="21"/>
             </w:rPr>
             <w:t>目录</w:t>
@@ -2930,11 +2975,13 @@
         </w:p>
         <w:p>
           <w:pPr>
-            <w:pStyle w:val="TOC1"/>
+            <w:pStyle w:val="16"/>
             <w:tabs>
               <w:tab w:val="right" w:leader="dot" w:pos="8306"/>
             </w:tabs>
           </w:pPr>
+          <w:bookmarkStart w:id="21" w:name="_GoBack"/>
+          <w:bookmarkEnd w:id="21"/>
           <w:r>
             <w:fldChar w:fldCharType="begin"/>
           </w:r>
@@ -2948,7 +2995,7 @@
             <w:fldChar w:fldCharType="begin"/>
           </w:r>
           <w:r>
-            <w:instrText xml:space="preserve"> HYPERLINK \l _Toc22225 </w:instrText>
+            <w:instrText xml:space="preserve"> HYPERLINK \l _Toc28668 </w:instrText>
           </w:r>
           <w:r>
             <w:fldChar w:fldCharType="separate"/>
@@ -2969,7 +3016,7 @@
             <w:fldChar w:fldCharType="begin"/>
           </w:r>
           <w:r>
-            <w:instrText xml:space="preserve"> PAGEREF _Toc22225 \h </w:instrText>
+            <w:instrText xml:space="preserve"> PAGEREF _Toc28668 \h </w:instrText>
           </w:r>
           <w:r>
             <w:fldChar w:fldCharType="separate"/>
@@ -2986,7 +3033,7 @@
         </w:p>
         <w:p>
           <w:pPr>
-            <w:pStyle w:val="TOC1"/>
+            <w:pStyle w:val="16"/>
             <w:tabs>
               <w:tab w:val="right" w:leader="dot" w:pos="8306"/>
             </w:tabs>
@@ -2995,7 +3042,7 @@
             <w:fldChar w:fldCharType="begin"/>
           </w:r>
           <w:r>
-            <w:instrText xml:space="preserve"> HYPERLINK \l _Toc15538 </w:instrText>
+            <w:instrText xml:space="preserve"> HYPERLINK \l _Toc24665 </w:instrText>
           </w:r>
           <w:r>
             <w:fldChar w:fldCharType="separate"/>
@@ -3016,7 +3063,7 @@
             <w:fldChar w:fldCharType="begin"/>
           </w:r>
           <w:r>
-            <w:instrText xml:space="preserve"> PAGEREF _Toc15538 \h </w:instrText>
+            <w:instrText xml:space="preserve"> PAGEREF _Toc24665 \h </w:instrText>
           </w:r>
           <w:r>
             <w:fldChar w:fldCharType="separate"/>
@@ -3033,7 +3080,7 @@
         </w:p>
         <w:p>
           <w:pPr>
-            <w:pStyle w:val="TOC1"/>
+            <w:pStyle w:val="16"/>
             <w:tabs>
               <w:tab w:val="right" w:leader="dot" w:pos="8306"/>
             </w:tabs>
@@ -3042,7 +3089,7 @@
             <w:fldChar w:fldCharType="begin"/>
           </w:r>
           <w:r>
-            <w:instrText xml:space="preserve"> HYPERLINK \l _Toc901 </w:instrText>
+            <w:instrText xml:space="preserve"> HYPERLINK \l _Toc14699 </w:instrText>
           </w:r>
           <w:r>
             <w:fldChar w:fldCharType="separate"/>
@@ -3063,7 +3110,7 @@
             <w:fldChar w:fldCharType="begin"/>
           </w:r>
           <w:r>
-            <w:instrText xml:space="preserve"> PAGEREF _Toc901 \h </w:instrText>
+            <w:instrText xml:space="preserve"> PAGEREF _Toc14699 \h </w:instrText>
           </w:r>
           <w:r>
             <w:fldChar w:fldCharType="separate"/>
@@ -3080,7 +3127,7 @@
         </w:p>
         <w:p>
           <w:pPr>
-            <w:pStyle w:val="TOC1"/>
+            <w:pStyle w:val="16"/>
             <w:tabs>
               <w:tab w:val="right" w:leader="dot" w:pos="8306"/>
             </w:tabs>
@@ -3089,7 +3136,7 @@
             <w:fldChar w:fldCharType="begin"/>
           </w:r>
           <w:r>
-            <w:instrText xml:space="preserve"> HYPERLINK \l _Toc14295 </w:instrText>
+            <w:instrText xml:space="preserve"> HYPERLINK \l _Toc10408 </w:instrText>
           </w:r>
           <w:r>
             <w:fldChar w:fldCharType="separate"/>
@@ -3110,7 +3157,7 @@
             <w:fldChar w:fldCharType="begin"/>
           </w:r>
           <w:r>
-            <w:instrText xml:space="preserve"> PAGEREF _Toc14295 \h </w:instrText>
+            <w:instrText xml:space="preserve"> PAGEREF _Toc10408 \h </w:instrText>
           </w:r>
           <w:r>
             <w:fldChar w:fldCharType="separate"/>
@@ -3127,7 +3174,7 @@
         </w:p>
         <w:p>
           <w:pPr>
-            <w:pStyle w:val="TOC1"/>
+            <w:pStyle w:val="16"/>
             <w:tabs>
               <w:tab w:val="right" w:leader="dot" w:pos="8306"/>
             </w:tabs>
@@ -3136,7 +3183,7 @@
             <w:fldChar w:fldCharType="begin"/>
           </w:r>
           <w:r>
-            <w:instrText xml:space="preserve"> HYPERLINK \l _Toc27118 </w:instrText>
+            <w:instrText xml:space="preserve"> HYPERLINK \l _Toc16581 </w:instrText>
           </w:r>
           <w:r>
             <w:fldChar w:fldCharType="separate"/>
@@ -3157,7 +3204,7 @@
             <w:fldChar w:fldCharType="begin"/>
           </w:r>
           <w:r>
-            <w:instrText xml:space="preserve"> PAGEREF _Toc27118 \h </w:instrText>
+            <w:instrText xml:space="preserve"> PAGEREF _Toc16581 \h </w:instrText>
           </w:r>
           <w:r>
             <w:fldChar w:fldCharType="separate"/>
@@ -3174,7 +3221,7 @@
         </w:p>
         <w:p>
           <w:pPr>
-            <w:pStyle w:val="TOC1"/>
+            <w:pStyle w:val="16"/>
             <w:tabs>
               <w:tab w:val="right" w:leader="dot" w:pos="8306"/>
             </w:tabs>
@@ -3183,7 +3230,7 @@
             <w:fldChar w:fldCharType="begin"/>
           </w:r>
           <w:r>
-            <w:instrText xml:space="preserve"> HYPERLINK \l _Toc27186 </w:instrText>
+            <w:instrText xml:space="preserve"> HYPERLINK \l _Toc1886 </w:instrText>
           </w:r>
           <w:r>
             <w:fldChar w:fldCharType="separate"/>
@@ -3204,7 +3251,7 @@
             <w:fldChar w:fldCharType="begin"/>
           </w:r>
           <w:r>
-            <w:instrText xml:space="preserve"> PAGEREF _Toc27186 \h </w:instrText>
+            <w:instrText xml:space="preserve"> PAGEREF _Toc1886 \h </w:instrText>
           </w:r>
           <w:r>
             <w:fldChar w:fldCharType="separate"/>
@@ -3221,7 +3268,7 @@
         </w:p>
         <w:p>
           <w:pPr>
-            <w:pStyle w:val="TOC2"/>
+            <w:pStyle w:val="17"/>
             <w:tabs>
               <w:tab w:val="right" w:leader="dot" w:pos="8306"/>
             </w:tabs>
@@ -3230,7 +3277,7 @@
             <w:fldChar w:fldCharType="begin"/>
           </w:r>
           <w:r>
-            <w:instrText xml:space="preserve"> HYPERLINK \l _Toc23228 </w:instrText>
+            <w:instrText xml:space="preserve"> HYPERLINK \l _Toc1397 </w:instrText>
           </w:r>
           <w:r>
             <w:fldChar w:fldCharType="separate"/>
@@ -3251,7 +3298,7 @@
             <w:fldChar w:fldCharType="begin"/>
           </w:r>
           <w:r>
-            <w:instrText xml:space="preserve"> PAGEREF _Toc23228 \h </w:instrText>
+            <w:instrText xml:space="preserve"> PAGEREF _Toc1397 \h </w:instrText>
           </w:r>
           <w:r>
             <w:fldChar w:fldCharType="separate"/>
@@ -3268,7 +3315,7 @@
         </w:p>
         <w:p>
           <w:pPr>
-            <w:pStyle w:val="TOC2"/>
+            <w:pStyle w:val="17"/>
             <w:tabs>
               <w:tab w:val="right" w:leader="dot" w:pos="8306"/>
             </w:tabs>
@@ -3277,7 +3324,7 @@
             <w:fldChar w:fldCharType="begin"/>
           </w:r>
           <w:r>
-            <w:instrText xml:space="preserve"> HYPERLINK \l _Toc22092 </w:instrText>
+            <w:instrText xml:space="preserve"> HYPERLINK \l _Toc22909 </w:instrText>
           </w:r>
           <w:r>
             <w:fldChar w:fldCharType="separate"/>
@@ -3298,7 +3345,7 @@
             <w:fldChar w:fldCharType="begin"/>
           </w:r>
           <w:r>
-            <w:instrText xml:space="preserve"> PAGEREF _Toc22092 \h </w:instrText>
+            <w:instrText xml:space="preserve"> PAGEREF _Toc22909 \h </w:instrText>
           </w:r>
           <w:r>
             <w:fldChar w:fldCharType="separate"/>
@@ -3315,7 +3362,7 @@
         </w:p>
         <w:p>
           <w:pPr>
-            <w:pStyle w:val="TOC1"/>
+            <w:pStyle w:val="16"/>
             <w:tabs>
               <w:tab w:val="right" w:leader="dot" w:pos="8306"/>
             </w:tabs>
@@ -3324,7 +3371,7 @@
             <w:fldChar w:fldCharType="begin"/>
           </w:r>
           <w:r>
-            <w:instrText xml:space="preserve"> HYPERLINK \l _Toc22662 </w:instrText>
+            <w:instrText xml:space="preserve"> HYPERLINK \l _Toc26280 </w:instrText>
           </w:r>
           <w:r>
             <w:fldChar w:fldCharType="separate"/>
@@ -3345,7 +3392,7 @@
             <w:fldChar w:fldCharType="begin"/>
           </w:r>
           <w:r>
-            <w:instrText xml:space="preserve"> PAGEREF _Toc22662 \h </w:instrText>
+            <w:instrText xml:space="preserve"> PAGEREF _Toc26280 \h </w:instrText>
           </w:r>
           <w:r>
             <w:fldChar w:fldCharType="separate"/>
@@ -3362,7 +3409,7 @@
         </w:p>
         <w:p>
           <w:pPr>
-            <w:pStyle w:val="TOC1"/>
+            <w:pStyle w:val="16"/>
             <w:tabs>
               <w:tab w:val="right" w:leader="dot" w:pos="8306"/>
             </w:tabs>
@@ -3371,7 +3418,7 @@
             <w:fldChar w:fldCharType="begin"/>
           </w:r>
           <w:r>
-            <w:instrText xml:space="preserve"> HYPERLINK \l _Toc7625 </w:instrText>
+            <w:instrText xml:space="preserve"> HYPERLINK \l _Toc1746 </w:instrText>
           </w:r>
           <w:r>
             <w:fldChar w:fldCharType="separate"/>
@@ -3392,7 +3439,7 @@
             <w:fldChar w:fldCharType="begin"/>
           </w:r>
           <w:r>
-            <w:instrText xml:space="preserve"> PAGEREF _Toc7625 \h </w:instrText>
+            <w:instrText xml:space="preserve"> PAGEREF _Toc1746 \h </w:instrText>
           </w:r>
           <w:r>
             <w:fldChar w:fldCharType="separate"/>
@@ -3417,7 +3464,7 @@
     <w:p/>
     <w:p>
       <w:pPr>
-        <w:pStyle w:val="a1"/>
+        <w:pStyle w:val="29"/>
         <w:bidi w:val="0"/>
       </w:pPr>
       <w:r>
@@ -3426,14 +3473,14 @@
     </w:p>
     <w:p>
       <w:pPr>
-        <w:pStyle w:val="1"/>
+        <w:pStyle w:val="28"/>
         <w:numPr>
           <w:ilvl w:val="0"/>
           <w:numId w:val="2"/>
         </w:numPr>
         <w:bidi w:val="0"/>
       </w:pPr>
-      <w:bookmarkStart w:id="2" w:name="_Toc22225"/>
+      <w:bookmarkStart w:id="2" w:name="_Toc28668"/>
       <w:r>
         <w:t>审核目的</w:t>
       </w:r>
@@ -3442,7 +3489,7 @@
     </w:p>
     <w:p>
       <w:pPr>
-        <w:pStyle w:val="a1"/>
+        <w:pStyle w:val="29"/>
         <w:bidi w:val="0"/>
       </w:pPr>
       <w:r>
@@ -3451,7 +3498,7 @@
     </w:p>
     <w:p>
       <w:pPr>
-        <w:pStyle w:val="1"/>
+        <w:pStyle w:val="28"/>
         <w:numPr>
           <w:ilvl w:val="0"/>
           <w:numId w:val="2"/>
@@ -3459,7 +3506,7 @@
         <w:bidi w:val="0"/>
       </w:pPr>
       <w:bookmarkStart w:id="3" w:name="heading_3"/>
-      <w:bookmarkStart w:id="4" w:name="_Toc15538"/>
+      <w:bookmarkStart w:id="4" w:name="_Toc24665"/>
       <w:r>
         <w:t>审核准则</w:t>
       </w:r>
@@ -3468,13 +3515,13 @@
     </w:p>
     <w:p>
       <w:pPr>
-        <w:pStyle w:val="a3"/>
+        <w:pStyle w:val="40"/>
         <w:numPr>
           <w:ilvl w:val="0"/>
           <w:numId w:val="3"/>
         </w:numPr>
         <w:bidi w:val="0"/>
-        <w:ind w:left="425" w:hanging="425" w:leftChars="0" w:firstLineChars="0"/>
+        <w:ind w:left="425" w:leftChars="0" w:hanging="425" w:firstLineChars="0"/>
       </w:pPr>
       <w:r>
         <w:t>相关法律法规、行业标准和客户服务要求</w:t>
@@ -3482,13 +3529,13 @@
     </w:p>
     <w:p>
       <w:pPr>
-        <w:pStyle w:val="a3"/>
+        <w:pStyle w:val="40"/>
         <w:numPr>
           <w:ilvl w:val="0"/>
           <w:numId w:val="3"/>
         </w:numPr>
         <w:bidi w:val="0"/>
-        <w:ind w:left="425" w:hanging="425" w:leftChars="0" w:firstLineChars="0"/>
+        <w:ind w:left="425" w:leftChars="0" w:hanging="425" w:firstLineChars="0"/>
       </w:pPr>
       <w:r>
         <w:t>公司运维服务体系文件和关键指标</w:t>
@@ -3496,13 +3543,13 @@
     </w:p>
     <w:p>
       <w:pPr>
-        <w:pStyle w:val="a3"/>
+        <w:pStyle w:val="40"/>
         <w:numPr>
           <w:ilvl w:val="0"/>
           <w:numId w:val="3"/>
         </w:numPr>
         <w:bidi w:val="0"/>
-        <w:ind w:left="425" w:hanging="425" w:leftChars="0" w:firstLineChars="0"/>
+        <w:ind w:left="425" w:leftChars="0" w:hanging="425" w:firstLineChars="0"/>
       </w:pPr>
       <w:r>
         <w:rPr>
@@ -3514,13 +3561,13 @@
     </w:p>
     <w:p>
       <w:pPr>
-        <w:pStyle w:val="a3"/>
+        <w:pStyle w:val="40"/>
         <w:numPr>
           <w:ilvl w:val="0"/>
           <w:numId w:val="3"/>
         </w:numPr>
         <w:bidi w:val="0"/>
-        <w:ind w:left="425" w:hanging="425" w:leftChars="0" w:firstLineChars="0"/>
+        <w:ind w:left="425" w:leftChars="0" w:hanging="425" w:firstLineChars="0"/>
       </w:pPr>
       <w:r>
         <w:t>GB/T 28827.1-2022《信息技术服务 运行维护 第1部分：通用要求》</w:t>
@@ -3528,7 +3575,7 @@
     </w:p>
     <w:p>
       <w:pPr>
-        <w:pStyle w:val="1"/>
+        <w:pStyle w:val="28"/>
         <w:numPr>
           <w:ilvl w:val="0"/>
           <w:numId w:val="2"/>
@@ -3536,7 +3583,7 @@
         <w:bidi w:val="0"/>
       </w:pPr>
       <w:bookmarkStart w:id="5" w:name="heading_4"/>
-      <w:bookmarkStart w:id="6" w:name="_Toc901"/>
+      <w:bookmarkStart w:id="6" w:name="_Toc14699"/>
       <w:r>
         <w:t>审核范围</w:t>
       </w:r>
@@ -3545,7 +3592,7 @@
     </w:p>
     <w:p>
       <w:pPr>
-        <w:pStyle w:val="a1"/>
+        <w:pStyle w:val="29"/>
         <w:bidi w:val="0"/>
       </w:pPr>
       <w:r>
@@ -3571,7 +3618,7 @@
     </w:p>
     <w:p>
       <w:pPr>
-        <w:pStyle w:val="1"/>
+        <w:pStyle w:val="28"/>
         <w:numPr>
           <w:ilvl w:val="0"/>
           <w:numId w:val="2"/>
@@ -3579,7 +3626,7 @@
         <w:bidi w:val="0"/>
       </w:pPr>
       <w:bookmarkStart w:id="7" w:name="heading_5"/>
-      <w:bookmarkStart w:id="8" w:name="_Toc14295"/>
+      <w:bookmarkStart w:id="8" w:name="_Toc10408"/>
       <w:r>
         <w:t>审核时间</w:t>
       </w:r>
@@ -3588,7 +3635,7 @@
     </w:p>
     <w:p>
       <w:pPr>
-        <w:pStyle w:val="a1"/>
+        <w:pStyle w:val="29"/>
         <w:bidi w:val="0"/>
       </w:pPr>
       <w:r>
@@ -3617,7 +3664,7 @@
     </w:p>
     <w:p>
       <w:pPr>
-        <w:pStyle w:val="1"/>
+        <w:pStyle w:val="28"/>
         <w:numPr>
           <w:ilvl w:val="0"/>
           <w:numId w:val="2"/>
@@ -3625,7 +3672,7 @@
         <w:bidi w:val="0"/>
       </w:pPr>
       <w:bookmarkStart w:id="9" w:name="heading_6"/>
-      <w:bookmarkStart w:id="10" w:name="_Toc27118"/>
+      <w:bookmarkStart w:id="10" w:name="_Toc16581"/>
       <w:r>
         <w:t>审核组成员</w:t>
       </w:r>
@@ -3634,17 +3681,18 @@
     </w:p>
     <w:tbl>
       <w:tblPr>
-        <w:tblStyle w:val="TableNormal"/>
+        <w:tblStyle w:val="20"/>
         <w:tblW w:w="8522" w:type="dxa"/>
         <w:jc w:val="center"/>
         <w:tblBorders>
-          <w:top w:val="nil"/>
-          <w:left w:val="nil"/>
-          <w:bottom w:val="nil"/>
-          <w:right w:val="nil"/>
-          <w:insideH w:val="nil"/>
-          <w:insideV w:val="nil"/>
+          <w:top w:val="none" w:color="auto" w:sz="0" w:space="0"/>
+          <w:left w:val="none" w:color="auto" w:sz="0" w:space="0"/>
+          <w:bottom w:val="none" w:color="auto" w:sz="0" w:space="0"/>
+          <w:right w:val="none" w:color="auto" w:sz="0" w:space="0"/>
+          <w:insideH w:val="none" w:color="auto" w:sz="0" w:space="0"/>
+          <w:insideV w:val="none" w:color="auto" w:sz="0" w:space="0"/>
         </w:tblBorders>
+        <w:tblLayout w:type="autofit"/>
         <w:tblCellMar>
           <w:top w:w="0" w:type="dxa"/>
           <w:left w:w="10" w:type="dxa"/>
@@ -3661,15 +3709,13 @@
       </w:tblGrid>
       <w:tr>
         <w:tblPrEx>
-          <w:tblW w:w="8522" w:type="dxa"/>
-          <w:jc w:val="center"/>
           <w:tblBorders>
-            <w:top w:val="nil"/>
-            <w:left w:val="nil"/>
-            <w:bottom w:val="nil"/>
-            <w:right w:val="nil"/>
-            <w:insideH w:val="nil"/>
-            <w:insideV w:val="nil"/>
+            <w:top w:val="none" w:color="auto" w:sz="0" w:space="0"/>
+            <w:left w:val="none" w:color="auto" w:sz="0" w:space="0"/>
+            <w:bottom w:val="none" w:color="auto" w:sz="0" w:space="0"/>
+            <w:right w:val="none" w:color="auto" w:sz="0" w:space="0"/>
+            <w:insideH w:val="none" w:color="auto" w:sz="0" w:space="0"/>
+            <w:insideV w:val="none" w:color="auto" w:sz="0" w:space="0"/>
           </w:tblBorders>
           <w:tblCellMar>
             <w:top w:w="0" w:type="dxa"/>
@@ -3679,7 +3725,7 @@
           </w:tblCellMar>
         </w:tblPrEx>
         <w:trPr>
-          <w:trHeight w:val="0"/>
+          <w:trHeight w:val="0" w:hRule="atLeast"/>
           <w:tblHeader/>
           <w:jc w:val="center"/>
         </w:trPr>
@@ -3687,8 +3733,8 @@
           <w:tcPr>
             <w:tcW w:w="973" w:type="dxa"/>
             <w:tcBorders>
-              <w:top w:val="single" w:sz="12" w:space="0" w:color="auto"/>
-              <w:left w:val="single" w:sz="12" w:space="0" w:color="auto"/>
+              <w:top w:val="single" w:color="auto" w:sz="12" w:space="0"/>
+              <w:left w:val="single" w:color="auto" w:sz="12" w:space="0"/>
               <w:bottom w:val="nil"/>
               <w:right w:val="nil"/>
             </w:tcBorders>
@@ -3702,11 +3748,11 @@
           </w:tcPr>
           <w:p>
             <w:pPr>
-              <w:pStyle w:val="a1"/>
+              <w:pStyle w:val="29"/>
               <w:bidi w:val="0"/>
               <w:snapToGrid w:val="0"/>
               <w:spacing w:line="240" w:lineRule="auto"/>
-              <w:ind w:left="0" w:right="0" w:firstLine="0" w:leftChars="0" w:rightChars="0" w:firstLineChars="0"/>
+              <w:ind w:left="0" w:leftChars="0" w:right="0" w:rightChars="0" w:firstLine="0" w:firstLineChars="0"/>
               <w:jc w:val="center"/>
               <w:rPr>
                 <w:b/>
@@ -3724,8 +3770,8 @@
           <w:tcPr>
             <w:tcW w:w="1296" w:type="dxa"/>
             <w:tcBorders>
-              <w:top w:val="single" w:sz="12" w:space="0" w:color="auto"/>
-              <w:left w:val="single" w:sz="4" w:space="0" w:color="auto"/>
+              <w:top w:val="single" w:color="auto" w:sz="12" w:space="0"/>
+              <w:left w:val="single" w:color="auto" w:sz="4" w:space="0"/>
               <w:bottom w:val="nil"/>
               <w:right w:val="nil"/>
             </w:tcBorders>
@@ -3739,11 +3785,11 @@
           </w:tcPr>
           <w:p>
             <w:pPr>
-              <w:pStyle w:val="a1"/>
+              <w:pStyle w:val="29"/>
               <w:bidi w:val="0"/>
               <w:snapToGrid w:val="0"/>
               <w:spacing w:line="240" w:lineRule="auto"/>
-              <w:ind w:left="0" w:right="0" w:firstLine="0" w:leftChars="0" w:rightChars="0" w:firstLineChars="0"/>
+              <w:ind w:left="0" w:leftChars="0" w:right="0" w:rightChars="0" w:firstLine="0" w:firstLineChars="0"/>
               <w:jc w:val="center"/>
               <w:rPr>
                 <w:b/>
@@ -3761,8 +3807,8 @@
           <w:tcPr>
             <w:tcW w:w="1943" w:type="dxa"/>
             <w:tcBorders>
-              <w:top w:val="single" w:sz="12" w:space="0" w:color="auto"/>
-              <w:left w:val="single" w:sz="4" w:space="0" w:color="auto"/>
+              <w:top w:val="single" w:color="auto" w:sz="12" w:space="0"/>
+              <w:left w:val="single" w:color="auto" w:sz="4" w:space="0"/>
               <w:bottom w:val="nil"/>
               <w:right w:val="nil"/>
             </w:tcBorders>
@@ -3776,11 +3822,11 @@
           </w:tcPr>
           <w:p>
             <w:pPr>
-              <w:pStyle w:val="a1"/>
+              <w:pStyle w:val="29"/>
               <w:bidi w:val="0"/>
               <w:snapToGrid w:val="0"/>
               <w:spacing w:line="240" w:lineRule="auto"/>
-              <w:ind w:left="0" w:right="0" w:firstLine="0" w:leftChars="0" w:rightChars="0" w:firstLineChars="0"/>
+              <w:ind w:left="0" w:leftChars="0" w:right="0" w:rightChars="0" w:firstLine="0" w:firstLineChars="0"/>
               <w:jc w:val="center"/>
               <w:rPr>
                 <w:b/>
@@ -3798,8 +3844,8 @@
           <w:tcPr>
             <w:tcW w:w="2594" w:type="dxa"/>
             <w:tcBorders>
-              <w:top w:val="single" w:sz="12" w:space="0" w:color="auto"/>
-              <w:left w:val="single" w:sz="4" w:space="0" w:color="auto"/>
+              <w:top w:val="single" w:color="auto" w:sz="12" w:space="0"/>
+              <w:left w:val="single" w:color="auto" w:sz="4" w:space="0"/>
               <w:bottom w:val="nil"/>
               <w:right w:val="nil"/>
             </w:tcBorders>
@@ -3813,11 +3859,11 @@
           </w:tcPr>
           <w:p>
             <w:pPr>
-              <w:pStyle w:val="a1"/>
+              <w:pStyle w:val="29"/>
               <w:bidi w:val="0"/>
               <w:snapToGrid w:val="0"/>
               <w:spacing w:line="240" w:lineRule="auto"/>
-              <w:ind w:left="0" w:right="0" w:firstLine="0" w:leftChars="0" w:rightChars="0" w:firstLineChars="0"/>
+              <w:ind w:left="0" w:leftChars="0" w:right="0" w:rightChars="0" w:firstLine="0" w:firstLineChars="0"/>
               <w:jc w:val="center"/>
               <w:rPr>
                 <w:b/>
@@ -3835,10 +3881,10 @@
           <w:tcPr>
             <w:tcW w:w="1716" w:type="dxa"/>
             <w:tcBorders>
-              <w:top w:val="single" w:sz="12" w:space="0" w:color="auto"/>
-              <w:left w:val="single" w:sz="4" w:space="0" w:color="auto"/>
+              <w:top w:val="single" w:color="auto" w:sz="12" w:space="0"/>
+              <w:left w:val="single" w:color="auto" w:sz="4" w:space="0"/>
               <w:bottom w:val="nil"/>
-              <w:right w:val="single" w:sz="12" w:space="0" w:color="auto"/>
+              <w:right w:val="single" w:color="auto" w:sz="12" w:space="0"/>
             </w:tcBorders>
             <w:tcMar>
               <w:top w:w="60" w:type="dxa"/>
@@ -3850,11 +3896,11 @@
           </w:tcPr>
           <w:p>
             <w:pPr>
-              <w:pStyle w:val="a1"/>
+              <w:pStyle w:val="29"/>
               <w:bidi w:val="0"/>
               <w:snapToGrid w:val="0"/>
               <w:spacing w:line="240" w:lineRule="auto"/>
-              <w:ind w:left="0" w:right="0" w:firstLine="0" w:leftChars="0" w:rightChars="0" w:firstLineChars="0"/>
+              <w:ind w:left="0" w:leftChars="0" w:right="0" w:rightChars="0" w:firstLine="0" w:firstLineChars="0"/>
               <w:jc w:val="center"/>
               <w:rPr>
                 <w:b/>
@@ -3871,8 +3917,14 @@
       </w:tr>
       <w:tr>
         <w:tblPrEx>
-          <w:tblW w:w="8522" w:type="dxa"/>
-          <w:jc w:val="center"/>
+          <w:tblBorders>
+            <w:top w:val="none" w:color="auto" w:sz="0" w:space="0"/>
+            <w:left w:val="none" w:color="auto" w:sz="0" w:space="0"/>
+            <w:bottom w:val="none" w:color="auto" w:sz="0" w:space="0"/>
+            <w:right w:val="none" w:color="auto" w:sz="0" w:space="0"/>
+            <w:insideH w:val="none" w:color="auto" w:sz="0" w:space="0"/>
+            <w:insideV w:val="none" w:color="auto" w:sz="0" w:space="0"/>
+          </w:tblBorders>
           <w:tblCellMar>
             <w:top w:w="0" w:type="dxa"/>
             <w:left w:w="10" w:type="dxa"/>
@@ -3881,15 +3933,15 @@
           </w:tblCellMar>
         </w:tblPrEx>
         <w:trPr>
-          <w:trHeight w:val="0"/>
+          <w:trHeight w:val="0" w:hRule="atLeast"/>
           <w:jc w:val="center"/>
         </w:trPr>
         <w:tc>
           <w:tcPr>
             <w:tcW w:w="973" w:type="dxa"/>
             <w:tcBorders>
-              <w:top w:val="single" w:sz="4" w:space="0" w:color="auto"/>
-              <w:left w:val="single" w:sz="12" w:space="0" w:color="auto"/>
+              <w:top w:val="single" w:color="auto" w:sz="4" w:space="0"/>
+              <w:left w:val="single" w:color="auto" w:sz="12" w:space="0"/>
               <w:bottom w:val="nil"/>
               <w:right w:val="nil"/>
             </w:tcBorders>
@@ -3903,11 +3955,11 @@
           </w:tcPr>
           <w:p>
             <w:pPr>
-              <w:pStyle w:val="a1"/>
+              <w:pStyle w:val="29"/>
               <w:bidi w:val="0"/>
               <w:snapToGrid w:val="0"/>
               <w:spacing w:line="240" w:lineRule="auto"/>
-              <w:ind w:left="0" w:right="0" w:firstLine="0" w:leftChars="0" w:rightChars="0" w:firstLineChars="0"/>
+              <w:ind w:left="0" w:leftChars="0" w:right="0" w:rightChars="0" w:firstLine="0" w:firstLineChars="0"/>
               <w:jc w:val="center"/>
             </w:pPr>
             <w:r>
@@ -3919,8 +3971,8 @@
           <w:tcPr>
             <w:tcW w:w="1296" w:type="dxa"/>
             <w:tcBorders>
-              <w:top w:val="single" w:sz="4" w:space="0" w:color="auto"/>
-              <w:left w:val="single" w:sz="4" w:space="0" w:color="auto"/>
+              <w:top w:val="single" w:color="auto" w:sz="4" w:space="0"/>
+              <w:left w:val="single" w:color="auto" w:sz="4" w:space="0"/>
               <w:bottom w:val="nil"/>
               <w:right w:val="nil"/>
             </w:tcBorders>
@@ -3934,11 +3986,11 @@
           </w:tcPr>
           <w:p>
             <w:pPr>
-              <w:pStyle w:val="a1"/>
+              <w:pStyle w:val="29"/>
               <w:bidi w:val="0"/>
               <w:snapToGrid w:val="0"/>
               <w:spacing w:line="240" w:lineRule="auto"/>
-              <w:ind w:left="0" w:right="0" w:firstLine="0" w:leftChars="0" w:rightChars="0" w:firstLineChars="0"/>
+              <w:ind w:left="0" w:leftChars="0" w:right="0" w:rightChars="0" w:firstLine="0" w:firstLineChars="0"/>
               <w:jc w:val="center"/>
             </w:pPr>
             <w:r>
@@ -3950,8 +4002,8 @@
           <w:tcPr>
             <w:tcW w:w="1943" w:type="dxa"/>
             <w:tcBorders>
-              <w:top w:val="single" w:sz="4" w:space="0" w:color="auto"/>
-              <w:left w:val="single" w:sz="4" w:space="0" w:color="auto"/>
+              <w:top w:val="single" w:color="auto" w:sz="4" w:space="0"/>
+              <w:left w:val="single" w:color="auto" w:sz="4" w:space="0"/>
               <w:bottom w:val="nil"/>
               <w:right w:val="nil"/>
             </w:tcBorders>
@@ -3965,11 +4017,11 @@
           </w:tcPr>
           <w:p>
             <w:pPr>
-              <w:pStyle w:val="a1"/>
+              <w:pStyle w:val="29"/>
               <w:bidi w:val="0"/>
               <w:snapToGrid w:val="0"/>
               <w:spacing w:line="240" w:lineRule="auto"/>
-              <w:ind w:left="0" w:right="0" w:firstLine="0" w:leftChars="0" w:rightChars="0" w:firstLineChars="0"/>
+              <w:ind w:left="0" w:leftChars="0" w:right="0" w:rightChars="0" w:firstLine="0" w:firstLineChars="0"/>
               <w:jc w:val="center"/>
             </w:pPr>
             <w:r>
@@ -3981,8 +4033,8 @@
           <w:tcPr>
             <w:tcW w:w="2594" w:type="dxa"/>
             <w:tcBorders>
-              <w:top w:val="single" w:sz="4" w:space="0" w:color="auto"/>
-              <w:left w:val="single" w:sz="4" w:space="0" w:color="auto"/>
+              <w:top w:val="single" w:color="auto" w:sz="4" w:space="0"/>
+              <w:left w:val="single" w:color="auto" w:sz="4" w:space="0"/>
               <w:bottom w:val="nil"/>
               <w:right w:val="nil"/>
             </w:tcBorders>
@@ -3996,11 +4048,11 @@
           </w:tcPr>
           <w:p>
             <w:pPr>
-              <w:pStyle w:val="a1"/>
+              <w:pStyle w:val="29"/>
               <w:bidi w:val="0"/>
               <w:snapToGrid w:val="0"/>
               <w:spacing w:line="240" w:lineRule="auto"/>
-              <w:ind w:left="0" w:right="0" w:firstLine="0" w:leftChars="0" w:rightChars="0" w:firstLineChars="0"/>
+              <w:ind w:left="0" w:leftChars="0" w:right="0" w:rightChars="0" w:firstLine="0" w:firstLineChars="0"/>
               <w:jc w:val="left"/>
             </w:pPr>
             <w:r>
@@ -4012,10 +4064,10 @@
           <w:tcPr>
             <w:tcW w:w="1716" w:type="dxa"/>
             <w:tcBorders>
-              <w:top w:val="single" w:sz="4" w:space="0" w:color="auto"/>
-              <w:left w:val="single" w:sz="4" w:space="0" w:color="auto"/>
+              <w:top w:val="single" w:color="auto" w:sz="4" w:space="0"/>
+              <w:left w:val="single" w:color="auto" w:sz="4" w:space="0"/>
               <w:bottom w:val="nil"/>
-              <w:right w:val="single" w:sz="12" w:space="0" w:color="auto"/>
+              <w:right w:val="single" w:color="auto" w:sz="12" w:space="0"/>
             </w:tcBorders>
             <w:tcMar>
               <w:top w:w="60" w:type="dxa"/>
@@ -4027,11 +4079,11 @@
           </w:tcPr>
           <w:p>
             <w:pPr>
-              <w:pStyle w:val="a1"/>
+              <w:pStyle w:val="29"/>
               <w:bidi w:val="0"/>
               <w:snapToGrid w:val="0"/>
               <w:spacing w:line="240" w:lineRule="auto"/>
-              <w:ind w:left="0" w:right="0" w:firstLine="0" w:leftChars="0" w:rightChars="0" w:firstLineChars="0"/>
+              <w:ind w:left="0" w:leftChars="0" w:right="0" w:rightChars="0" w:firstLine="0" w:firstLineChars="0"/>
               <w:jc w:val="left"/>
             </w:pPr>
             <w:r>
@@ -4042,8 +4094,14 @@
       </w:tr>
       <w:tr>
         <w:tblPrEx>
-          <w:tblW w:w="8522" w:type="dxa"/>
-          <w:jc w:val="center"/>
+          <w:tblBorders>
+            <w:top w:val="none" w:color="auto" w:sz="0" w:space="0"/>
+            <w:left w:val="none" w:color="auto" w:sz="0" w:space="0"/>
+            <w:bottom w:val="none" w:color="auto" w:sz="0" w:space="0"/>
+            <w:right w:val="none" w:color="auto" w:sz="0" w:space="0"/>
+            <w:insideH w:val="none" w:color="auto" w:sz="0" w:space="0"/>
+            <w:insideV w:val="none" w:color="auto" w:sz="0" w:space="0"/>
+          </w:tblBorders>
           <w:tblCellMar>
             <w:top w:w="0" w:type="dxa"/>
             <w:left w:w="10" w:type="dxa"/>
@@ -4052,15 +4110,15 @@
           </w:tblCellMar>
         </w:tblPrEx>
         <w:trPr>
-          <w:trHeight w:val="0"/>
+          <w:trHeight w:val="0" w:hRule="atLeast"/>
           <w:jc w:val="center"/>
         </w:trPr>
         <w:tc>
           <w:tcPr>
             <w:tcW w:w="973" w:type="dxa"/>
             <w:tcBorders>
-              <w:top w:val="single" w:sz="4" w:space="0" w:color="auto"/>
-              <w:left w:val="single" w:sz="12" w:space="0" w:color="auto"/>
+              <w:top w:val="single" w:color="auto" w:sz="4" w:space="0"/>
+              <w:left w:val="single" w:color="auto" w:sz="12" w:space="0"/>
               <w:bottom w:val="nil"/>
               <w:right w:val="nil"/>
             </w:tcBorders>
@@ -4074,11 +4132,11 @@
           </w:tcPr>
           <w:p>
             <w:pPr>
-              <w:pStyle w:val="a1"/>
+              <w:pStyle w:val="29"/>
               <w:bidi w:val="0"/>
               <w:snapToGrid w:val="0"/>
               <w:spacing w:line="240" w:lineRule="auto"/>
-              <w:ind w:left="0" w:right="0" w:firstLine="0" w:leftChars="0" w:rightChars="0" w:firstLineChars="0"/>
+              <w:ind w:left="0" w:leftChars="0" w:right="0" w:rightChars="0" w:firstLine="0" w:firstLineChars="0"/>
               <w:jc w:val="center"/>
             </w:pPr>
             <w:r>
@@ -4090,8 +4148,8 @@
           <w:tcPr>
             <w:tcW w:w="1296" w:type="dxa"/>
             <w:tcBorders>
-              <w:top w:val="single" w:sz="4" w:space="0" w:color="auto"/>
-              <w:left w:val="single" w:sz="4" w:space="0" w:color="auto"/>
+              <w:top w:val="single" w:color="auto" w:sz="4" w:space="0"/>
+              <w:left w:val="single" w:color="auto" w:sz="4" w:space="0"/>
               <w:bottom w:val="nil"/>
               <w:right w:val="nil"/>
             </w:tcBorders>
@@ -4105,11 +4163,11 @@
           </w:tcPr>
           <w:p>
             <w:pPr>
-              <w:pStyle w:val="a1"/>
+              <w:pStyle w:val="29"/>
               <w:bidi w:val="0"/>
               <w:snapToGrid w:val="0"/>
               <w:spacing w:line="240" w:lineRule="auto"/>
-              <w:ind w:left="0" w:right="0" w:firstLine="0" w:leftChars="0" w:rightChars="0" w:firstLineChars="0"/>
+              <w:ind w:left="0" w:leftChars="0" w:right="0" w:rightChars="0" w:firstLine="0" w:firstLineChars="0"/>
               <w:jc w:val="center"/>
             </w:pPr>
             <w:r>
@@ -4121,8 +4179,8 @@
           <w:tcPr>
             <w:tcW w:w="1943" w:type="dxa"/>
             <w:tcBorders>
-              <w:top w:val="single" w:sz="4" w:space="0" w:color="auto"/>
-              <w:left w:val="single" w:sz="4" w:space="0" w:color="auto"/>
+              <w:top w:val="single" w:color="auto" w:sz="4" w:space="0"/>
+              <w:left w:val="single" w:color="auto" w:sz="4" w:space="0"/>
               <w:bottom w:val="nil"/>
               <w:right w:val="nil"/>
             </w:tcBorders>
@@ -4136,14 +4194,14 @@
           </w:tcPr>
           <w:p>
             <w:pPr>
-              <w:pStyle w:val="a1"/>
+              <w:pStyle w:val="29"/>
               <w:bidi w:val="0"/>
               <w:snapToGrid w:val="0"/>
               <w:spacing w:line="240" w:lineRule="auto"/>
-              <w:ind w:left="0" w:right="0" w:firstLine="0" w:leftChars="0" w:rightChars="0" w:firstLineChars="0"/>
+              <w:ind w:left="0" w:leftChars="0" w:right="0" w:rightChars="0" w:firstLine="0" w:firstLineChars="0"/>
               <w:jc w:val="center"/>
               <w:rPr>
-                <w:rFonts w:eastAsia="宋体" w:hint="eastAsia"/>
+                <w:rFonts w:hint="eastAsia" w:eastAsia="宋体"/>
                 <w:lang w:eastAsia="zh-CN"/>
               </w:rPr>
             </w:pPr>
@@ -4160,8 +4218,8 @@
           <w:tcPr>
             <w:tcW w:w="2594" w:type="dxa"/>
             <w:tcBorders>
-              <w:top w:val="single" w:sz="4" w:space="0" w:color="auto"/>
-              <w:left w:val="single" w:sz="4" w:space="0" w:color="auto"/>
+              <w:top w:val="single" w:color="auto" w:sz="4" w:space="0"/>
+              <w:left w:val="single" w:color="auto" w:sz="4" w:space="0"/>
               <w:bottom w:val="nil"/>
               <w:right w:val="nil"/>
             </w:tcBorders>
@@ -4175,11 +4233,11 @@
           </w:tcPr>
           <w:p>
             <w:pPr>
-              <w:pStyle w:val="a1"/>
+              <w:pStyle w:val="29"/>
               <w:bidi w:val="0"/>
               <w:snapToGrid w:val="0"/>
               <w:spacing w:line="240" w:lineRule="auto"/>
-              <w:ind w:left="0" w:right="0" w:firstLine="0" w:leftChars="0" w:rightChars="0" w:firstLineChars="0"/>
+              <w:ind w:left="0" w:leftChars="0" w:right="0" w:rightChars="0" w:firstLine="0" w:firstLineChars="0"/>
               <w:jc w:val="left"/>
             </w:pPr>
             <w:r>
@@ -4191,10 +4249,10 @@
           <w:tcPr>
             <w:tcW w:w="1716" w:type="dxa"/>
             <w:tcBorders>
-              <w:top w:val="single" w:sz="4" w:space="0" w:color="auto"/>
-              <w:left w:val="single" w:sz="4" w:space="0" w:color="auto"/>
+              <w:top w:val="single" w:color="auto" w:sz="4" w:space="0"/>
+              <w:left w:val="single" w:color="auto" w:sz="4" w:space="0"/>
               <w:bottom w:val="nil"/>
-              <w:right w:val="single" w:sz="12" w:space="0" w:color="auto"/>
+              <w:right w:val="single" w:color="auto" w:sz="12" w:space="0"/>
             </w:tcBorders>
             <w:tcMar>
               <w:top w:w="60" w:type="dxa"/>
@@ -4206,11 +4264,11 @@
           </w:tcPr>
           <w:p>
             <w:pPr>
-              <w:pStyle w:val="a1"/>
+              <w:pStyle w:val="29"/>
               <w:bidi w:val="0"/>
               <w:snapToGrid w:val="0"/>
               <w:spacing w:line="240" w:lineRule="auto"/>
-              <w:ind w:left="0" w:right="0" w:firstLine="0" w:leftChars="0" w:rightChars="0" w:firstLineChars="0"/>
+              <w:ind w:left="0" w:leftChars="0" w:right="0" w:rightChars="0" w:firstLine="0" w:firstLineChars="0"/>
               <w:jc w:val="left"/>
             </w:pPr>
             <w:r>
@@ -4221,8 +4279,14 @@
       </w:tr>
       <w:tr>
         <w:tblPrEx>
-          <w:tblW w:w="8522" w:type="dxa"/>
-          <w:jc w:val="center"/>
+          <w:tblBorders>
+            <w:top w:val="none" w:color="auto" w:sz="0" w:space="0"/>
+            <w:left w:val="none" w:color="auto" w:sz="0" w:space="0"/>
+            <w:bottom w:val="none" w:color="auto" w:sz="0" w:space="0"/>
+            <w:right w:val="none" w:color="auto" w:sz="0" w:space="0"/>
+            <w:insideH w:val="none" w:color="auto" w:sz="0" w:space="0"/>
+            <w:insideV w:val="none" w:color="auto" w:sz="0" w:space="0"/>
+          </w:tblBorders>
           <w:tblCellMar>
             <w:top w:w="0" w:type="dxa"/>
             <w:left w:w="10" w:type="dxa"/>
@@ -4231,15 +4295,15 @@
           </w:tblCellMar>
         </w:tblPrEx>
         <w:trPr>
-          <w:trHeight w:val="0"/>
+          <w:trHeight w:val="0" w:hRule="atLeast"/>
           <w:jc w:val="center"/>
         </w:trPr>
         <w:tc>
           <w:tcPr>
             <w:tcW w:w="973" w:type="dxa"/>
             <w:tcBorders>
-              <w:top w:val="single" w:sz="4" w:space="0" w:color="auto"/>
-              <w:left w:val="single" w:sz="12" w:space="0" w:color="auto"/>
+              <w:top w:val="single" w:color="auto" w:sz="4" w:space="0"/>
+              <w:left w:val="single" w:color="auto" w:sz="12" w:space="0"/>
               <w:bottom w:val="nil"/>
               <w:right w:val="nil"/>
             </w:tcBorders>
@@ -4253,11 +4317,11 @@
           </w:tcPr>
           <w:p>
             <w:pPr>
-              <w:pStyle w:val="a1"/>
+              <w:pStyle w:val="29"/>
               <w:bidi w:val="0"/>
               <w:snapToGrid w:val="0"/>
               <w:spacing w:line="240" w:lineRule="auto"/>
-              <w:ind w:left="0" w:right="0" w:firstLine="0" w:leftChars="0" w:rightChars="0" w:firstLineChars="0"/>
+              <w:ind w:left="0" w:leftChars="0" w:right="0" w:rightChars="0" w:firstLine="0" w:firstLineChars="0"/>
               <w:jc w:val="center"/>
             </w:pPr>
             <w:r>
@@ -4269,8 +4333,8 @@
           <w:tcPr>
             <w:tcW w:w="1296" w:type="dxa"/>
             <w:tcBorders>
-              <w:top w:val="single" w:sz="4" w:space="0" w:color="auto"/>
-              <w:left w:val="single" w:sz="4" w:space="0" w:color="auto"/>
+              <w:top w:val="single" w:color="auto" w:sz="4" w:space="0"/>
+              <w:left w:val="single" w:color="auto" w:sz="4" w:space="0"/>
               <w:bottom w:val="nil"/>
               <w:right w:val="nil"/>
             </w:tcBorders>
@@ -4284,11 +4348,11 @@
           </w:tcPr>
           <w:p>
             <w:pPr>
-              <w:pStyle w:val="a1"/>
+              <w:pStyle w:val="29"/>
               <w:bidi w:val="0"/>
               <w:snapToGrid w:val="0"/>
               <w:spacing w:line="240" w:lineRule="auto"/>
-              <w:ind w:left="0" w:right="0" w:firstLine="0" w:leftChars="0" w:rightChars="0" w:firstLineChars="0"/>
+              <w:ind w:left="0" w:leftChars="0" w:right="0" w:rightChars="0" w:firstLine="0" w:firstLineChars="0"/>
               <w:jc w:val="center"/>
             </w:pPr>
             <w:r>
@@ -4300,8 +4364,8 @@
           <w:tcPr>
             <w:tcW w:w="1943" w:type="dxa"/>
             <w:tcBorders>
-              <w:top w:val="single" w:sz="4" w:space="0" w:color="auto"/>
-              <w:left w:val="single" w:sz="4" w:space="0" w:color="auto"/>
+              <w:top w:val="single" w:color="auto" w:sz="4" w:space="0"/>
+              <w:left w:val="single" w:color="auto" w:sz="4" w:space="0"/>
               <w:bottom w:val="nil"/>
               <w:right w:val="nil"/>
             </w:tcBorders>
@@ -4315,11 +4379,11 @@
           </w:tcPr>
           <w:p>
             <w:pPr>
-              <w:pStyle w:val="a1"/>
+              <w:pStyle w:val="29"/>
               <w:bidi w:val="0"/>
               <w:snapToGrid w:val="0"/>
               <w:spacing w:line="240" w:lineRule="auto"/>
-              <w:ind w:left="0" w:right="0" w:firstLine="0" w:leftChars="0" w:rightChars="0" w:firstLineChars="0"/>
+              <w:ind w:left="0" w:leftChars="0" w:right="0" w:rightChars="0" w:firstLine="0" w:firstLineChars="0"/>
               <w:jc w:val="center"/>
             </w:pPr>
             <w:r>
@@ -4331,8 +4395,8 @@
           <w:tcPr>
             <w:tcW w:w="2594" w:type="dxa"/>
             <w:tcBorders>
-              <w:top w:val="single" w:sz="4" w:space="0" w:color="auto"/>
-              <w:left w:val="single" w:sz="4" w:space="0" w:color="auto"/>
+              <w:top w:val="single" w:color="auto" w:sz="4" w:space="0"/>
+              <w:left w:val="single" w:color="auto" w:sz="4" w:space="0"/>
               <w:bottom w:val="nil"/>
               <w:right w:val="nil"/>
             </w:tcBorders>
@@ -4346,11 +4410,11 @@
           </w:tcPr>
           <w:p>
             <w:pPr>
-              <w:pStyle w:val="a1"/>
+              <w:pStyle w:val="29"/>
               <w:bidi w:val="0"/>
               <w:snapToGrid w:val="0"/>
               <w:spacing w:line="240" w:lineRule="auto"/>
-              <w:ind w:left="0" w:right="0" w:firstLine="0" w:leftChars="0" w:rightChars="0" w:firstLineChars="0"/>
+              <w:ind w:left="0" w:leftChars="0" w:right="0" w:rightChars="0" w:firstLine="0" w:firstLineChars="0"/>
               <w:jc w:val="left"/>
             </w:pPr>
             <w:r>
@@ -4362,10 +4426,10 @@
           <w:tcPr>
             <w:tcW w:w="1716" w:type="dxa"/>
             <w:tcBorders>
-              <w:top w:val="single" w:sz="4" w:space="0" w:color="auto"/>
-              <w:left w:val="single" w:sz="4" w:space="0" w:color="auto"/>
+              <w:top w:val="single" w:color="auto" w:sz="4" w:space="0"/>
+              <w:left w:val="single" w:color="auto" w:sz="4" w:space="0"/>
               <w:bottom w:val="nil"/>
-              <w:right w:val="single" w:sz="12" w:space="0" w:color="auto"/>
+              <w:right w:val="single" w:color="auto" w:sz="12" w:space="0"/>
             </w:tcBorders>
             <w:tcMar>
               <w:top w:w="60" w:type="dxa"/>
@@ -4377,11 +4441,11 @@
           </w:tcPr>
           <w:p>
             <w:pPr>
-              <w:pStyle w:val="a1"/>
+              <w:pStyle w:val="29"/>
               <w:bidi w:val="0"/>
               <w:snapToGrid w:val="0"/>
               <w:spacing w:line="240" w:lineRule="auto"/>
-              <w:ind w:left="0" w:right="0" w:firstLine="0" w:leftChars="0" w:rightChars="0" w:firstLineChars="0"/>
+              <w:ind w:left="0" w:leftChars="0" w:right="0" w:rightChars="0" w:firstLine="0" w:firstLineChars="0"/>
               <w:jc w:val="left"/>
             </w:pPr>
             <w:r>
@@ -4392,8 +4456,14 @@
       </w:tr>
       <w:tr>
         <w:tblPrEx>
-          <w:tblW w:w="8522" w:type="dxa"/>
-          <w:jc w:val="center"/>
+          <w:tblBorders>
+            <w:top w:val="none" w:color="auto" w:sz="0" w:space="0"/>
+            <w:left w:val="none" w:color="auto" w:sz="0" w:space="0"/>
+            <w:bottom w:val="none" w:color="auto" w:sz="0" w:space="0"/>
+            <w:right w:val="none" w:color="auto" w:sz="0" w:space="0"/>
+            <w:insideH w:val="none" w:color="auto" w:sz="0" w:space="0"/>
+            <w:insideV w:val="none" w:color="auto" w:sz="0" w:space="0"/>
+          </w:tblBorders>
           <w:tblCellMar>
             <w:top w:w="0" w:type="dxa"/>
             <w:left w:w="10" w:type="dxa"/>
@@ -4402,15 +4472,15 @@
           </w:tblCellMar>
         </w:tblPrEx>
         <w:trPr>
-          <w:trHeight w:val="0"/>
+          <w:trHeight w:val="0" w:hRule="atLeast"/>
           <w:jc w:val="center"/>
         </w:trPr>
         <w:tc>
           <w:tcPr>
             <w:tcW w:w="973" w:type="dxa"/>
             <w:tcBorders>
-              <w:top w:val="single" w:sz="4" w:space="0" w:color="auto"/>
-              <w:left w:val="single" w:sz="12" w:space="0" w:color="auto"/>
+              <w:top w:val="single" w:color="auto" w:sz="4" w:space="0"/>
+              <w:left w:val="single" w:color="auto" w:sz="12" w:space="0"/>
               <w:bottom w:val="nil"/>
               <w:right w:val="nil"/>
             </w:tcBorders>
@@ -4424,11 +4494,11 @@
           </w:tcPr>
           <w:p>
             <w:pPr>
-              <w:pStyle w:val="a1"/>
+              <w:pStyle w:val="29"/>
               <w:bidi w:val="0"/>
               <w:snapToGrid w:val="0"/>
               <w:spacing w:line="240" w:lineRule="auto"/>
-              <w:ind w:left="0" w:right="0" w:firstLine="0" w:leftChars="0" w:rightChars="0" w:firstLineChars="0"/>
+              <w:ind w:left="0" w:leftChars="0" w:right="0" w:rightChars="0" w:firstLine="0" w:firstLineChars="0"/>
               <w:jc w:val="center"/>
             </w:pPr>
             <w:r>
@@ -4440,8 +4510,8 @@
           <w:tcPr>
             <w:tcW w:w="1296" w:type="dxa"/>
             <w:tcBorders>
-              <w:top w:val="single" w:sz="4" w:space="0" w:color="auto"/>
-              <w:left w:val="single" w:sz="4" w:space="0" w:color="auto"/>
+              <w:top w:val="single" w:color="auto" w:sz="4" w:space="0"/>
+              <w:left w:val="single" w:color="auto" w:sz="4" w:space="0"/>
               <w:bottom w:val="nil"/>
               <w:right w:val="nil"/>
             </w:tcBorders>
@@ -4455,11 +4525,11 @@
           </w:tcPr>
           <w:p>
             <w:pPr>
-              <w:pStyle w:val="a1"/>
+              <w:pStyle w:val="29"/>
               <w:bidi w:val="0"/>
               <w:snapToGrid w:val="0"/>
               <w:spacing w:line="240" w:lineRule="auto"/>
-              <w:ind w:left="0" w:right="0" w:firstLine="0" w:leftChars="0" w:rightChars="0" w:firstLineChars="0"/>
+              <w:ind w:left="0" w:leftChars="0" w:right="0" w:rightChars="0" w:firstLine="0" w:firstLineChars="0"/>
               <w:jc w:val="center"/>
             </w:pPr>
             <w:r>
@@ -4471,8 +4541,8 @@
           <w:tcPr>
             <w:tcW w:w="1943" w:type="dxa"/>
             <w:tcBorders>
-              <w:top w:val="single" w:sz="4" w:space="0" w:color="auto"/>
-              <w:left w:val="single" w:sz="4" w:space="0" w:color="auto"/>
+              <w:top w:val="single" w:color="auto" w:sz="4" w:space="0"/>
+              <w:left w:val="single" w:color="auto" w:sz="4" w:space="0"/>
               <w:bottom w:val="nil"/>
               <w:right w:val="nil"/>
             </w:tcBorders>
@@ -4486,11 +4556,11 @@
           </w:tcPr>
           <w:p>
             <w:pPr>
-              <w:pStyle w:val="a1"/>
+              <w:pStyle w:val="29"/>
               <w:bidi w:val="0"/>
               <w:snapToGrid w:val="0"/>
               <w:spacing w:line="240" w:lineRule="auto"/>
-              <w:ind w:left="0" w:right="0" w:firstLine="0" w:leftChars="0" w:rightChars="0" w:firstLineChars="0"/>
+              <w:ind w:left="0" w:leftChars="0" w:right="0" w:rightChars="0" w:firstLine="0" w:firstLineChars="0"/>
               <w:jc w:val="center"/>
             </w:pPr>
             <w:r>
@@ -4502,8 +4572,8 @@
           <w:tcPr>
             <w:tcW w:w="2594" w:type="dxa"/>
             <w:tcBorders>
-              <w:top w:val="single" w:sz="4" w:space="0" w:color="auto"/>
-              <w:left w:val="single" w:sz="4" w:space="0" w:color="auto"/>
+              <w:top w:val="single" w:color="auto" w:sz="4" w:space="0"/>
+              <w:left w:val="single" w:color="auto" w:sz="4" w:space="0"/>
               <w:bottom w:val="nil"/>
               <w:right w:val="nil"/>
             </w:tcBorders>
@@ -4517,11 +4587,11 @@
           </w:tcPr>
           <w:p>
             <w:pPr>
-              <w:pStyle w:val="a1"/>
+              <w:pStyle w:val="29"/>
               <w:bidi w:val="0"/>
               <w:snapToGrid w:val="0"/>
               <w:spacing w:line="240" w:lineRule="auto"/>
-              <w:ind w:left="0" w:right="0" w:firstLine="0" w:leftChars="0" w:rightChars="0" w:firstLineChars="0"/>
+              <w:ind w:left="0" w:leftChars="0" w:right="0" w:rightChars="0" w:firstLine="0" w:firstLineChars="0"/>
               <w:jc w:val="left"/>
             </w:pPr>
             <w:r>
@@ -4533,10 +4603,10 @@
           <w:tcPr>
             <w:tcW w:w="1716" w:type="dxa"/>
             <w:tcBorders>
-              <w:top w:val="single" w:sz="4" w:space="0" w:color="auto"/>
-              <w:left w:val="single" w:sz="4" w:space="0" w:color="auto"/>
+              <w:top w:val="single" w:color="auto" w:sz="4" w:space="0"/>
+              <w:left w:val="single" w:color="auto" w:sz="4" w:space="0"/>
               <w:bottom w:val="nil"/>
-              <w:right w:val="single" w:sz="12" w:space="0" w:color="auto"/>
+              <w:right w:val="single" w:color="auto" w:sz="12" w:space="0"/>
             </w:tcBorders>
             <w:tcMar>
               <w:top w:w="60" w:type="dxa"/>
@@ -4548,11 +4618,11 @@
           </w:tcPr>
           <w:p>
             <w:pPr>
-              <w:pStyle w:val="a1"/>
+              <w:pStyle w:val="29"/>
               <w:bidi w:val="0"/>
               <w:snapToGrid w:val="0"/>
               <w:spacing w:line="240" w:lineRule="auto"/>
-              <w:ind w:left="0" w:right="0" w:firstLine="0" w:leftChars="0" w:rightChars="0" w:firstLineChars="0"/>
+              <w:ind w:left="0" w:leftChars="0" w:right="0" w:rightChars="0" w:firstLine="0" w:firstLineChars="0"/>
               <w:jc w:val="left"/>
             </w:pPr>
             <w:r>
@@ -4563,8 +4633,14 @@
       </w:tr>
       <w:tr>
         <w:tblPrEx>
-          <w:tblW w:w="8522" w:type="dxa"/>
-          <w:jc w:val="center"/>
+          <w:tblBorders>
+            <w:top w:val="none" w:color="auto" w:sz="0" w:space="0"/>
+            <w:left w:val="none" w:color="auto" w:sz="0" w:space="0"/>
+            <w:bottom w:val="none" w:color="auto" w:sz="0" w:space="0"/>
+            <w:right w:val="none" w:color="auto" w:sz="0" w:space="0"/>
+            <w:insideH w:val="none" w:color="auto" w:sz="0" w:space="0"/>
+            <w:insideV w:val="none" w:color="auto" w:sz="0" w:space="0"/>
+          </w:tblBorders>
           <w:tblCellMar>
             <w:top w:w="0" w:type="dxa"/>
             <w:left w:w="10" w:type="dxa"/>
@@ -4573,15 +4649,15 @@
           </w:tblCellMar>
         </w:tblPrEx>
         <w:trPr>
-          <w:trHeight w:val="0"/>
+          <w:trHeight w:val="0" w:hRule="atLeast"/>
           <w:jc w:val="center"/>
         </w:trPr>
         <w:tc>
           <w:tcPr>
             <w:tcW w:w="973" w:type="dxa"/>
             <w:tcBorders>
-              <w:top w:val="single" w:sz="4" w:space="0" w:color="auto"/>
-              <w:left w:val="single" w:sz="12" w:space="0" w:color="auto"/>
+              <w:top w:val="single" w:color="auto" w:sz="4" w:space="0"/>
+              <w:left w:val="single" w:color="auto" w:sz="12" w:space="0"/>
               <w:bottom w:val="nil"/>
               <w:right w:val="nil"/>
             </w:tcBorders>
@@ -4595,11 +4671,11 @@
           </w:tcPr>
           <w:p>
             <w:pPr>
-              <w:pStyle w:val="a1"/>
+              <w:pStyle w:val="29"/>
               <w:bidi w:val="0"/>
               <w:snapToGrid w:val="0"/>
               <w:spacing w:line="240" w:lineRule="auto"/>
-              <w:ind w:left="0" w:right="0" w:firstLine="0" w:leftChars="0" w:rightChars="0" w:firstLineChars="0"/>
+              <w:ind w:left="0" w:leftChars="0" w:right="0" w:rightChars="0" w:firstLine="0" w:firstLineChars="0"/>
               <w:jc w:val="center"/>
             </w:pPr>
             <w:r>
@@ -4611,8 +4687,8 @@
           <w:tcPr>
             <w:tcW w:w="1296" w:type="dxa"/>
             <w:tcBorders>
-              <w:top w:val="single" w:sz="4" w:space="0" w:color="auto"/>
-              <w:left w:val="single" w:sz="4" w:space="0" w:color="auto"/>
+              <w:top w:val="single" w:color="auto" w:sz="4" w:space="0"/>
+              <w:left w:val="single" w:color="auto" w:sz="4" w:space="0"/>
               <w:bottom w:val="nil"/>
               <w:right w:val="nil"/>
             </w:tcBorders>
@@ -4626,11 +4702,11 @@
           </w:tcPr>
           <w:p>
             <w:pPr>
-              <w:pStyle w:val="a1"/>
+              <w:pStyle w:val="29"/>
               <w:bidi w:val="0"/>
               <w:snapToGrid w:val="0"/>
               <w:spacing w:line="240" w:lineRule="auto"/>
-              <w:ind w:left="0" w:right="0" w:firstLine="0" w:leftChars="0" w:rightChars="0" w:firstLineChars="0"/>
+              <w:ind w:left="0" w:leftChars="0" w:right="0" w:rightChars="0" w:firstLine="0" w:firstLineChars="0"/>
               <w:jc w:val="center"/>
             </w:pPr>
             <w:r>
@@ -4642,8 +4718,8 @@
           <w:tcPr>
             <w:tcW w:w="1943" w:type="dxa"/>
             <w:tcBorders>
-              <w:top w:val="single" w:sz="4" w:space="0" w:color="auto"/>
-              <w:left w:val="single" w:sz="4" w:space="0" w:color="auto"/>
+              <w:top w:val="single" w:color="auto" w:sz="4" w:space="0"/>
+              <w:left w:val="single" w:color="auto" w:sz="4" w:space="0"/>
               <w:bottom w:val="nil"/>
               <w:right w:val="nil"/>
             </w:tcBorders>
@@ -4657,15 +4733,15 @@
           </w:tcPr>
           <w:p>
             <w:pPr>
-              <w:pStyle w:val="a1"/>
+              <w:pStyle w:val="29"/>
               <w:bidi w:val="0"/>
               <w:snapToGrid w:val="0"/>
               <w:spacing w:line="240" w:lineRule="auto"/>
-              <w:ind w:left="0" w:right="0" w:firstLine="0" w:leftChars="0" w:rightChars="0" w:firstLineChars="0"/>
+              <w:ind w:left="0" w:leftChars="0" w:right="0" w:rightChars="0" w:firstLine="0" w:firstLineChars="0"/>
               <w:jc w:val="center"/>
             </w:pPr>
             <w:r>
-              <w:t>产品产品质量部</w:t>
+              <w:t>产品质量部</w:t>
             </w:r>
           </w:p>
         </w:tc>
@@ -4673,8 +4749,8 @@
           <w:tcPr>
             <w:tcW w:w="2594" w:type="dxa"/>
             <w:tcBorders>
-              <w:top w:val="single" w:sz="4" w:space="0" w:color="auto"/>
-              <w:left w:val="single" w:sz="4" w:space="0" w:color="auto"/>
+              <w:top w:val="single" w:color="auto" w:sz="4" w:space="0"/>
+              <w:left w:val="single" w:color="auto" w:sz="4" w:space="0"/>
               <w:bottom w:val="nil"/>
               <w:right w:val="nil"/>
             </w:tcBorders>
@@ -4688,15 +4764,15 @@
           </w:tcPr>
           <w:p>
             <w:pPr>
-              <w:pStyle w:val="a1"/>
+              <w:pStyle w:val="29"/>
               <w:bidi w:val="0"/>
               <w:snapToGrid w:val="0"/>
               <w:spacing w:line="240" w:lineRule="auto"/>
-              <w:ind w:left="0" w:right="0" w:firstLine="0" w:leftChars="0" w:rightChars="0" w:firstLineChars="0"/>
+              <w:ind w:left="0" w:leftChars="0" w:right="0" w:rightChars="0" w:firstLine="0" w:firstLineChars="0"/>
               <w:jc w:val="left"/>
             </w:pPr>
             <w:r>
-              <w:t>产品产品质量部经理</w:t>
+              <w:t>产品质量部经理</w:t>
             </w:r>
           </w:p>
         </w:tc>
@@ -4704,10 +4780,10 @@
           <w:tcPr>
             <w:tcW w:w="1716" w:type="dxa"/>
             <w:tcBorders>
-              <w:top w:val="single" w:sz="4" w:space="0" w:color="auto"/>
-              <w:left w:val="single" w:sz="4" w:space="0" w:color="auto"/>
+              <w:top w:val="single" w:color="auto" w:sz="4" w:space="0"/>
+              <w:left w:val="single" w:color="auto" w:sz="4" w:space="0"/>
               <w:bottom w:val="nil"/>
-              <w:right w:val="single" w:sz="12" w:space="0" w:color="auto"/>
+              <w:right w:val="single" w:color="auto" w:sz="12" w:space="0"/>
             </w:tcBorders>
             <w:tcMar>
               <w:top w:w="60" w:type="dxa"/>
@@ -4719,11 +4795,11 @@
           </w:tcPr>
           <w:p>
             <w:pPr>
-              <w:pStyle w:val="a1"/>
+              <w:pStyle w:val="29"/>
               <w:bidi w:val="0"/>
               <w:snapToGrid w:val="0"/>
               <w:spacing w:line="240" w:lineRule="auto"/>
-              <w:ind w:left="0" w:right="0" w:firstLine="0" w:leftChars="0" w:rightChars="0" w:firstLineChars="0"/>
+              <w:ind w:left="0" w:leftChars="0" w:right="0" w:rightChars="0" w:firstLine="0" w:firstLineChars="0"/>
               <w:jc w:val="left"/>
             </w:pPr>
             <w:r>
@@ -4734,8 +4810,14 @@
       </w:tr>
       <w:tr>
         <w:tblPrEx>
-          <w:tblW w:w="8522" w:type="dxa"/>
-          <w:jc w:val="center"/>
+          <w:tblBorders>
+            <w:top w:val="none" w:color="auto" w:sz="0" w:space="0"/>
+            <w:left w:val="none" w:color="auto" w:sz="0" w:space="0"/>
+            <w:bottom w:val="none" w:color="auto" w:sz="0" w:space="0"/>
+            <w:right w:val="none" w:color="auto" w:sz="0" w:space="0"/>
+            <w:insideH w:val="none" w:color="auto" w:sz="0" w:space="0"/>
+            <w:insideV w:val="none" w:color="auto" w:sz="0" w:space="0"/>
+          </w:tblBorders>
           <w:tblCellMar>
             <w:top w:w="0" w:type="dxa"/>
             <w:left w:w="10" w:type="dxa"/>
@@ -4744,16 +4826,16 @@
           </w:tblCellMar>
         </w:tblPrEx>
         <w:trPr>
-          <w:trHeight w:val="0"/>
+          <w:trHeight w:val="0" w:hRule="atLeast"/>
           <w:jc w:val="center"/>
         </w:trPr>
         <w:tc>
           <w:tcPr>
             <w:tcW w:w="973" w:type="dxa"/>
             <w:tcBorders>
-              <w:top w:val="single" w:sz="4" w:space="0" w:color="auto"/>
-              <w:left w:val="single" w:sz="12" w:space="0" w:color="auto"/>
-              <w:bottom w:val="single" w:sz="12" w:space="0" w:color="auto"/>
+              <w:top w:val="single" w:color="auto" w:sz="4" w:space="0"/>
+              <w:left w:val="single" w:color="auto" w:sz="12" w:space="0"/>
+              <w:bottom w:val="single" w:color="auto" w:sz="12" w:space="0"/>
               <w:right w:val="nil"/>
             </w:tcBorders>
             <w:tcMar>
@@ -4766,11 +4848,11 @@
           </w:tcPr>
           <w:p>
             <w:pPr>
-              <w:pStyle w:val="a1"/>
+              <w:pStyle w:val="29"/>
               <w:bidi w:val="0"/>
               <w:snapToGrid w:val="0"/>
               <w:spacing w:line="240" w:lineRule="auto"/>
-              <w:ind w:left="0" w:right="0" w:firstLine="0" w:leftChars="0" w:rightChars="0" w:firstLineChars="0"/>
+              <w:ind w:left="0" w:leftChars="0" w:right="0" w:rightChars="0" w:firstLine="0" w:firstLineChars="0"/>
               <w:jc w:val="center"/>
             </w:pPr>
             <w:r>
@@ -4782,9 +4864,9 @@
           <w:tcPr>
             <w:tcW w:w="1296" w:type="dxa"/>
             <w:tcBorders>
-              <w:top w:val="single" w:sz="4" w:space="0" w:color="auto"/>
-              <w:left w:val="single" w:sz="4" w:space="0" w:color="auto"/>
-              <w:bottom w:val="single" w:sz="12" w:space="0" w:color="auto"/>
+              <w:top w:val="single" w:color="auto" w:sz="4" w:space="0"/>
+              <w:left w:val="single" w:color="auto" w:sz="4" w:space="0"/>
+              <w:bottom w:val="single" w:color="auto" w:sz="12" w:space="0"/>
               <w:right w:val="nil"/>
             </w:tcBorders>
             <w:tcMar>
@@ -4797,11 +4879,11 @@
           </w:tcPr>
           <w:p>
             <w:pPr>
-              <w:pStyle w:val="a1"/>
+              <w:pStyle w:val="29"/>
               <w:bidi w:val="0"/>
               <w:snapToGrid w:val="0"/>
               <w:spacing w:line="240" w:lineRule="auto"/>
-              <w:ind w:left="0" w:right="0" w:firstLine="0" w:leftChars="0" w:rightChars="0" w:firstLineChars="0"/>
+              <w:ind w:left="0" w:leftChars="0" w:right="0" w:rightChars="0" w:firstLine="0" w:firstLineChars="0"/>
               <w:jc w:val="center"/>
             </w:pPr>
             <w:r>
@@ -4813,9 +4895,9 @@
           <w:tcPr>
             <w:tcW w:w="1943" w:type="dxa"/>
             <w:tcBorders>
-              <w:top w:val="single" w:sz="4" w:space="0" w:color="auto"/>
-              <w:left w:val="single" w:sz="4" w:space="0" w:color="auto"/>
-              <w:bottom w:val="single" w:sz="12" w:space="0" w:color="auto"/>
+              <w:top w:val="single" w:color="auto" w:sz="4" w:space="0"/>
+              <w:left w:val="single" w:color="auto" w:sz="4" w:space="0"/>
+              <w:bottom w:val="single" w:color="auto" w:sz="12" w:space="0"/>
               <w:right w:val="nil"/>
             </w:tcBorders>
             <w:tcMar>
@@ -4828,11 +4910,11 @@
           </w:tcPr>
           <w:p>
             <w:pPr>
-              <w:pStyle w:val="a1"/>
+              <w:pStyle w:val="29"/>
               <w:bidi w:val="0"/>
               <w:snapToGrid w:val="0"/>
               <w:spacing w:line="240" w:lineRule="auto"/>
-              <w:ind w:left="0" w:right="0" w:firstLine="0" w:leftChars="0" w:rightChars="0" w:firstLineChars="0"/>
+              <w:ind w:left="0" w:leftChars="0" w:right="0" w:rightChars="0" w:firstLine="0" w:firstLineChars="0"/>
               <w:jc w:val="center"/>
             </w:pPr>
             <w:r>
@@ -4844,9 +4926,9 @@
           <w:tcPr>
             <w:tcW w:w="2594" w:type="dxa"/>
             <w:tcBorders>
-              <w:top w:val="single" w:sz="4" w:space="0" w:color="auto"/>
-              <w:left w:val="single" w:sz="4" w:space="0" w:color="auto"/>
-              <w:bottom w:val="single" w:sz="12" w:space="0" w:color="auto"/>
+              <w:top w:val="single" w:color="auto" w:sz="4" w:space="0"/>
+              <w:left w:val="single" w:color="auto" w:sz="4" w:space="0"/>
+              <w:bottom w:val="single" w:color="auto" w:sz="12" w:space="0"/>
               <w:right w:val="nil"/>
             </w:tcBorders>
             <w:tcMar>
@@ -4859,11 +4941,11 @@
           </w:tcPr>
           <w:p>
             <w:pPr>
-              <w:pStyle w:val="a1"/>
+              <w:pStyle w:val="29"/>
               <w:bidi w:val="0"/>
               <w:snapToGrid w:val="0"/>
               <w:spacing w:line="240" w:lineRule="auto"/>
-              <w:ind w:left="0" w:right="0" w:firstLine="0" w:leftChars="0" w:rightChars="0" w:firstLineChars="0"/>
+              <w:ind w:left="0" w:leftChars="0" w:right="0" w:rightChars="0" w:firstLine="0" w:firstLineChars="0"/>
               <w:jc w:val="left"/>
             </w:pPr>
             <w:r>
@@ -4875,10 +4957,10 @@
           <w:tcPr>
             <w:tcW w:w="1716" w:type="dxa"/>
             <w:tcBorders>
-              <w:top w:val="single" w:sz="4" w:space="0" w:color="auto"/>
-              <w:left w:val="single" w:sz="4" w:space="0" w:color="auto"/>
-              <w:bottom w:val="single" w:sz="12" w:space="0" w:color="auto"/>
-              <w:right w:val="single" w:sz="12" w:space="0" w:color="auto"/>
+              <w:top w:val="single" w:color="auto" w:sz="4" w:space="0"/>
+              <w:left w:val="single" w:color="auto" w:sz="4" w:space="0"/>
+              <w:bottom w:val="single" w:color="auto" w:sz="12" w:space="0"/>
+              <w:right w:val="single" w:color="auto" w:sz="12" w:space="0"/>
             </w:tcBorders>
             <w:tcMar>
               <w:top w:w="60" w:type="dxa"/>
@@ -4890,11 +4972,11 @@
           </w:tcPr>
           <w:p>
             <w:pPr>
-              <w:pStyle w:val="a1"/>
+              <w:pStyle w:val="29"/>
               <w:bidi w:val="0"/>
               <w:snapToGrid w:val="0"/>
               <w:spacing w:line="240" w:lineRule="auto"/>
-              <w:ind w:left="0" w:right="0" w:firstLine="0" w:leftChars="0" w:rightChars="0" w:firstLineChars="0"/>
+              <w:ind w:left="0" w:leftChars="0" w:right="0" w:rightChars="0" w:firstLine="0" w:firstLineChars="0"/>
               <w:jc w:val="left"/>
             </w:pPr>
             <w:r>
@@ -4906,7 +4988,7 @@
     </w:tbl>
     <w:p>
       <w:pPr>
-        <w:pStyle w:val="1"/>
+        <w:pStyle w:val="28"/>
         <w:numPr>
           <w:ilvl w:val="0"/>
           <w:numId w:val="2"/>
@@ -4914,7 +4996,7 @@
         <w:bidi w:val="0"/>
       </w:pPr>
       <w:bookmarkStart w:id="11" w:name="heading_7"/>
-      <w:bookmarkStart w:id="12" w:name="_Toc27186"/>
+      <w:bookmarkStart w:id="12" w:name="_Toc1886"/>
       <w:r>
         <w:t>审核结果</w:t>
       </w:r>
@@ -4923,11 +5005,11 @@
     </w:p>
     <w:p>
       <w:pPr>
-        <w:pStyle w:val="Heading2"/>
+        <w:pStyle w:val="3"/>
         <w:bidi w:val="0"/>
       </w:pPr>
       <w:bookmarkStart w:id="13" w:name="heading_8"/>
-      <w:bookmarkStart w:id="14" w:name="_Toc23228"/>
+      <w:bookmarkStart w:id="14" w:name="_Toc1397"/>
       <w:r>
         <w:t>审核概况</w:t>
       </w:r>
@@ -4936,7 +5018,7 @@
     </w:p>
     <w:p>
       <w:pPr>
-        <w:pStyle w:val="a1"/>
+        <w:pStyle w:val="29"/>
         <w:bidi w:val="0"/>
       </w:pPr>
       <w:r>
@@ -4965,11 +5047,11 @@
     </w:p>
     <w:p>
       <w:pPr>
-        <w:pStyle w:val="Heading2"/>
+        <w:pStyle w:val="3"/>
         <w:bidi w:val="0"/>
       </w:pPr>
       <w:bookmarkStart w:id="15" w:name="heading_9"/>
-      <w:bookmarkStart w:id="16" w:name="_Toc22092"/>
+      <w:bookmarkStart w:id="16" w:name="_Toc22909"/>
       <w:r>
         <w:t>不符合项统计及分析</w:t>
       </w:r>
@@ -4978,7 +5060,7 @@
     </w:p>
     <w:p>
       <w:pPr>
-        <w:pStyle w:val="a1"/>
+        <w:pStyle w:val="29"/>
         <w:bidi w:val="0"/>
       </w:pPr>
       <w:r>
@@ -4987,17 +5069,18 @@
     </w:p>
     <w:tbl>
       <w:tblPr>
-        <w:tblStyle w:val="TableNormal"/>
+        <w:tblStyle w:val="20"/>
         <w:tblW w:w="8522" w:type="dxa"/>
         <w:jc w:val="center"/>
         <w:tblBorders>
-          <w:top w:val="nil"/>
-          <w:left w:val="nil"/>
-          <w:bottom w:val="nil"/>
-          <w:right w:val="nil"/>
-          <w:insideH w:val="nil"/>
-          <w:insideV w:val="nil"/>
+          <w:top w:val="none" w:color="auto" w:sz="0" w:space="0"/>
+          <w:left w:val="none" w:color="auto" w:sz="0" w:space="0"/>
+          <w:bottom w:val="none" w:color="auto" w:sz="0" w:space="0"/>
+          <w:right w:val="none" w:color="auto" w:sz="0" w:space="0"/>
+          <w:insideH w:val="none" w:color="auto" w:sz="0" w:space="0"/>
+          <w:insideV w:val="none" w:color="auto" w:sz="0" w:space="0"/>
         </w:tblBorders>
+        <w:tblLayout w:type="autofit"/>
         <w:tblCellMar>
           <w:top w:w="0" w:type="dxa"/>
           <w:left w:w="10" w:type="dxa"/>
@@ -5012,15 +5095,13 @@
       </w:tblGrid>
       <w:tr>
         <w:tblPrEx>
-          <w:tblW w:w="8522" w:type="dxa"/>
-          <w:jc w:val="center"/>
           <w:tblBorders>
-            <w:top w:val="nil"/>
-            <w:left w:val="nil"/>
-            <w:bottom w:val="nil"/>
-            <w:right w:val="nil"/>
-            <w:insideH w:val="nil"/>
-            <w:insideV w:val="nil"/>
+            <w:top w:val="none" w:color="auto" w:sz="0" w:space="0"/>
+            <w:left w:val="none" w:color="auto" w:sz="0" w:space="0"/>
+            <w:bottom w:val="none" w:color="auto" w:sz="0" w:space="0"/>
+            <w:right w:val="none" w:color="auto" w:sz="0" w:space="0"/>
+            <w:insideH w:val="none" w:color="auto" w:sz="0" w:space="0"/>
+            <w:insideV w:val="none" w:color="auto" w:sz="0" w:space="0"/>
           </w:tblBorders>
           <w:tblCellMar>
             <w:top w:w="0" w:type="dxa"/>
@@ -5030,7 +5111,7 @@
           </w:tblCellMar>
         </w:tblPrEx>
         <w:trPr>
-          <w:trHeight w:val="0"/>
+          <w:trHeight w:val="0" w:hRule="atLeast"/>
           <w:tblHeader/>
           <w:jc w:val="center"/>
         </w:trPr>
@@ -5038,8 +5119,8 @@
           <w:tcPr>
             <w:tcW w:w="1700" w:type="dxa"/>
             <w:tcBorders>
-              <w:top w:val="single" w:sz="12" w:space="0" w:color="auto"/>
-              <w:left w:val="single" w:sz="12" w:space="0" w:color="auto"/>
+              <w:top w:val="single" w:color="auto" w:sz="12" w:space="0"/>
+              <w:left w:val="single" w:color="auto" w:sz="12" w:space="0"/>
               <w:bottom w:val="nil"/>
               <w:right w:val="nil"/>
             </w:tcBorders>
@@ -5053,11 +5134,11 @@
           </w:tcPr>
           <w:p>
             <w:pPr>
-              <w:pStyle w:val="a1"/>
+              <w:pStyle w:val="29"/>
               <w:bidi w:val="0"/>
               <w:snapToGrid w:val="0"/>
               <w:spacing w:line="240" w:lineRule="auto"/>
-              <w:ind w:left="0" w:right="0" w:firstLine="0" w:leftChars="0" w:rightChars="0" w:firstLineChars="0"/>
+              <w:ind w:left="0" w:leftChars="0" w:right="0" w:rightChars="0" w:firstLine="0" w:firstLineChars="0"/>
               <w:jc w:val="center"/>
               <w:rPr>
                 <w:b/>
@@ -5075,8 +5156,8 @@
           <w:tcPr>
             <w:tcW w:w="4640" w:type="dxa"/>
             <w:tcBorders>
-              <w:top w:val="single" w:sz="12" w:space="0" w:color="auto"/>
-              <w:left w:val="single" w:sz="4" w:space="0" w:color="auto"/>
+              <w:top w:val="single" w:color="auto" w:sz="12" w:space="0"/>
+              <w:left w:val="single" w:color="auto" w:sz="4" w:space="0"/>
               <w:bottom w:val="nil"/>
               <w:right w:val="nil"/>
             </w:tcBorders>
@@ -5090,11 +5171,11 @@
           </w:tcPr>
           <w:p>
             <w:pPr>
-              <w:pStyle w:val="a1"/>
+              <w:pStyle w:val="29"/>
               <w:bidi w:val="0"/>
               <w:snapToGrid w:val="0"/>
               <w:spacing w:line="240" w:lineRule="auto"/>
-              <w:ind w:left="0" w:right="0" w:firstLine="0" w:leftChars="0" w:rightChars="0" w:firstLineChars="0"/>
+              <w:ind w:left="0" w:leftChars="0" w:right="0" w:rightChars="0" w:firstLine="0" w:firstLineChars="0"/>
               <w:jc w:val="center"/>
               <w:rPr>
                 <w:b/>
@@ -5112,10 +5193,10 @@
           <w:tcPr>
             <w:tcW w:w="2182" w:type="dxa"/>
             <w:tcBorders>
-              <w:top w:val="single" w:sz="12" w:space="0" w:color="auto"/>
-              <w:left w:val="single" w:sz="4" w:space="0" w:color="auto"/>
+              <w:top w:val="single" w:color="auto" w:sz="12" w:space="0"/>
+              <w:left w:val="single" w:color="auto" w:sz="4" w:space="0"/>
               <w:bottom w:val="nil"/>
-              <w:right w:val="single" w:sz="12" w:space="0" w:color="auto"/>
+              <w:right w:val="single" w:color="auto" w:sz="12" w:space="0"/>
             </w:tcBorders>
             <w:tcMar>
               <w:top w:w="60" w:type="dxa"/>
@@ -5127,11 +5208,11 @@
           </w:tcPr>
           <w:p>
             <w:pPr>
-              <w:pStyle w:val="a1"/>
+              <w:pStyle w:val="29"/>
               <w:bidi w:val="0"/>
               <w:snapToGrid w:val="0"/>
               <w:spacing w:line="240" w:lineRule="auto"/>
-              <w:ind w:left="0" w:right="0" w:firstLine="0" w:leftChars="0" w:rightChars="0" w:firstLineChars="0"/>
+              <w:ind w:left="0" w:leftChars="0" w:right="0" w:rightChars="0" w:firstLine="0" w:firstLineChars="0"/>
               <w:jc w:val="center"/>
               <w:rPr>
                 <w:b/>
@@ -5148,26 +5229,26 @@
       </w:tr>
       <w:tr>
         <w:tblPrEx>
-          <w:tblW w:w="8522" w:type="dxa"/>
-          <w:jc w:val="center"/>
-          <w:tblCellMar>
-            <w:top w:w="0" w:type="dxa"/>
-            <w:left w:w="10" w:type="dxa"/>
-            <w:bottom w:w="0" w:type="dxa"/>
-            <w:right w:w="10" w:type="dxa"/>
-          </w:tblCellMar>
+          <w:tblBorders>
+            <w:top w:val="none" w:color="auto" w:sz="0" w:space="0"/>
+            <w:left w:val="none" w:color="auto" w:sz="0" w:space="0"/>
+            <w:bottom w:val="none" w:color="auto" w:sz="0" w:space="0"/>
+            <w:right w:val="none" w:color="auto" w:sz="0" w:space="0"/>
+            <w:insideH w:val="none" w:color="auto" w:sz="0" w:space="0"/>
+            <w:insideV w:val="none" w:color="auto" w:sz="0" w:space="0"/>
+          </w:tblBorders>
         </w:tblPrEx>
         <w:trPr>
-          <w:trHeight w:val="0"/>
+          <w:trHeight w:val="0" w:hRule="atLeast"/>
           <w:jc w:val="center"/>
         </w:trPr>
         <w:tc>
           <w:tcPr>
             <w:tcW w:w="1700" w:type="dxa"/>
             <w:tcBorders>
-              <w:top w:val="single" w:sz="4" w:space="0" w:color="auto"/>
-              <w:left w:val="single" w:sz="12" w:space="0" w:color="auto"/>
-              <w:bottom w:val="single" w:sz="12" w:space="0" w:color="auto"/>
+              <w:top w:val="single" w:color="auto" w:sz="4" w:space="0"/>
+              <w:left w:val="single" w:color="auto" w:sz="12" w:space="0"/>
+              <w:bottom w:val="single" w:color="auto" w:sz="12" w:space="0"/>
               <w:right w:val="nil"/>
             </w:tcBorders>
             <w:tcMar>
@@ -5180,14 +5261,14 @@
           </w:tcPr>
           <w:p>
             <w:pPr>
-              <w:pStyle w:val="a1"/>
+              <w:pStyle w:val="29"/>
               <w:bidi w:val="0"/>
               <w:snapToGrid w:val="0"/>
               <w:spacing w:line="240" w:lineRule="auto"/>
-              <w:ind w:left="0" w:right="0" w:firstLine="0" w:leftChars="0" w:rightChars="0" w:firstLineChars="0"/>
+              <w:ind w:left="0" w:leftChars="0" w:right="0" w:rightChars="0" w:firstLine="0" w:firstLineChars="0"/>
               <w:jc w:val="center"/>
               <w:rPr>
-                <w:rFonts w:eastAsia="宋体" w:hint="default"/>
+                <w:rFonts w:hint="default" w:eastAsia="宋体"/>
                 <w:lang w:val="en-US" w:eastAsia="zh-CN"/>
               </w:rPr>
             </w:pPr>
@@ -5207,9 +5288,9 @@
           <w:tcPr>
             <w:tcW w:w="4640" w:type="dxa"/>
             <w:tcBorders>
-              <w:top w:val="single" w:sz="4" w:space="0" w:color="auto"/>
-              <w:left w:val="single" w:sz="4" w:space="0" w:color="auto"/>
-              <w:bottom w:val="single" w:sz="12" w:space="0" w:color="auto"/>
+              <w:top w:val="single" w:color="auto" w:sz="4" w:space="0"/>
+              <w:left w:val="single" w:color="auto" w:sz="4" w:space="0"/>
+              <w:bottom w:val="single" w:color="auto" w:sz="12" w:space="0"/>
               <w:right w:val="nil"/>
             </w:tcBorders>
             <w:tcMar>
@@ -5223,7 +5304,7 @@
           <w:p>
             <w:r>
               <w:rPr>
-                <w:rFonts w:eastAsia="宋体" w:hint="eastAsia"/>
+                <w:rFonts w:hint="eastAsia" w:eastAsia="宋体"/>
                 <w:lang w:val="en-US" w:eastAsia="zh-CN"/>
               </w:rPr>
               <w:t>2025年12月16日审核运维部时，访谈运维部经理姚耿桂，并查阅2025年度运维工具管理记录，未能提供《运维工具使用效果自评估报告》或类似的效果评价记录，不符合TCESA1299-2023 7.6.1 c)条款要求</w:t>
@@ -5234,10 +5315,10 @@
           <w:tcPr>
             <w:tcW w:w="2182" w:type="dxa"/>
             <w:tcBorders>
-              <w:top w:val="single" w:sz="4" w:space="0" w:color="auto"/>
-              <w:left w:val="single" w:sz="4" w:space="0" w:color="auto"/>
-              <w:bottom w:val="single" w:sz="12" w:space="0" w:color="auto"/>
-              <w:right w:val="single" w:sz="12" w:space="0" w:color="auto"/>
+              <w:top w:val="single" w:color="auto" w:sz="4" w:space="0"/>
+              <w:left w:val="single" w:color="auto" w:sz="4" w:space="0"/>
+              <w:bottom w:val="single" w:color="auto" w:sz="12" w:space="0"/>
+              <w:right w:val="single" w:color="auto" w:sz="12" w:space="0"/>
             </w:tcBorders>
             <w:tcMar>
               <w:top w:w="60" w:type="dxa"/>
@@ -5249,11 +5330,11 @@
           </w:tcPr>
           <w:p>
             <w:pPr>
-              <w:pStyle w:val="a1"/>
+              <w:pStyle w:val="29"/>
               <w:bidi w:val="0"/>
               <w:snapToGrid w:val="0"/>
               <w:spacing w:line="240" w:lineRule="auto"/>
-              <w:ind w:left="0" w:right="0" w:firstLine="0" w:leftChars="0" w:rightChars="0" w:firstLineChars="0"/>
+              <w:ind w:left="0" w:leftChars="0" w:right="0" w:rightChars="0" w:firstLine="0" w:firstLineChars="0"/>
               <w:jc w:val="left"/>
             </w:pPr>
             <w:r>
@@ -5275,7 +5356,7 @@
     </w:tbl>
     <w:p>
       <w:pPr>
-        <w:pStyle w:val="1"/>
+        <w:pStyle w:val="28"/>
         <w:numPr>
           <w:ilvl w:val="0"/>
           <w:numId w:val="2"/>
@@ -5283,7 +5364,7 @@
         <w:bidi w:val="0"/>
       </w:pPr>
       <w:bookmarkStart w:id="17" w:name="heading_10"/>
-      <w:bookmarkStart w:id="18" w:name="_Toc22662"/>
+      <w:bookmarkStart w:id="18" w:name="_Toc26280"/>
       <w:r>
         <w:t>运维服务能力管理体系评价</w:t>
       </w:r>
@@ -5292,7 +5373,7 @@
     </w:p>
     <w:p>
       <w:pPr>
-        <w:pStyle w:val="a1"/>
+        <w:pStyle w:val="29"/>
         <w:bidi w:val="0"/>
       </w:pPr>
       <w:r>
@@ -5307,7 +5388,7 @@
       </w:r>
       <w:r>
         <w:rPr>
-          <w:rFonts w:ascii="Segoe UI" w:eastAsia="Segoe UI" w:hAnsi="Segoe UI" w:cs="Segoe UI"/>
+          <w:rFonts w:ascii="Segoe UI" w:hAnsi="Segoe UI" w:eastAsia="Segoe UI" w:cs="Segoe UI"/>
           <w:i w:val="0"/>
           <w:iCs w:val="0"/>
           <w:caps w:val="0"/>
@@ -5325,7 +5406,7 @@
     </w:p>
     <w:p>
       <w:pPr>
-        <w:pStyle w:val="a1"/>
+        <w:pStyle w:val="29"/>
         <w:bidi w:val="0"/>
       </w:pPr>
       <w:r>
@@ -5340,7 +5421,7 @@
     </w:p>
     <w:p>
       <w:pPr>
-        <w:pStyle w:val="a1"/>
+        <w:pStyle w:val="29"/>
         <w:bidi w:val="0"/>
       </w:pPr>
       <w:r>
@@ -5349,7 +5430,7 @@
     </w:p>
     <w:p>
       <w:pPr>
-        <w:pStyle w:val="a1"/>
+        <w:pStyle w:val="29"/>
         <w:bidi w:val="0"/>
       </w:pPr>
       <w:r>
@@ -5358,7 +5439,7 @@
     </w:p>
     <w:p>
       <w:pPr>
-        <w:pStyle w:val="1"/>
+        <w:pStyle w:val="28"/>
         <w:numPr>
           <w:ilvl w:val="0"/>
           <w:numId w:val="2"/>
@@ -5366,7 +5447,7 @@
         <w:bidi w:val="0"/>
       </w:pPr>
       <w:bookmarkStart w:id="19" w:name="heading_11"/>
-      <w:bookmarkStart w:id="20" w:name="_Toc7625"/>
+      <w:bookmarkStart w:id="20" w:name="_Toc1746"/>
       <w:r>
         <w:t>纠正措施</w:t>
       </w:r>
@@ -5375,7 +5456,7 @@
     </w:p>
     <w:p>
       <w:pPr>
-        <w:pStyle w:val="a1"/>
+        <w:pStyle w:val="29"/>
         <w:rPr>
           <w:rFonts w:hint="default"/>
           <w:lang w:val="en-US" w:eastAsia="zh-CN"/>
@@ -5405,7 +5486,7 @@
     </w:p>
     <w:p>
       <w:pPr>
-        <w:pStyle w:val="a1"/>
+        <w:pStyle w:val="29"/>
         <w:bidi w:val="0"/>
         <w:rPr>
           <w:rFonts w:hint="eastAsia"/>
@@ -5433,7 +5514,7 @@
     </w:p>
     <w:p>
       <w:pPr>
-        <w:pStyle w:val="a1"/>
+        <w:pStyle w:val="29"/>
         <w:bidi w:val="0"/>
         <w:rPr>
           <w:rFonts w:hint="eastAsia"/>
@@ -5448,7 +5529,7 @@
     </w:p>
     <w:p>
       <w:pPr>
-        <w:pStyle w:val="a1"/>
+        <w:pStyle w:val="29"/>
         <w:bidi w:val="0"/>
         <w:rPr>
           <w:rFonts w:hint="eastAsia"/>
@@ -5463,21 +5544,19 @@
     </w:p>
     <w:p>
       <w:pPr>
-        <w:pStyle w:val="a1"/>
+        <w:pStyle w:val="29"/>
         <w:bidi w:val="0"/>
       </w:pPr>
       <w:r>
         <w:rPr>
           <w:rFonts w:hint="eastAsia"/>
         </w:rPr>
-        <w:t>将工具效果评估纳入运维部例行工作，由产品产品质量部跟踪验证。</w:t>
+        <w:t>将工具效果评估纳入运维部例行工作，由产品质量部跟踪验证。</w:t>
       </w:r>
-      <w:bookmarkStart w:id="21" w:name="_GoBack"/>
-      <w:bookmarkEnd w:id="21"/>
     </w:p>
     <w:p>
       <w:pPr>
-        <w:pStyle w:val="a1"/>
+        <w:pStyle w:val="29"/>
         <w:rPr>
           <w:rFonts w:hint="default"/>
           <w:lang w:val="en-US" w:eastAsia="zh-CN"/>
@@ -5488,7 +5567,7 @@
           <w:rFonts w:hint="default"/>
           <w:lang w:val="en-US" w:eastAsia="zh-CN"/>
         </w:rPr>
-        <w:t>经产品产品质量部验证，整改措施有效，不符合项已关闭。防止再发生的长期措施（制度修订、培训、纳入例行工作）按计划推进中</w:t>
+        <w:t>经产品质量部验证，整改措施有效，不符合项已关闭。防止再发生的长期措施（制度修订、培训、纳入例行工作）按计划推进中</w:t>
       </w:r>
       <w:r>
         <w:rPr>
@@ -5520,23 +5599,73 @@
       </w:r>
     </w:p>
     <w:sectPr>
-      <w:headerReference w:type="default" r:id="rId4"/>
+      <w:headerReference r:id="rId5" w:type="default"/>
       <w:pgSz w:w="11906" w:h="16838"/>
       <w:pgMar w:top="1417" w:right="1800" w:bottom="578" w:left="1800" w:header="1140" w:footer="992" w:gutter="0"/>
-      <w:cols w:num="1" w:space="425"/>
+      <w:cols w:space="425" w:num="1"/>
       <w:docGrid w:type="lines" w:linePitch="312" w:charSpace="0"/>
     </w:sectPr>
   </w:body>
 </w:document>
 </file>
 
+<file path=word/endnotes.xml><?xml version="1.0" encoding="utf-8"?>
+<w:endnotes xmlns:wpc="http://schemas.microsoft.com/office/word/2010/wordprocessingCanvas" xmlns:mc="http://schemas.openxmlformats.org/markup-compatibility/2006" xmlns:o="urn:schemas-microsoft-com:office:office" xmlns:r="http://schemas.openxmlformats.org/officeDocument/2006/relationships" xmlns:m="http://schemas.openxmlformats.org/officeDocument/2006/math" xmlns:v="urn:schemas-microsoft-com:vml" xmlns:wp14="http://schemas.microsoft.com/office/word/2010/wordprocessingDrawing" xmlns:wp="http://schemas.openxmlformats.org/drawingml/2006/wordprocessingDrawing" xmlns:w="http://schemas.openxmlformats.org/wordprocessingml/2006/main" xmlns:w14="http://schemas.microsoft.com/office/word/2010/wordml" xmlns:w15="http://schemas.microsoft.com/office/word/2012/wordml" xmlns:w10="urn:schemas-microsoft-com:office:word" xmlns:wpg="http://schemas.microsoft.com/office/word/2010/wordprocessingGroup" xmlns:wpi="http://schemas.microsoft.com/office/word/2010/wordprocessingInk" xmlns:wne="http://schemas.microsoft.com/office/word/2006/wordml" xmlns:wps="http://schemas.microsoft.com/office/word/2010/wordprocessingShape" xmlns:wpsCustomData="http://www.wps.cn/officeDocument/2013/wpsCustomData" mc:Ignorable="w14 w15 wp14">
+  <w:endnote w:type="separator" w:id="0">
+    <w:p>
+      <w:pPr>
+        <w:spacing w:line="240" w:lineRule="auto"/>
+      </w:pPr>
+      <w:r>
+        <w:separator/>
+      </w:r>
+    </w:p>
+  </w:endnote>
+  <w:endnote w:type="continuationSeparator" w:id="1">
+    <w:p>
+      <w:pPr>
+        <w:spacing w:line="240" w:lineRule="auto"/>
+      </w:pPr>
+      <w:r>
+        <w:continuationSeparator/>
+      </w:r>
+    </w:p>
+  </w:endnote>
+</w:endnotes>
+</file>
+
+<file path=word/footnotes.xml><?xml version="1.0" encoding="utf-8"?>
+<w:footnotes xmlns:wpc="http://schemas.microsoft.com/office/word/2010/wordprocessingCanvas" xmlns:mc="http://schemas.openxmlformats.org/markup-compatibility/2006" xmlns:o="urn:schemas-microsoft-com:office:office" xmlns:r="http://schemas.openxmlformats.org/officeDocument/2006/relationships" xmlns:m="http://schemas.openxmlformats.org/officeDocument/2006/math" xmlns:v="urn:schemas-microsoft-com:vml" xmlns:wp14="http://schemas.microsoft.com/office/word/2010/wordprocessingDrawing" xmlns:wp="http://schemas.openxmlformats.org/drawingml/2006/wordprocessingDrawing" xmlns:w="http://schemas.openxmlformats.org/wordprocessingml/2006/main" xmlns:w14="http://schemas.microsoft.com/office/word/2010/wordml" xmlns:w15="http://schemas.microsoft.com/office/word/2012/wordml" xmlns:w10="urn:schemas-microsoft-com:office:word" xmlns:wpg="http://schemas.microsoft.com/office/word/2010/wordprocessingGroup" xmlns:wpi="http://schemas.microsoft.com/office/word/2010/wordprocessingInk" xmlns:wne="http://schemas.microsoft.com/office/word/2006/wordml" xmlns:wps="http://schemas.microsoft.com/office/word/2010/wordprocessingShape" xmlns:wpsCustomData="http://www.wps.cn/officeDocument/2013/wpsCustomData" mc:Ignorable="w14 w15 wp14">
+  <w:footnote w:type="separator" w:id="0">
+    <w:p>
+      <w:pPr>
+        <w:spacing w:line="360" w:lineRule="auto"/>
+      </w:pPr>
+      <w:r>
+        <w:separator/>
+      </w:r>
+    </w:p>
+  </w:footnote>
+  <w:footnote w:type="continuationSeparator" w:id="1">
+    <w:p>
+      <w:pPr>
+        <w:spacing w:line="360" w:lineRule="auto"/>
+      </w:pPr>
+      <w:r>
+        <w:continuationSeparator/>
+      </w:r>
+    </w:p>
+  </w:footnote>
+</w:footnotes>
+</file>
+
 <file path=word/header1.xml><?xml version="1.0" encoding="utf-8"?>
-<w:hdr xmlns:wpc="http://schemas.microsoft.com/office/word/2010/wordprocessingCanvas" xmlns:mc="http://schemas.openxmlformats.org/markup-compatibility/2006" xmlns:o="urn:schemas-microsoft-com:office:office" xmlns:r="http://schemas.openxmlformats.org/officeDocument/2006/relationships" xmlns:m="http://schemas.openxmlformats.org/officeDocument/2006/math" xmlns:v="urn:schemas-microsoft-com:vml" xmlns:wp14="http://schemas.microsoft.com/office/word/2010/wordprocessingDrawing" xmlns:wp="http://schemas.openxmlformats.org/drawingml/2006/wordprocessingDrawing" xmlns:w10="urn:schemas-microsoft-com:office:word" xmlns:w="http://schemas.openxmlformats.org/wordprocessingml/2006/main" xmlns:w14="http://schemas.microsoft.com/office/word/2010/wordml" xmlns:w15="http://schemas.microsoft.com/office/word/2012/wordml" xmlns:wne="http://schemas.microsoft.com/office/word/2006/wordml" xmlns:wpg="http://schemas.microsoft.com/office/word/2010/wordprocessingGroup" xmlns:wpi="http://schemas.microsoft.com/office/word/2010/wordprocessingInk" xmlns:wps="http://schemas.microsoft.com/office/word/2010/wordprocessingShape" mc:Ignorable="w14 w15 wp14">
+<w:hdr xmlns:wpc="http://schemas.microsoft.com/office/word/2010/wordprocessingCanvas" xmlns:mc="http://schemas.openxmlformats.org/markup-compatibility/2006" xmlns:o="urn:schemas-microsoft-com:office:office" xmlns:r="http://schemas.openxmlformats.org/officeDocument/2006/relationships" xmlns:m="http://schemas.openxmlformats.org/officeDocument/2006/math" xmlns:v="urn:schemas-microsoft-com:vml" xmlns:wp14="http://schemas.microsoft.com/office/word/2010/wordprocessingDrawing" xmlns:wp="http://schemas.openxmlformats.org/drawingml/2006/wordprocessingDrawing" xmlns:w10="urn:schemas-microsoft-com:office:word" xmlns:w="http://schemas.openxmlformats.org/wordprocessingml/2006/main" xmlns:w14="http://schemas.microsoft.com/office/word/2010/wordml" xmlns:w15="http://schemas.microsoft.com/office/word/2012/wordml" xmlns:wpg="http://schemas.microsoft.com/office/word/2010/wordprocessingGroup" xmlns:wpi="http://schemas.microsoft.com/office/word/2010/wordprocessingInk" xmlns:wne="http://schemas.microsoft.com/office/word/2006/wordml" xmlns:wps="http://schemas.microsoft.com/office/word/2010/wordprocessingShape" xmlns:wpsCustomData="http://www.wps.cn/officeDocument/2013/wpsCustomData" mc:Ignorable="w14 w15 wp14">
   <w:p>
     <w:pPr>
-      <w:pStyle w:val="Header"/>
+      <w:pStyle w:val="15"/>
       <w:pBdr>
-        <w:bottom w:val="single" w:sz="4" w:space="1" w:color="auto"/>
+        <w:bottom w:val="single" w:color="auto" w:sz="4" w:space="1"/>
       </w:pBdr>
       <w:tabs>
         <w:tab w:val="left" w:pos="335"/>
@@ -5544,7 +5673,7 @@
       </w:tabs>
       <w:jc w:val="right"/>
       <w:rPr>
-        <w:rFonts w:eastAsiaTheme="minorEastAsia" w:hint="eastAsia"/>
+        <w:rFonts w:hint="eastAsia" w:eastAsiaTheme="minorEastAsia"/>
         <w:lang w:eastAsia="zh-CN"/>
       </w:rPr>
     </w:pPr>
@@ -5553,15 +5682,15 @@
 </file>
 
 <file path=word/numbering.xml><?xml version="1.0" encoding="utf-8"?>
-<w:numbering xmlns:wpc="http://schemas.microsoft.com/office/word/2010/wordprocessingCanvas" xmlns:mc="http://schemas.openxmlformats.org/markup-compatibility/2006" xmlns:o="urn:schemas-microsoft-com:office:office" xmlns:r="http://schemas.openxmlformats.org/officeDocument/2006/relationships" xmlns:m="http://schemas.openxmlformats.org/officeDocument/2006/math" xmlns:v="urn:schemas-microsoft-com:vml" xmlns:wp14="http://schemas.microsoft.com/office/word/2010/wordprocessingDrawing" xmlns:wp="http://schemas.openxmlformats.org/drawingml/2006/wordprocessingDrawing" xmlns:w10="urn:schemas-microsoft-com:office:word" xmlns:w="http://schemas.openxmlformats.org/wordprocessingml/2006/main" xmlns:w14="http://schemas.microsoft.com/office/word/2010/wordml" xmlns:w15="http://schemas.microsoft.com/office/word/2012/wordml" xmlns:wne="http://schemas.microsoft.com/office/word/2006/wordml" xmlns:wpg="http://schemas.microsoft.com/office/word/2010/wordprocessingGroup" xmlns:wpi="http://schemas.microsoft.com/office/word/2010/wordprocessingInk" xmlns:wps="http://schemas.microsoft.com/office/word/2010/wordprocessingShape" mc:Ignorable="w14 w15 wp14">
+<w:numbering xmlns:wpc="http://schemas.microsoft.com/office/word/2010/wordprocessingCanvas" xmlns:mc="http://schemas.openxmlformats.org/markup-compatibility/2006" xmlns:o="urn:schemas-microsoft-com:office:office" xmlns:r="http://schemas.openxmlformats.org/officeDocument/2006/relationships" xmlns:m="http://schemas.openxmlformats.org/officeDocument/2006/math" xmlns:v="urn:schemas-microsoft-com:vml" xmlns:wp14="http://schemas.microsoft.com/office/word/2010/wordprocessingDrawing" xmlns:wp="http://schemas.openxmlformats.org/drawingml/2006/wordprocessingDrawing" xmlns:w10="urn:schemas-microsoft-com:office:word" xmlns:w="http://schemas.openxmlformats.org/wordprocessingml/2006/main" xmlns:w14="http://schemas.microsoft.com/office/word/2010/wordml" xmlns:wpg="http://schemas.microsoft.com/office/word/2010/wordprocessingGroup" xmlns:wpi="http://schemas.microsoft.com/office/word/2010/wordprocessingInk" xmlns:wne="http://schemas.microsoft.com/office/word/2006/wordml" xmlns:wps="http://schemas.microsoft.com/office/word/2010/wordprocessingShape" xmlns:wpsCustomData="http://www.wps.cn/officeDocument/2013/wpsCustomData" mc:Ignorable="w14 wp14">
   <w:abstractNum w:abstractNumId="0">
     <w:nsid w:val="8E964DCE"/>
     <w:multiLevelType w:val="multilevel"/>
     <w:tmpl w:val="8E964DCE"/>
-    <w:lvl w:ilvl="0">
+    <w:lvl w:ilvl="0" w:tentative="0">
       <w:start w:val="1"/>
       <w:numFmt w:val="decimal"/>
-      <w:pStyle w:val="Heading1"/>
+      <w:pStyle w:val="2"/>
       <w:lvlText w:val="%1."/>
       <w:lvlJc w:val="left"/>
       <w:pPr>
@@ -5571,10 +5700,10 @@
         <w:rFonts w:hint="default"/>
       </w:rPr>
     </w:lvl>
-    <w:lvl w:ilvl="1">
+    <w:lvl w:ilvl="1" w:tentative="0">
       <w:start w:val="1"/>
       <w:numFmt w:val="decimal"/>
-      <w:pStyle w:val="Heading2"/>
+      <w:pStyle w:val="3"/>
       <w:lvlText w:val="%1.%2."/>
       <w:lvlJc w:val="left"/>
       <w:pPr>
@@ -5584,10 +5713,10 @@
         <w:rFonts w:hint="default"/>
       </w:rPr>
     </w:lvl>
-    <w:lvl w:ilvl="2">
+    <w:lvl w:ilvl="2" w:tentative="0">
       <w:start w:val="1"/>
       <w:numFmt w:val="decimal"/>
-      <w:pStyle w:val="Heading3"/>
+      <w:pStyle w:val="4"/>
       <w:lvlText w:val="%1.%2.%3."/>
       <w:lvlJc w:val="left"/>
       <w:pPr>
@@ -5597,10 +5726,10 @@
         <w:rFonts w:hint="default"/>
       </w:rPr>
     </w:lvl>
-    <w:lvl w:ilvl="3">
+    <w:lvl w:ilvl="3" w:tentative="0">
       <w:start w:val="1"/>
       <w:numFmt w:val="decimal"/>
-      <w:pStyle w:val="Heading4"/>
+      <w:pStyle w:val="5"/>
       <w:lvlText w:val="%1.%2.%3.%4."/>
       <w:lvlJc w:val="left"/>
       <w:pPr>
@@ -5610,10 +5739,10 @@
         <w:rFonts w:hint="default"/>
       </w:rPr>
     </w:lvl>
-    <w:lvl w:ilvl="4">
+    <w:lvl w:ilvl="4" w:tentative="0">
       <w:start w:val="1"/>
       <w:numFmt w:val="decimal"/>
-      <w:pStyle w:val="Heading5"/>
+      <w:pStyle w:val="6"/>
       <w:lvlText w:val="%1.%2.%3.%4.%5."/>
       <w:lvlJc w:val="left"/>
       <w:pPr>
@@ -5623,10 +5752,10 @@
         <w:rFonts w:hint="default"/>
       </w:rPr>
     </w:lvl>
-    <w:lvl w:ilvl="5">
+    <w:lvl w:ilvl="5" w:tentative="0">
       <w:start w:val="1"/>
       <w:numFmt w:val="decimal"/>
-      <w:pStyle w:val="Heading6"/>
+      <w:pStyle w:val="7"/>
       <w:lvlText w:val="%1.%2.%3.%4.%5.%6."/>
       <w:lvlJc w:val="left"/>
       <w:pPr>
@@ -5636,10 +5765,10 @@
         <w:rFonts w:hint="default"/>
       </w:rPr>
     </w:lvl>
-    <w:lvl w:ilvl="6">
+    <w:lvl w:ilvl="6" w:tentative="0">
       <w:start w:val="1"/>
       <w:numFmt w:val="decimal"/>
-      <w:pStyle w:val="Heading7"/>
+      <w:pStyle w:val="8"/>
       <w:lvlText w:val="%1.%2.%3.%4.%5.%6.%7."/>
       <w:lvlJc w:val="left"/>
       <w:pPr>
@@ -5649,10 +5778,10 @@
         <w:rFonts w:hint="default"/>
       </w:rPr>
     </w:lvl>
-    <w:lvl w:ilvl="7">
+    <w:lvl w:ilvl="7" w:tentative="0">
       <w:start w:val="1"/>
       <w:numFmt w:val="decimal"/>
-      <w:pStyle w:val="Heading8"/>
+      <w:pStyle w:val="9"/>
       <w:lvlText w:val="%1.%2.%3.%4.%5.%6.%7.%8."/>
       <w:lvlJc w:val="left"/>
       <w:pPr>
@@ -5662,10 +5791,10 @@
         <w:rFonts w:hint="default"/>
       </w:rPr>
     </w:lvl>
-    <w:lvl w:ilvl="8">
+    <w:lvl w:ilvl="8" w:tentative="0">
       <w:start w:val="1"/>
       <w:numFmt w:val="decimal"/>
-      <w:pStyle w:val="Heading9"/>
+      <w:pStyle w:val="10"/>
       <w:lvlText w:val="%1.%2.%3.%4.%5.%6.%7.%8.%9."/>
       <w:lvlJc w:val="left"/>
       <w:pPr>
@@ -5680,7 +5809,7 @@
     <w:nsid w:val="5EA5A2A9"/>
     <w:multiLevelType w:val="singleLevel"/>
     <w:tmpl w:val="5EA5A2A9"/>
-    <w:lvl w:ilvl="0">
+    <w:lvl w:ilvl="0" w:tentative="0">
       <w:start w:val="1"/>
       <w:numFmt w:val="decimal"/>
       <w:lvlText w:val="%1."/>
@@ -5733,267 +5862,269 @@
 </file>
 
 <file path=word/styles.xml><?xml version="1.0" encoding="utf-8"?>
-<w:styles xmlns:mc="http://schemas.openxmlformats.org/markup-compatibility/2006" xmlns:r="http://schemas.openxmlformats.org/officeDocument/2006/relationships" xmlns:w="http://schemas.openxmlformats.org/wordprocessingml/2006/main" xmlns:w14="http://schemas.microsoft.com/office/word/2010/wordml" xmlns:w15="http://schemas.microsoft.com/office/word/2012/wordml" mc:Ignorable="w14 w15">
+<w:styles xmlns:mc="http://schemas.openxmlformats.org/markup-compatibility/2006" xmlns:o="urn:schemas-microsoft-com:office:office" xmlns:r="http://schemas.openxmlformats.org/officeDocument/2006/relationships" xmlns:m="http://schemas.openxmlformats.org/officeDocument/2006/math" xmlns:v="urn:schemas-microsoft-com:vml" xmlns:w="http://schemas.openxmlformats.org/wordprocessingml/2006/main" xmlns:w14="http://schemas.microsoft.com/office/word/2010/wordml" xmlns:w10="urn:schemas-microsoft-com:office:word" xmlns:sl="http://schemas.openxmlformats.org/schemaLibrary/2006/main" xmlns:wpsCustomData="http://www.wps.cn/officeDocument/2013/wpsCustomData" mc:Ignorable="w14">
   <w:docDefaults>
     <w:rPrDefault>
       <w:rPr>
-        <w:rFonts w:ascii="Times New Roman" w:eastAsia="宋体" w:hAnsi="Times New Roman" w:cs="Times New Roman"/>
+        <w:rFonts w:ascii="Times New Roman" w:hAnsi="Times New Roman" w:eastAsia="宋体" w:cs="Times New Roman"/>
       </w:rPr>
     </w:rPrDefault>
     <w:pPrDefault/>
   </w:docDefaults>
-  <w:latentStyles w:defLockedState="0" w:defUIPriority="99" w:defSemiHidden="1" w:defUnhideWhenUsed="1" w:defQFormat="0" w:count="260">
-    <w:lsdException w:name="Normal" w:semiHidden="0" w:uiPriority="0" w:unhideWhenUsed="0" w:qFormat="1"/>
-    <w:lsdException w:name="heading 1" w:semiHidden="0" w:uiPriority="0" w:unhideWhenUsed="0" w:qFormat="1"/>
-    <w:lsdException w:name="heading 2" w:semiHidden="0" w:uiPriority="0" w:qFormat="1"/>
-    <w:lsdException w:name="heading 3" w:uiPriority="0" w:qFormat="1"/>
-    <w:lsdException w:name="heading 4" w:semiHidden="0" w:uiPriority="0" w:qFormat="1"/>
-    <w:lsdException w:name="heading 5" w:uiPriority="0" w:qFormat="1"/>
-    <w:lsdException w:name="heading 6" w:uiPriority="0" w:qFormat="1"/>
-    <w:lsdException w:name="heading 7" w:uiPriority="0" w:qFormat="1"/>
-    <w:lsdException w:name="heading 8" w:uiPriority="0" w:qFormat="1"/>
-    <w:lsdException w:name="heading 9" w:uiPriority="0" w:qFormat="1"/>
-    <w:lsdException w:name="index 1" w:semiHidden="0" w:uiPriority="0" w:unhideWhenUsed="0"/>
-    <w:lsdException w:name="index 2" w:semiHidden="0" w:uiPriority="0" w:unhideWhenUsed="0"/>
-    <w:lsdException w:name="index 3" w:semiHidden="0" w:uiPriority="0" w:unhideWhenUsed="0"/>
-    <w:lsdException w:name="index 4" w:semiHidden="0" w:uiPriority="0" w:unhideWhenUsed="0"/>
-    <w:lsdException w:name="index 5" w:semiHidden="0" w:uiPriority="0" w:unhideWhenUsed="0"/>
-    <w:lsdException w:name="index 6" w:semiHidden="0" w:uiPriority="0" w:unhideWhenUsed="0"/>
-    <w:lsdException w:name="index 7" w:semiHidden="0" w:uiPriority="0" w:unhideWhenUsed="0"/>
-    <w:lsdException w:name="index 8" w:semiHidden="0" w:uiPriority="0" w:unhideWhenUsed="0"/>
-    <w:lsdException w:name="index 9" w:semiHidden="0" w:uiPriority="0" w:unhideWhenUsed="0"/>
-    <w:lsdException w:name="toc 1" w:semiHidden="0" w:uiPriority="0" w:unhideWhenUsed="0" w:qFormat="1"/>
-    <w:lsdException w:name="toc 2" w:semiHidden="0" w:uiPriority="0" w:unhideWhenUsed="0" w:qFormat="1"/>
-    <w:lsdException w:name="toc 3" w:semiHidden="0" w:uiPriority="0" w:unhideWhenUsed="0" w:qFormat="1"/>
-    <w:lsdException w:name="toc 4" w:semiHidden="0" w:uiPriority="0" w:unhideWhenUsed="0"/>
-    <w:lsdException w:name="toc 5" w:semiHidden="0" w:uiPriority="0" w:unhideWhenUsed="0"/>
-    <w:lsdException w:name="toc 6" w:semiHidden="0" w:uiPriority="0" w:unhideWhenUsed="0"/>
-    <w:lsdException w:name="toc 7" w:semiHidden="0" w:uiPriority="0" w:unhideWhenUsed="0"/>
-    <w:lsdException w:name="toc 8" w:semiHidden="0" w:uiPriority="0" w:unhideWhenUsed="0"/>
-    <w:lsdException w:name="toc 9" w:semiHidden="0" w:uiPriority="0" w:unhideWhenUsed="0"/>
-    <w:lsdException w:name="Normal Indent" w:semiHidden="0" w:uiPriority="0" w:unhideWhenUsed="0"/>
-    <w:lsdException w:name="footnote text" w:semiHidden="0" w:uiPriority="0" w:unhideWhenUsed="0"/>
-    <w:lsdException w:name="annotation text" w:semiHidden="0" w:uiPriority="0" w:unhideWhenUsed="0" w:qFormat="1"/>
-    <w:lsdException w:name="header" w:semiHidden="0" w:uiPriority="0" w:unhideWhenUsed="0" w:qFormat="1"/>
-    <w:lsdException w:name="footer" w:semiHidden="0" w:uiPriority="0" w:unhideWhenUsed="0" w:qFormat="1"/>
-    <w:lsdException w:name="index heading" w:semiHidden="0" w:uiPriority="0" w:unhideWhenUsed="0"/>
-    <w:lsdException w:name="caption" w:uiPriority="0" w:qFormat="1"/>
-    <w:lsdException w:name="table of figures" w:semiHidden="0" w:uiPriority="0" w:unhideWhenUsed="0"/>
-    <w:lsdException w:name="envelope address" w:semiHidden="0" w:uiPriority="0" w:unhideWhenUsed="0"/>
-    <w:lsdException w:name="envelope return" w:semiHidden="0" w:uiPriority="0" w:unhideWhenUsed="0"/>
-    <w:lsdException w:name="footnote reference" w:semiHidden="0" w:uiPriority="0" w:unhideWhenUsed="0"/>
-    <w:lsdException w:name="annotation reference" w:semiHidden="0" w:uiPriority="0" w:unhideWhenUsed="0"/>
-    <w:lsdException w:name="line number" w:semiHidden="0" w:uiPriority="0" w:unhideWhenUsed="0"/>
-    <w:lsdException w:name="page number" w:semiHidden="0" w:uiPriority="0" w:unhideWhenUsed="0"/>
-    <w:lsdException w:name="endnote reference" w:semiHidden="0" w:uiPriority="0" w:unhideWhenUsed="0"/>
-    <w:lsdException w:name="endnote text" w:semiHidden="0" w:uiPriority="0" w:unhideWhenUsed="0"/>
-    <w:lsdException w:name="table of authorities" w:semiHidden="0" w:uiPriority="0" w:unhideWhenUsed="0"/>
-    <w:lsdException w:name="macro" w:semiHidden="0" w:uiPriority="0" w:unhideWhenUsed="0"/>
-    <w:lsdException w:name="toa heading" w:semiHidden="0" w:uiPriority="0" w:unhideWhenUsed="0"/>
-    <w:lsdException w:name="List" w:semiHidden="0" w:uiPriority="0" w:unhideWhenUsed="0"/>
-    <w:lsdException w:name="List Bullet" w:semiHidden="0" w:uiPriority="0" w:unhideWhenUsed="0"/>
-    <w:lsdException w:name="List Number" w:semiHidden="0" w:uiPriority="0" w:unhideWhenUsed="0"/>
-    <w:lsdException w:name="List 2" w:semiHidden="0" w:uiPriority="0" w:unhideWhenUsed="0"/>
-    <w:lsdException w:name="List 3" w:semiHidden="0" w:uiPriority="0" w:unhideWhenUsed="0"/>
-    <w:lsdException w:name="List 4" w:semiHidden="0" w:uiPriority="0" w:unhideWhenUsed="0"/>
-    <w:lsdException w:name="List 5" w:semiHidden="0" w:uiPriority="0" w:unhideWhenUsed="0"/>
-    <w:lsdException w:name="List Bullet 2" w:semiHidden="0" w:uiPriority="0" w:unhideWhenUsed="0"/>
-    <w:lsdException w:name="List Bullet 3" w:semiHidden="0" w:uiPriority="0" w:unhideWhenUsed="0"/>
-    <w:lsdException w:name="List Bullet 4" w:semiHidden="0" w:uiPriority="0" w:unhideWhenUsed="0"/>
-    <w:lsdException w:name="List Bullet 5" w:semiHidden="0" w:uiPriority="0" w:unhideWhenUsed="0"/>
-    <w:lsdException w:name="List Number 2" w:semiHidden="0" w:uiPriority="0" w:unhideWhenUsed="0"/>
-    <w:lsdException w:name="List Number 3" w:semiHidden="0" w:uiPriority="0" w:unhideWhenUsed="0"/>
-    <w:lsdException w:name="List Number 4" w:semiHidden="0" w:uiPriority="0" w:unhideWhenUsed="0"/>
-    <w:lsdException w:name="List Number 5" w:semiHidden="0" w:uiPriority="0" w:unhideWhenUsed="0"/>
-    <w:lsdException w:name="Title" w:semiHidden="0" w:uiPriority="0" w:unhideWhenUsed="0" w:qFormat="1"/>
-    <w:lsdException w:name="Closing" w:semiHidden="0" w:uiPriority="0" w:unhideWhenUsed="0"/>
-    <w:lsdException w:name="Signature" w:semiHidden="0" w:uiPriority="0" w:unhideWhenUsed="0"/>
-    <w:lsdException w:name="Default Paragraph Font" w:uiPriority="0" w:unhideWhenUsed="0" w:qFormat="1"/>
-    <w:lsdException w:name="Body Text" w:uiPriority="0" w:unhideWhenUsed="0" w:qFormat="1"/>
-    <w:lsdException w:name="Body Text Indent" w:semiHidden="0" w:uiPriority="0" w:unhideWhenUsed="0"/>
-    <w:lsdException w:name="List Continue" w:semiHidden="0" w:uiPriority="0" w:unhideWhenUsed="0"/>
-    <w:lsdException w:name="List Continue 2" w:semiHidden="0" w:uiPriority="0" w:unhideWhenUsed="0"/>
-    <w:lsdException w:name="List Continue 3" w:semiHidden="0" w:uiPriority="0" w:unhideWhenUsed="0"/>
-    <w:lsdException w:name="List Continue 4" w:semiHidden="0" w:uiPriority="0" w:unhideWhenUsed="0"/>
-    <w:lsdException w:name="List Continue 5" w:semiHidden="0" w:uiPriority="0" w:unhideWhenUsed="0"/>
-    <w:lsdException w:name="Message Header" w:semiHidden="0" w:uiPriority="0" w:unhideWhenUsed="0"/>
-    <w:lsdException w:name="Subtitle" w:semiHidden="0" w:uiPriority="0" w:unhideWhenUsed="0" w:qFormat="1"/>
-    <w:lsdException w:name="Salutation" w:semiHidden="0" w:uiPriority="0" w:unhideWhenUsed="0"/>
-    <w:lsdException w:name="Date" w:semiHidden="0" w:uiPriority="0" w:unhideWhenUsed="0"/>
-    <w:lsdException w:name="Body Text First Indent" w:semiHidden="0" w:uiPriority="0" w:unhideWhenUsed="0"/>
-    <w:lsdException w:name="Body Text First Indent 2" w:semiHidden="0" w:uiPriority="0" w:unhideWhenUsed="0"/>
-    <w:lsdException w:name="Body Text 2" w:semiHidden="0" w:uiPriority="0" w:unhideWhenUsed="0"/>
-    <w:lsdException w:name="Body Text 3" w:semiHidden="0" w:uiPriority="0" w:unhideWhenUsed="0"/>
-    <w:lsdException w:name="Body Text Indent 2" w:semiHidden="0" w:uiPriority="0" w:unhideWhenUsed="0"/>
-    <w:lsdException w:name="Body Text Indent 3" w:semiHidden="0" w:uiPriority="0" w:unhideWhenUsed="0"/>
-    <w:lsdException w:name="Block Text" w:semiHidden="0" w:uiPriority="0" w:unhideWhenUsed="0"/>
-    <w:lsdException w:name="Hyperlink" w:semiHidden="0" w:uiPriority="0" w:unhideWhenUsed="0"/>
-    <w:lsdException w:name="FollowedHyperlink" w:semiHidden="0" w:uiPriority="0" w:unhideWhenUsed="0"/>
-    <w:lsdException w:name="Strong" w:semiHidden="0" w:uiPriority="0" w:unhideWhenUsed="0" w:qFormat="1"/>
-    <w:lsdException w:name="Emphasis" w:semiHidden="0" w:uiPriority="0" w:unhideWhenUsed="0" w:qFormat="1"/>
-    <w:lsdException w:name="Document Map" w:semiHidden="0" w:uiPriority="0" w:unhideWhenUsed="0"/>
-    <w:lsdException w:name="Plain Text" w:semiHidden="0" w:uiPriority="0" w:unhideWhenUsed="0"/>
-    <w:lsdException w:name="E-mail Signature" w:semiHidden="0" w:uiPriority="0" w:unhideWhenUsed="0"/>
-    <w:lsdException w:name="Normal (Web)" w:semiHidden="0" w:uiPriority="0" w:unhideWhenUsed="0" w:qFormat="1"/>
-    <w:lsdException w:name="HTML Acronym" w:semiHidden="0" w:uiPriority="0" w:unhideWhenUsed="0"/>
-    <w:lsdException w:name="HTML Address" w:semiHidden="0" w:uiPriority="0" w:unhideWhenUsed="0"/>
-    <w:lsdException w:name="HTML Cite" w:semiHidden="0" w:uiPriority="0" w:unhideWhenUsed="0"/>
-    <w:lsdException w:name="HTML Code" w:semiHidden="0" w:uiPriority="0" w:unhideWhenUsed="0"/>
-    <w:lsdException w:name="HTML Definition" w:semiHidden="0" w:uiPriority="0" w:unhideWhenUsed="0"/>
-    <w:lsdException w:name="HTML Keyboard" w:semiHidden="0" w:uiPriority="0" w:unhideWhenUsed="0"/>
-    <w:lsdException w:name="HTML Preformatted" w:semiHidden="0" w:uiPriority="0" w:unhideWhenUsed="0"/>
-    <w:lsdException w:name="HTML Sample" w:semiHidden="0" w:uiPriority="0" w:unhideWhenUsed="0"/>
-    <w:lsdException w:name="HTML Typewriter" w:semiHidden="0" w:uiPriority="0" w:unhideWhenUsed="0"/>
-    <w:lsdException w:name="HTML Variable" w:semiHidden="0" w:uiPriority="0" w:unhideWhenUsed="0"/>
-    <w:lsdException w:name="Normal Table" w:uiPriority="0" w:unhideWhenUsed="0" w:qFormat="1"/>
-    <w:lsdException w:name="annotation subject" w:semiHidden="0" w:uiPriority="0" w:unhideWhenUsed="0"/>
-    <w:lsdException w:name="Table Simple 1" w:semiHidden="0" w:uiPriority="0" w:unhideWhenUsed="0"/>
-    <w:lsdException w:name="Table Simple 2" w:semiHidden="0" w:uiPriority="0" w:unhideWhenUsed="0"/>
-    <w:lsdException w:name="Table Simple 3" w:semiHidden="0" w:uiPriority="0" w:unhideWhenUsed="0"/>
-    <w:lsdException w:name="Table Classic 1" w:semiHidden="0" w:uiPriority="0" w:unhideWhenUsed="0"/>
-    <w:lsdException w:name="Table Classic 2" w:semiHidden="0" w:uiPriority="0" w:unhideWhenUsed="0"/>
-    <w:lsdException w:name="Table Classic 3" w:semiHidden="0" w:uiPriority="0" w:unhideWhenUsed="0"/>
-    <w:lsdException w:name="Table Classic 4" w:semiHidden="0" w:uiPriority="0" w:unhideWhenUsed="0"/>
-    <w:lsdException w:name="Table Colorful 1" w:semiHidden="0" w:uiPriority="0" w:unhideWhenUsed="0"/>
-    <w:lsdException w:name="Table Colorful 2" w:semiHidden="0" w:uiPriority="0" w:unhideWhenUsed="0"/>
-    <w:lsdException w:name="Table Colorful 3" w:semiHidden="0" w:uiPriority="0" w:unhideWhenUsed="0"/>
-    <w:lsdException w:name="Table Columns 1" w:semiHidden="0" w:uiPriority="0" w:unhideWhenUsed="0"/>
-    <w:lsdException w:name="Table Columns 2" w:semiHidden="0" w:uiPriority="0" w:unhideWhenUsed="0"/>
-    <w:lsdException w:name="Table Columns 3" w:semiHidden="0" w:uiPriority="0" w:unhideWhenUsed="0"/>
-    <w:lsdException w:name="Table Columns 4" w:semiHidden="0" w:uiPriority="0" w:unhideWhenUsed="0"/>
-    <w:lsdException w:name="Table Columns 5" w:semiHidden="0" w:uiPriority="0" w:unhideWhenUsed="0"/>
-    <w:lsdException w:name="Table Grid 1" w:semiHidden="0" w:uiPriority="0" w:unhideWhenUsed="0"/>
-    <w:lsdException w:name="Table Grid 2" w:semiHidden="0" w:uiPriority="0" w:unhideWhenUsed="0"/>
-    <w:lsdException w:name="Table Grid 3" w:semiHidden="0" w:uiPriority="0" w:unhideWhenUsed="0"/>
-    <w:lsdException w:name="Table Grid 4" w:semiHidden="0" w:uiPriority="0" w:unhideWhenUsed="0"/>
-    <w:lsdException w:name="Table Grid 5" w:semiHidden="0" w:uiPriority="0" w:unhideWhenUsed="0"/>
-    <w:lsdException w:name="Table Grid 6" w:semiHidden="0" w:uiPriority="0" w:unhideWhenUsed="0"/>
-    <w:lsdException w:name="Table Grid 7" w:semiHidden="0" w:uiPriority="0" w:unhideWhenUsed="0"/>
-    <w:lsdException w:name="Table Grid 8" w:semiHidden="0" w:uiPriority="0" w:unhideWhenUsed="0"/>
-    <w:lsdException w:name="Table List 1" w:semiHidden="0" w:uiPriority="0" w:unhideWhenUsed="0"/>
-    <w:lsdException w:name="Table List 2" w:semiHidden="0" w:uiPriority="0" w:unhideWhenUsed="0"/>
-    <w:lsdException w:name="Table List 3" w:semiHidden="0" w:uiPriority="0" w:unhideWhenUsed="0"/>
-    <w:lsdException w:name="Table List 4" w:semiHidden="0" w:uiPriority="0" w:unhideWhenUsed="0"/>
-    <w:lsdException w:name="Table List 5" w:semiHidden="0" w:uiPriority="0" w:unhideWhenUsed="0"/>
-    <w:lsdException w:name="Table List 6" w:semiHidden="0" w:uiPriority="0" w:unhideWhenUsed="0"/>
-    <w:lsdException w:name="Table List 7" w:semiHidden="0" w:uiPriority="0" w:unhideWhenUsed="0"/>
-    <w:lsdException w:name="Table List 8" w:semiHidden="0" w:uiPriority="0" w:unhideWhenUsed="0"/>
-    <w:lsdException w:name="Table 3D effects 1" w:semiHidden="0" w:uiPriority="0" w:unhideWhenUsed="0"/>
-    <w:lsdException w:name="Table 3D effects 2" w:semiHidden="0" w:uiPriority="0" w:unhideWhenUsed="0"/>
-    <w:lsdException w:name="Table 3D effects 3" w:semiHidden="0" w:uiPriority="0" w:unhideWhenUsed="0"/>
-    <w:lsdException w:name="Table Contemporary" w:semiHidden="0" w:uiPriority="0" w:unhideWhenUsed="0"/>
-    <w:lsdException w:name="Table Elegant" w:semiHidden="0" w:uiPriority="0" w:unhideWhenUsed="0"/>
-    <w:lsdException w:name="Table Professional" w:semiHidden="0" w:uiPriority="0" w:unhideWhenUsed="0"/>
-    <w:lsdException w:name="Table Subtle 1" w:semiHidden="0" w:uiPriority="0" w:unhideWhenUsed="0"/>
-    <w:lsdException w:name="Table Subtle 2" w:semiHidden="0" w:uiPriority="0" w:unhideWhenUsed="0"/>
-    <w:lsdException w:name="Table Web 1" w:semiHidden="0" w:uiPriority="0" w:unhideWhenUsed="0"/>
-    <w:lsdException w:name="Table Web 2" w:semiHidden="0" w:uiPriority="0" w:unhideWhenUsed="0"/>
-    <w:lsdException w:name="Table Web 3" w:semiHidden="0" w:uiPriority="0" w:unhideWhenUsed="0"/>
-    <w:lsdException w:name="Balloon Text" w:semiHidden="0" w:uiPriority="0" w:unhideWhenUsed="0"/>
-    <w:lsdException w:name="Table Grid" w:semiHidden="0" w:uiPriority="0" w:unhideWhenUsed="0" w:qFormat="1"/>
-    <w:lsdException w:name="Table Theme" w:semiHidden="0" w:uiPriority="0" w:unhideWhenUsed="0"/>
-    <w:lsdException w:name="Light Shading" w:semiHidden="0" w:uiPriority="60" w:unhideWhenUsed="0"/>
-    <w:lsdException w:name="Light List" w:semiHidden="0" w:uiPriority="61" w:unhideWhenUsed="0"/>
-    <w:lsdException w:name="Light Grid" w:semiHidden="0" w:uiPriority="62" w:unhideWhenUsed="0"/>
-    <w:lsdException w:name="Medium Shading 1" w:semiHidden="0" w:uiPriority="63" w:unhideWhenUsed="0"/>
-    <w:lsdException w:name="Medium Shading 2" w:semiHidden="0" w:uiPriority="64" w:unhideWhenUsed="0"/>
-    <w:lsdException w:name="Medium List 1" w:semiHidden="0" w:uiPriority="65" w:unhideWhenUsed="0"/>
-    <w:lsdException w:name="Medium List 2" w:semiHidden="0" w:uiPriority="66" w:unhideWhenUsed="0"/>
-    <w:lsdException w:name="Medium Grid 1" w:semiHidden="0" w:uiPriority="67" w:unhideWhenUsed="0"/>
-    <w:lsdException w:name="Medium Grid 2" w:semiHidden="0" w:uiPriority="68" w:unhideWhenUsed="0"/>
-    <w:lsdException w:name="Medium Grid 3" w:semiHidden="0" w:uiPriority="69" w:unhideWhenUsed="0"/>
-    <w:lsdException w:name="Dark List" w:semiHidden="0" w:uiPriority="70" w:unhideWhenUsed="0"/>
-    <w:lsdException w:name="Colorful Shading" w:semiHidden="0" w:uiPriority="71" w:unhideWhenUsed="0"/>
-    <w:lsdException w:name="Colorful List" w:semiHidden="0" w:uiPriority="72" w:unhideWhenUsed="0"/>
-    <w:lsdException w:name="Colorful Grid" w:semiHidden="0" w:uiPriority="73" w:unhideWhenUsed="0"/>
-    <w:lsdException w:name="Light Shading Accent 1" w:semiHidden="0" w:uiPriority="60" w:unhideWhenUsed="0"/>
-    <w:lsdException w:name="Light List Accent 1" w:semiHidden="0" w:uiPriority="61" w:unhideWhenUsed="0"/>
-    <w:lsdException w:name="Light Grid Accent 1" w:semiHidden="0" w:uiPriority="62" w:unhideWhenUsed="0"/>
-    <w:lsdException w:name="Medium Shading 1 Accent 1" w:semiHidden="0" w:uiPriority="63" w:unhideWhenUsed="0"/>
-    <w:lsdException w:name="Medium Shading 2 Accent 1" w:semiHidden="0" w:uiPriority="64" w:unhideWhenUsed="0"/>
-    <w:lsdException w:name="Medium List 1 Accent 1" w:semiHidden="0" w:uiPriority="65" w:unhideWhenUsed="0"/>
-    <w:lsdException w:name="Medium List 2 Accent 1" w:semiHidden="0" w:uiPriority="66" w:unhideWhenUsed="0"/>
-    <w:lsdException w:name="Medium Grid 1 Accent 1" w:semiHidden="0" w:uiPriority="67" w:unhideWhenUsed="0"/>
-    <w:lsdException w:name="Medium Grid 2 Accent 1" w:semiHidden="0" w:uiPriority="68" w:unhideWhenUsed="0"/>
-    <w:lsdException w:name="Medium Grid 3 Accent 1" w:semiHidden="0" w:uiPriority="69" w:unhideWhenUsed="0"/>
-    <w:lsdException w:name="Dark List Accent 1" w:semiHidden="0" w:uiPriority="70" w:unhideWhenUsed="0"/>
-    <w:lsdException w:name="Colorful Shading Accent 1" w:semiHidden="0" w:uiPriority="71" w:unhideWhenUsed="0"/>
-    <w:lsdException w:name="Colorful List Accent 1" w:semiHidden="0" w:uiPriority="72" w:unhideWhenUsed="0"/>
-    <w:lsdException w:name="Colorful Grid Accent 1" w:semiHidden="0" w:uiPriority="73" w:unhideWhenUsed="0"/>
-    <w:lsdException w:name="Light Shading Accent 2" w:semiHidden="0" w:uiPriority="60" w:unhideWhenUsed="0"/>
-    <w:lsdException w:name="Light List Accent 2" w:semiHidden="0" w:uiPriority="61" w:unhideWhenUsed="0"/>
-    <w:lsdException w:name="Light Grid Accent 2" w:semiHidden="0" w:uiPriority="62" w:unhideWhenUsed="0"/>
-    <w:lsdException w:name="Medium Shading 1 Accent 2" w:semiHidden="0" w:uiPriority="63" w:unhideWhenUsed="0"/>
-    <w:lsdException w:name="Medium Shading 2 Accent 2" w:semiHidden="0" w:uiPriority="64" w:unhideWhenUsed="0"/>
-    <w:lsdException w:name="Medium List 1 Accent 2" w:semiHidden="0" w:uiPriority="65" w:unhideWhenUsed="0"/>
-    <w:lsdException w:name="Medium List 2 Accent 2" w:semiHidden="0" w:uiPriority="66" w:unhideWhenUsed="0"/>
-    <w:lsdException w:name="Medium Grid 1 Accent 2" w:semiHidden="0" w:uiPriority="67" w:unhideWhenUsed="0"/>
-    <w:lsdException w:name="Medium Grid 2 Accent 2" w:semiHidden="0" w:uiPriority="68" w:unhideWhenUsed="0"/>
-    <w:lsdException w:name="Medium Grid 3 Accent 2" w:semiHidden="0" w:uiPriority="69" w:unhideWhenUsed="0"/>
-    <w:lsdException w:name="Dark List Accent 2" w:semiHidden="0" w:uiPriority="70" w:unhideWhenUsed="0"/>
-    <w:lsdException w:name="Colorful Shading Accent 2" w:semiHidden="0" w:uiPriority="71" w:unhideWhenUsed="0"/>
-    <w:lsdException w:name="Colorful List Accent 2" w:semiHidden="0" w:uiPriority="72" w:unhideWhenUsed="0"/>
-    <w:lsdException w:name="Colorful Grid Accent 2" w:semiHidden="0" w:uiPriority="73" w:unhideWhenUsed="0"/>
-    <w:lsdException w:name="Light Shading Accent 3" w:semiHidden="0" w:uiPriority="60" w:unhideWhenUsed="0"/>
-    <w:lsdException w:name="Light List Accent 3" w:semiHidden="0" w:uiPriority="61" w:unhideWhenUsed="0"/>
-    <w:lsdException w:name="Light Grid Accent 3" w:semiHidden="0" w:uiPriority="62" w:unhideWhenUsed="0"/>
-    <w:lsdException w:name="Medium Shading 1 Accent 3" w:semiHidden="0" w:uiPriority="63" w:unhideWhenUsed="0"/>
-    <w:lsdException w:name="Medium Shading 2 Accent 3" w:semiHidden="0" w:uiPriority="64" w:unhideWhenUsed="0"/>
-    <w:lsdException w:name="Medium List 1 Accent 3" w:semiHidden="0" w:uiPriority="65" w:unhideWhenUsed="0"/>
-    <w:lsdException w:name="Medium List 2 Accent 3" w:semiHidden="0" w:uiPriority="66" w:unhideWhenUsed="0"/>
-    <w:lsdException w:name="Medium Grid 1 Accent 3" w:semiHidden="0" w:uiPriority="67" w:unhideWhenUsed="0"/>
-    <w:lsdException w:name="Medium Grid 2 Accent 3" w:semiHidden="0" w:uiPriority="68" w:unhideWhenUsed="0"/>
-    <w:lsdException w:name="Medium Grid 3 Accent 3" w:semiHidden="0" w:uiPriority="69" w:unhideWhenUsed="0"/>
-    <w:lsdException w:name="Dark List Accent 3" w:semiHidden="0" w:uiPriority="70" w:unhideWhenUsed="0"/>
-    <w:lsdException w:name="Colorful Shading Accent 3" w:semiHidden="0" w:uiPriority="71" w:unhideWhenUsed="0"/>
-    <w:lsdException w:name="Colorful List Accent 3" w:semiHidden="0" w:uiPriority="72" w:unhideWhenUsed="0"/>
-    <w:lsdException w:name="Colorful Grid Accent 3" w:semiHidden="0" w:uiPriority="73" w:unhideWhenUsed="0"/>
-    <w:lsdException w:name="Light Shading Accent 4" w:semiHidden="0" w:uiPriority="60" w:unhideWhenUsed="0"/>
-    <w:lsdException w:name="Light List Accent 4" w:semiHidden="0" w:uiPriority="61" w:unhideWhenUsed="0"/>
-    <w:lsdException w:name="Light Grid Accent 4" w:semiHidden="0" w:uiPriority="62" w:unhideWhenUsed="0"/>
-    <w:lsdException w:name="Medium Shading 1 Accent 4" w:semiHidden="0" w:uiPriority="63" w:unhideWhenUsed="0"/>
-    <w:lsdException w:name="Medium Shading 2 Accent 4" w:semiHidden="0" w:uiPriority="64" w:unhideWhenUsed="0"/>
-    <w:lsdException w:name="Medium List 1 Accent 4" w:semiHidden="0" w:uiPriority="65" w:unhideWhenUsed="0"/>
-    <w:lsdException w:name="Medium List 2 Accent 4" w:semiHidden="0" w:uiPriority="66" w:unhideWhenUsed="0"/>
-    <w:lsdException w:name="Medium Grid 1 Accent 4" w:semiHidden="0" w:uiPriority="67" w:unhideWhenUsed="0"/>
-    <w:lsdException w:name="Medium Grid 2 Accent 4" w:semiHidden="0" w:uiPriority="68" w:unhideWhenUsed="0"/>
-    <w:lsdException w:name="Medium Grid 3 Accent 4" w:semiHidden="0" w:uiPriority="69" w:unhideWhenUsed="0"/>
-    <w:lsdException w:name="Dark List Accent 4" w:semiHidden="0" w:uiPriority="70" w:unhideWhenUsed="0"/>
-    <w:lsdException w:name="Colorful Shading Accent 4" w:semiHidden="0" w:uiPriority="71" w:unhideWhenUsed="0"/>
-    <w:lsdException w:name="Colorful List Accent 4" w:semiHidden="0" w:uiPriority="72" w:unhideWhenUsed="0"/>
-    <w:lsdException w:name="Colorful Grid Accent 4" w:semiHidden="0" w:uiPriority="73" w:unhideWhenUsed="0"/>
-    <w:lsdException w:name="Light Shading Accent 5" w:semiHidden="0" w:uiPriority="60" w:unhideWhenUsed="0"/>
-    <w:lsdException w:name="Light List Accent 5" w:semiHidden="0" w:uiPriority="61" w:unhideWhenUsed="0"/>
-    <w:lsdException w:name="Light Grid Accent 5" w:semiHidden="0" w:uiPriority="62" w:unhideWhenUsed="0"/>
-    <w:lsdException w:name="Medium Shading 1 Accent 5" w:semiHidden="0" w:uiPriority="63" w:unhideWhenUsed="0"/>
-    <w:lsdException w:name="Medium Shading 2 Accent 5" w:semiHidden="0" w:uiPriority="64" w:unhideWhenUsed="0"/>
-    <w:lsdException w:name="Medium List 1 Accent 5" w:semiHidden="0" w:uiPriority="65" w:unhideWhenUsed="0"/>
-    <w:lsdException w:name="Medium List 2 Accent 5" w:semiHidden="0" w:uiPriority="66" w:unhideWhenUsed="0"/>
-    <w:lsdException w:name="Medium Grid 1 Accent 5" w:semiHidden="0" w:uiPriority="67" w:unhideWhenUsed="0"/>
-    <w:lsdException w:name="Medium Grid 2 Accent 5" w:semiHidden="0" w:uiPriority="68" w:unhideWhenUsed="0"/>
-    <w:lsdException w:name="Medium Grid 3 Accent 5" w:semiHidden="0" w:uiPriority="69" w:unhideWhenUsed="0"/>
-    <w:lsdException w:name="Dark List Accent 5" w:semiHidden="0" w:uiPriority="70" w:unhideWhenUsed="0"/>
-    <w:lsdException w:name="Colorful Shading Accent 5" w:semiHidden="0" w:uiPriority="71" w:unhideWhenUsed="0"/>
-    <w:lsdException w:name="Colorful List Accent 5" w:semiHidden="0" w:uiPriority="72" w:unhideWhenUsed="0"/>
-    <w:lsdException w:name="Colorful Grid Accent 5" w:semiHidden="0" w:uiPriority="73" w:unhideWhenUsed="0"/>
-    <w:lsdException w:name="Light Shading Accent 6" w:semiHidden="0" w:uiPriority="60" w:unhideWhenUsed="0"/>
-    <w:lsdException w:name="Light List Accent 6" w:semiHidden="0" w:uiPriority="61" w:unhideWhenUsed="0"/>
-    <w:lsdException w:name="Light Grid Accent 6" w:semiHidden="0" w:uiPriority="62" w:unhideWhenUsed="0"/>
-    <w:lsdException w:name="Medium Shading 1 Accent 6" w:semiHidden="0" w:uiPriority="63" w:unhideWhenUsed="0"/>
-    <w:lsdException w:name="Medium Shading 2 Accent 6" w:semiHidden="0" w:uiPriority="64" w:unhideWhenUsed="0"/>
-    <w:lsdException w:name="Medium List 1 Accent 6" w:semiHidden="0" w:uiPriority="65" w:unhideWhenUsed="0"/>
-    <w:lsdException w:name="Medium List 2 Accent 6" w:semiHidden="0" w:uiPriority="66" w:unhideWhenUsed="0"/>
-    <w:lsdException w:name="Medium Grid 1 Accent 6" w:semiHidden="0" w:uiPriority="67" w:unhideWhenUsed="0"/>
-    <w:lsdException w:name="Medium Grid 2 Accent 6" w:semiHidden="0" w:uiPriority="68" w:unhideWhenUsed="0"/>
-    <w:lsdException w:name="Medium Grid 3 Accent 6" w:semiHidden="0" w:uiPriority="69" w:unhideWhenUsed="0"/>
-    <w:lsdException w:name="Dark List Accent 6" w:semiHidden="0" w:uiPriority="70" w:unhideWhenUsed="0"/>
-    <w:lsdException w:name="Colorful Shading Accent 6" w:semiHidden="0" w:uiPriority="71" w:unhideWhenUsed="0"/>
-    <w:lsdException w:name="Colorful List Accent 6" w:semiHidden="0" w:uiPriority="72" w:unhideWhenUsed="0"/>
-    <w:lsdException w:name="Colorful Grid Accent 6" w:semiHidden="0" w:uiPriority="73" w:unhideWhenUsed="0"/>
+  <w:latentStyles w:count="260" w:defQFormat="0" w:defUnhideWhenUsed="1" w:defSemiHidden="1" w:defUIPriority="99" w:defLockedState="0">
+    <w:lsdException w:qFormat="1" w:unhideWhenUsed="0" w:uiPriority="0" w:semiHidden="0" w:name="Normal"/>
+    <w:lsdException w:qFormat="1" w:unhideWhenUsed="0" w:uiPriority="0" w:semiHidden="0" w:name="heading 1"/>
+    <w:lsdException w:qFormat="1" w:uiPriority="0" w:semiHidden="0" w:name="heading 2"/>
+    <w:lsdException w:qFormat="1" w:uiPriority="0" w:name="heading 3"/>
+    <w:lsdException w:qFormat="1" w:uiPriority="0" w:semiHidden="0" w:name="heading 4"/>
+    <w:lsdException w:qFormat="1" w:uiPriority="0" w:name="heading 5"/>
+    <w:lsdException w:qFormat="1" w:uiPriority="0" w:name="heading 6"/>
+    <w:lsdException w:qFormat="1" w:uiPriority="0" w:name="heading 7"/>
+    <w:lsdException w:qFormat="1" w:uiPriority="0" w:name="heading 8"/>
+    <w:lsdException w:qFormat="1" w:uiPriority="0" w:name="heading 9"/>
+    <w:lsdException w:unhideWhenUsed="0" w:uiPriority="0" w:semiHidden="0" w:name="index 1"/>
+    <w:lsdException w:unhideWhenUsed="0" w:uiPriority="0" w:semiHidden="0" w:name="index 2"/>
+    <w:lsdException w:unhideWhenUsed="0" w:uiPriority="0" w:semiHidden="0" w:name="index 3"/>
+    <w:lsdException w:unhideWhenUsed="0" w:uiPriority="0" w:semiHidden="0" w:name="index 4"/>
+    <w:lsdException w:unhideWhenUsed="0" w:uiPriority="0" w:semiHidden="0" w:name="index 5"/>
+    <w:lsdException w:unhideWhenUsed="0" w:uiPriority="0" w:semiHidden="0" w:name="index 6"/>
+    <w:lsdException w:unhideWhenUsed="0" w:uiPriority="0" w:semiHidden="0" w:name="index 7"/>
+    <w:lsdException w:unhideWhenUsed="0" w:uiPriority="0" w:semiHidden="0" w:name="index 8"/>
+    <w:lsdException w:unhideWhenUsed="0" w:uiPriority="0" w:semiHidden="0" w:name="index 9"/>
+    <w:lsdException w:qFormat="1" w:unhideWhenUsed="0" w:uiPriority="0" w:semiHidden="0" w:name="toc 1"/>
+    <w:lsdException w:qFormat="1" w:unhideWhenUsed="0" w:uiPriority="0" w:semiHidden="0" w:name="toc 2"/>
+    <w:lsdException w:qFormat="1" w:unhideWhenUsed="0" w:uiPriority="0" w:semiHidden="0" w:name="toc 3"/>
+    <w:lsdException w:unhideWhenUsed="0" w:uiPriority="0" w:semiHidden="0" w:name="toc 4"/>
+    <w:lsdException w:unhideWhenUsed="0" w:uiPriority="0" w:semiHidden="0" w:name="toc 5"/>
+    <w:lsdException w:unhideWhenUsed="0" w:uiPriority="0" w:semiHidden="0" w:name="toc 6"/>
+    <w:lsdException w:unhideWhenUsed="0" w:uiPriority="0" w:semiHidden="0" w:name="toc 7"/>
+    <w:lsdException w:unhideWhenUsed="0" w:uiPriority="0" w:semiHidden="0" w:name="toc 8"/>
+    <w:lsdException w:unhideWhenUsed="0" w:uiPriority="0" w:semiHidden="0" w:name="toc 9"/>
+    <w:lsdException w:unhideWhenUsed="0" w:uiPriority="0" w:semiHidden="0" w:name="Normal Indent"/>
+    <w:lsdException w:unhideWhenUsed="0" w:uiPriority="0" w:semiHidden="0" w:name="footnote text"/>
+    <w:lsdException w:qFormat="1" w:unhideWhenUsed="0" w:uiPriority="0" w:semiHidden="0" w:name="annotation text"/>
+    <w:lsdException w:qFormat="1" w:unhideWhenUsed="0" w:uiPriority="0" w:semiHidden="0" w:name="header"/>
+    <w:lsdException w:qFormat="1" w:unhideWhenUsed="0" w:uiPriority="0" w:semiHidden="0" w:name="footer"/>
+    <w:lsdException w:unhideWhenUsed="0" w:uiPriority="0" w:semiHidden="0" w:name="index heading"/>
+    <w:lsdException w:qFormat="1" w:uiPriority="0" w:name="caption"/>
+    <w:lsdException w:unhideWhenUsed="0" w:uiPriority="0" w:semiHidden="0" w:name="table of figures"/>
+    <w:lsdException w:unhideWhenUsed="0" w:uiPriority="0" w:semiHidden="0" w:name="envelope address"/>
+    <w:lsdException w:unhideWhenUsed="0" w:uiPriority="0" w:semiHidden="0" w:name="envelope return"/>
+    <w:lsdException w:unhideWhenUsed="0" w:uiPriority="0" w:semiHidden="0" w:name="footnote reference"/>
+    <w:lsdException w:unhideWhenUsed="0" w:uiPriority="0" w:semiHidden="0" w:name="annotation reference"/>
+    <w:lsdException w:unhideWhenUsed="0" w:uiPriority="0" w:semiHidden="0" w:name="line number"/>
+    <w:lsdException w:unhideWhenUsed="0" w:uiPriority="0" w:semiHidden="0" w:name="page number"/>
+    <w:lsdException w:unhideWhenUsed="0" w:uiPriority="0" w:semiHidden="0" w:name="endnote reference"/>
+    <w:lsdException w:unhideWhenUsed="0" w:uiPriority="0" w:semiHidden="0" w:name="endnote text"/>
+    <w:lsdException w:unhideWhenUsed="0" w:uiPriority="0" w:semiHidden="0" w:name="table of authorities"/>
+    <w:lsdException w:unhideWhenUsed="0" w:uiPriority="0" w:semiHidden="0" w:name="macro"/>
+    <w:lsdException w:unhideWhenUsed="0" w:uiPriority="0" w:semiHidden="0" w:name="toa heading"/>
+    <w:lsdException w:unhideWhenUsed="0" w:uiPriority="0" w:semiHidden="0" w:name="List"/>
+    <w:lsdException w:unhideWhenUsed="0" w:uiPriority="0" w:semiHidden="0" w:name="List Bullet"/>
+    <w:lsdException w:unhideWhenUsed="0" w:uiPriority="0" w:semiHidden="0" w:name="List Number"/>
+    <w:lsdException w:unhideWhenUsed="0" w:uiPriority="0" w:semiHidden="0" w:name="List 2"/>
+    <w:lsdException w:unhideWhenUsed="0" w:uiPriority="0" w:semiHidden="0" w:name="List 3"/>
+    <w:lsdException w:unhideWhenUsed="0" w:uiPriority="0" w:semiHidden="0" w:name="List 4"/>
+    <w:lsdException w:unhideWhenUsed="0" w:uiPriority="0" w:semiHidden="0" w:name="List 5"/>
+    <w:lsdException w:unhideWhenUsed="0" w:uiPriority="0" w:semiHidden="0" w:name="List Bullet 2"/>
+    <w:lsdException w:unhideWhenUsed="0" w:uiPriority="0" w:semiHidden="0" w:name="List Bullet 3"/>
+    <w:lsdException w:unhideWhenUsed="0" w:uiPriority="0" w:semiHidden="0" w:name="List Bullet 4"/>
+    <w:lsdException w:unhideWhenUsed="0" w:uiPriority="0" w:semiHidden="0" w:name="List Bullet 5"/>
+    <w:lsdException w:unhideWhenUsed="0" w:uiPriority="0" w:semiHidden="0" w:name="List Number 2"/>
+    <w:lsdException w:unhideWhenUsed="0" w:uiPriority="0" w:semiHidden="0" w:name="List Number 3"/>
+    <w:lsdException w:unhideWhenUsed="0" w:uiPriority="0" w:semiHidden="0" w:name="List Number 4"/>
+    <w:lsdException w:unhideWhenUsed="0" w:uiPriority="0" w:semiHidden="0" w:name="List Number 5"/>
+    <w:lsdException w:qFormat="1" w:unhideWhenUsed="0" w:uiPriority="0" w:semiHidden="0" w:name="Title"/>
+    <w:lsdException w:unhideWhenUsed="0" w:uiPriority="0" w:semiHidden="0" w:name="Closing"/>
+    <w:lsdException w:unhideWhenUsed="0" w:uiPriority="0" w:semiHidden="0" w:name="Signature"/>
+    <w:lsdException w:qFormat="1" w:unhideWhenUsed="0" w:uiPriority="0" w:name="Default Paragraph Font"/>
+    <w:lsdException w:qFormat="1" w:unhideWhenUsed="0" w:uiPriority="0" w:name="Body Text"/>
+    <w:lsdException w:unhideWhenUsed="0" w:uiPriority="0" w:semiHidden="0" w:name="Body Text Indent"/>
+    <w:lsdException w:unhideWhenUsed="0" w:uiPriority="0" w:semiHidden="0" w:name="List Continue"/>
+    <w:lsdException w:unhideWhenUsed="0" w:uiPriority="0" w:semiHidden="0" w:name="List Continue 2"/>
+    <w:lsdException w:unhideWhenUsed="0" w:uiPriority="0" w:semiHidden="0" w:name="List Continue 3"/>
+    <w:lsdException w:unhideWhenUsed="0" w:uiPriority="0" w:semiHidden="0" w:name="List Continue 4"/>
+    <w:lsdException w:unhideWhenUsed="0" w:uiPriority="0" w:semiHidden="0" w:name="List Continue 5"/>
+    <w:lsdException w:unhideWhenUsed="0" w:uiPriority="0" w:semiHidden="0" w:name="Message Header"/>
+    <w:lsdException w:qFormat="1" w:unhideWhenUsed="0" w:uiPriority="0" w:semiHidden="0" w:name="Subtitle"/>
+    <w:lsdException w:unhideWhenUsed="0" w:uiPriority="0" w:semiHidden="0" w:name="Salutation"/>
+    <w:lsdException w:unhideWhenUsed="0" w:uiPriority="0" w:semiHidden="0" w:name="Date"/>
+    <w:lsdException w:unhideWhenUsed="0" w:uiPriority="0" w:semiHidden="0" w:name="Body Text First Indent"/>
+    <w:lsdException w:unhideWhenUsed="0" w:uiPriority="0" w:semiHidden="0" w:name="Body Text First Indent 2"/>
+    <w:lsdException w:uiPriority="99" w:name="Note Heading"/>
+    <w:lsdException w:unhideWhenUsed="0" w:uiPriority="0" w:semiHidden="0" w:name="Body Text 2"/>
+    <w:lsdException w:unhideWhenUsed="0" w:uiPriority="0" w:semiHidden="0" w:name="Body Text 3"/>
+    <w:lsdException w:unhideWhenUsed="0" w:uiPriority="0" w:semiHidden="0" w:name="Body Text Indent 2"/>
+    <w:lsdException w:unhideWhenUsed="0" w:uiPriority="0" w:semiHidden="0" w:name="Body Text Indent 3"/>
+    <w:lsdException w:unhideWhenUsed="0" w:uiPriority="0" w:semiHidden="0" w:name="Block Text"/>
+    <w:lsdException w:unhideWhenUsed="0" w:uiPriority="0" w:semiHidden="0" w:name="Hyperlink"/>
+    <w:lsdException w:unhideWhenUsed="0" w:uiPriority="0" w:semiHidden="0" w:name="FollowedHyperlink"/>
+    <w:lsdException w:qFormat="1" w:unhideWhenUsed="0" w:uiPriority="0" w:semiHidden="0" w:name="Strong"/>
+    <w:lsdException w:qFormat="1" w:unhideWhenUsed="0" w:uiPriority="0" w:semiHidden="0" w:name="Emphasis"/>
+    <w:lsdException w:unhideWhenUsed="0" w:uiPriority="0" w:semiHidden="0" w:name="Document Map"/>
+    <w:lsdException w:unhideWhenUsed="0" w:uiPriority="0" w:semiHidden="0" w:name="Plain Text"/>
+    <w:lsdException w:unhideWhenUsed="0" w:uiPriority="0" w:semiHidden="0" w:name="E-mail Signature"/>
+    <w:lsdException w:qFormat="1" w:unhideWhenUsed="0" w:uiPriority="0" w:semiHidden="0" w:name="Normal (Web)"/>
+    <w:lsdException w:unhideWhenUsed="0" w:uiPriority="0" w:semiHidden="0" w:name="HTML Acronym"/>
+    <w:lsdException w:unhideWhenUsed="0" w:uiPriority="0" w:semiHidden="0" w:name="HTML Address"/>
+    <w:lsdException w:unhideWhenUsed="0" w:uiPriority="0" w:semiHidden="0" w:name="HTML Cite"/>
+    <w:lsdException w:unhideWhenUsed="0" w:uiPriority="0" w:semiHidden="0" w:name="HTML Code"/>
+    <w:lsdException w:unhideWhenUsed="0" w:uiPriority="0" w:semiHidden="0" w:name="HTML Definition"/>
+    <w:lsdException w:unhideWhenUsed="0" w:uiPriority="0" w:semiHidden="0" w:name="HTML Keyboard"/>
+    <w:lsdException w:unhideWhenUsed="0" w:uiPriority="0" w:semiHidden="0" w:name="HTML Preformatted"/>
+    <w:lsdException w:unhideWhenUsed="0" w:uiPriority="0" w:semiHidden="0" w:name="HTML Sample"/>
+    <w:lsdException w:unhideWhenUsed="0" w:uiPriority="0" w:semiHidden="0" w:name="HTML Typewriter"/>
+    <w:lsdException w:unhideWhenUsed="0" w:uiPriority="0" w:semiHidden="0" w:name="HTML Variable"/>
+    <w:lsdException w:qFormat="1" w:unhideWhenUsed="0" w:uiPriority="0" w:name="Normal Table"/>
+    <w:lsdException w:unhideWhenUsed="0" w:uiPriority="0" w:semiHidden="0" w:name="annotation subject"/>
+    <w:lsdException w:unhideWhenUsed="0" w:uiPriority="0" w:semiHidden="0" w:name="Table Simple 1"/>
+    <w:lsdException w:unhideWhenUsed="0" w:uiPriority="0" w:semiHidden="0" w:name="Table Simple 2"/>
+    <w:lsdException w:unhideWhenUsed="0" w:uiPriority="0" w:semiHidden="0" w:name="Table Simple 3"/>
+    <w:lsdException w:unhideWhenUsed="0" w:uiPriority="0" w:semiHidden="0" w:name="Table Classic 1"/>
+    <w:lsdException w:unhideWhenUsed="0" w:uiPriority="0" w:semiHidden="0" w:name="Table Classic 2"/>
+    <w:lsdException w:unhideWhenUsed="0" w:uiPriority="0" w:semiHidden="0" w:name="Table Classic 3"/>
+    <w:lsdException w:unhideWhenUsed="0" w:uiPriority="0" w:semiHidden="0" w:name="Table Classic 4"/>
+    <w:lsdException w:unhideWhenUsed="0" w:uiPriority="0" w:semiHidden="0" w:name="Table Colorful 1"/>
+    <w:lsdException w:unhideWhenUsed="0" w:uiPriority="0" w:semiHidden="0" w:name="Table Colorful 2"/>
+    <w:lsdException w:unhideWhenUsed="0" w:uiPriority="0" w:semiHidden="0" w:name="Table Colorful 3"/>
+    <w:lsdException w:unhideWhenUsed="0" w:uiPriority="0" w:semiHidden="0" w:name="Table Columns 1"/>
+    <w:lsdException w:unhideWhenUsed="0" w:uiPriority="0" w:semiHidden="0" w:name="Table Columns 2"/>
+    <w:lsdException w:unhideWhenUsed="0" w:uiPriority="0" w:semiHidden="0" w:name="Table Columns 3"/>
+    <w:lsdException w:unhideWhenUsed="0" w:uiPriority="0" w:semiHidden="0" w:name="Table Columns 4"/>
+    <w:lsdException w:unhideWhenUsed="0" w:uiPriority="0" w:semiHidden="0" w:name="Table Columns 5"/>
+    <w:lsdException w:unhideWhenUsed="0" w:uiPriority="0" w:semiHidden="0" w:name="Table Grid 1"/>
+    <w:lsdException w:unhideWhenUsed="0" w:uiPriority="0" w:semiHidden="0" w:name="Table Grid 2"/>
+    <w:lsdException w:unhideWhenUsed="0" w:uiPriority="0" w:semiHidden="0" w:name="Table Grid 3"/>
+    <w:lsdException w:unhideWhenUsed="0" w:uiPriority="0" w:semiHidden="0" w:name="Table Grid 4"/>
+    <w:lsdException w:unhideWhenUsed="0" w:uiPriority="0" w:semiHidden="0" w:name="Table Grid 5"/>
+    <w:lsdException w:unhideWhenUsed="0" w:uiPriority="0" w:semiHidden="0" w:name="Table Grid 6"/>
+    <w:lsdException w:unhideWhenUsed="0" w:uiPriority="0" w:semiHidden="0" w:name="Table Grid 7"/>
+    <w:lsdException w:unhideWhenUsed="0" w:uiPriority="0" w:semiHidden="0" w:name="Table Grid 8"/>
+    <w:lsdException w:unhideWhenUsed="0" w:uiPriority="0" w:semiHidden="0" w:name="Table List 1"/>
+    <w:lsdException w:unhideWhenUsed="0" w:uiPriority="0" w:semiHidden="0" w:name="Table List 2"/>
+    <w:lsdException w:unhideWhenUsed="0" w:uiPriority="0" w:semiHidden="0" w:name="Table List 3"/>
+    <w:lsdException w:unhideWhenUsed="0" w:uiPriority="0" w:semiHidden="0" w:name="Table List 4"/>
+    <w:lsdException w:unhideWhenUsed="0" w:uiPriority="0" w:semiHidden="0" w:name="Table List 5"/>
+    <w:lsdException w:unhideWhenUsed="0" w:uiPriority="0" w:semiHidden="0" w:name="Table List 6"/>
+    <w:lsdException w:unhideWhenUsed="0" w:uiPriority="0" w:semiHidden="0" w:name="Table List 7"/>
+    <w:lsdException w:unhideWhenUsed="0" w:uiPriority="0" w:semiHidden="0" w:name="Table List 8"/>
+    <w:lsdException w:unhideWhenUsed="0" w:uiPriority="0" w:semiHidden="0" w:name="Table 3D effects 1"/>
+    <w:lsdException w:unhideWhenUsed="0" w:uiPriority="0" w:semiHidden="0" w:name="Table 3D effects 2"/>
+    <w:lsdException w:unhideWhenUsed="0" w:uiPriority="0" w:semiHidden="0" w:name="Table 3D effects 3"/>
+    <w:lsdException w:unhideWhenUsed="0" w:uiPriority="0" w:semiHidden="0" w:name="Table Contemporary"/>
+    <w:lsdException w:unhideWhenUsed="0" w:uiPriority="0" w:semiHidden="0" w:name="Table Elegant"/>
+    <w:lsdException w:unhideWhenUsed="0" w:uiPriority="0" w:semiHidden="0" w:name="Table Professional"/>
+    <w:lsdException w:unhideWhenUsed="0" w:uiPriority="0" w:semiHidden="0" w:name="Table Subtle 1"/>
+    <w:lsdException w:unhideWhenUsed="0" w:uiPriority="0" w:semiHidden="0" w:name="Table Subtle 2"/>
+    <w:lsdException w:unhideWhenUsed="0" w:uiPriority="0" w:semiHidden="0" w:name="Table Web 1"/>
+    <w:lsdException w:unhideWhenUsed="0" w:uiPriority="0" w:semiHidden="0" w:name="Table Web 2"/>
+    <w:lsdException w:unhideWhenUsed="0" w:uiPriority="0" w:semiHidden="0" w:name="Table Web 3"/>
+    <w:lsdException w:unhideWhenUsed="0" w:uiPriority="0" w:semiHidden="0" w:name="Balloon Text"/>
+    <w:lsdException w:qFormat="1" w:unhideWhenUsed="0" w:uiPriority="0" w:semiHidden="0" w:name="Table Grid"/>
+    <w:lsdException w:unhideWhenUsed="0" w:uiPriority="0" w:semiHidden="0" w:name="Table Theme"/>
+    <w:lsdException w:unhideWhenUsed="0" w:uiPriority="60" w:semiHidden="0" w:name="Light Shading"/>
+    <w:lsdException w:unhideWhenUsed="0" w:uiPriority="61" w:semiHidden="0" w:name="Light List"/>
+    <w:lsdException w:unhideWhenUsed="0" w:uiPriority="62" w:semiHidden="0" w:name="Light Grid"/>
+    <w:lsdException w:unhideWhenUsed="0" w:uiPriority="63" w:semiHidden="0" w:name="Medium Shading 1"/>
+    <w:lsdException w:unhideWhenUsed="0" w:uiPriority="64" w:semiHidden="0" w:name="Medium Shading 2"/>
+    <w:lsdException w:unhideWhenUsed="0" w:uiPriority="65" w:semiHidden="0" w:name="Medium List 1"/>
+    <w:lsdException w:unhideWhenUsed="0" w:uiPriority="66" w:semiHidden="0" w:name="Medium List 2"/>
+    <w:lsdException w:unhideWhenUsed="0" w:uiPriority="67" w:semiHidden="0" w:name="Medium Grid 1"/>
+    <w:lsdException w:unhideWhenUsed="0" w:uiPriority="68" w:semiHidden="0" w:name="Medium Grid 2"/>
+    <w:lsdException w:unhideWhenUsed="0" w:uiPriority="69" w:semiHidden="0" w:name="Medium Grid 3"/>
+    <w:lsdException w:unhideWhenUsed="0" w:uiPriority="70" w:semiHidden="0" w:name="Dark List"/>
+    <w:lsdException w:unhideWhenUsed="0" w:uiPriority="71" w:semiHidden="0" w:name="Colorful Shading"/>
+    <w:lsdException w:unhideWhenUsed="0" w:uiPriority="72" w:semiHidden="0" w:name="Colorful List"/>
+    <w:lsdException w:unhideWhenUsed="0" w:uiPriority="73" w:semiHidden="0" w:name="Colorful Grid"/>
+    <w:lsdException w:unhideWhenUsed="0" w:uiPriority="60" w:semiHidden="0" w:name="Light Shading Accent 1"/>
+    <w:lsdException w:unhideWhenUsed="0" w:uiPriority="61" w:semiHidden="0" w:name="Light List Accent 1"/>
+    <w:lsdException w:unhideWhenUsed="0" w:uiPriority="62" w:semiHidden="0" w:name="Light Grid Accent 1"/>
+    <w:lsdException w:unhideWhenUsed="0" w:uiPriority="63" w:semiHidden="0" w:name="Medium Shading 1 Accent 1"/>
+    <w:lsdException w:unhideWhenUsed="0" w:uiPriority="64" w:semiHidden="0" w:name="Medium Shading 2 Accent 1"/>
+    <w:lsdException w:unhideWhenUsed="0" w:uiPriority="65" w:semiHidden="0" w:name="Medium List 1 Accent 1"/>
+    <w:lsdException w:unhideWhenUsed="0" w:uiPriority="66" w:semiHidden="0" w:name="Medium List 2 Accent 1"/>
+    <w:lsdException w:unhideWhenUsed="0" w:uiPriority="67" w:semiHidden="0" w:name="Medium Grid 1 Accent 1"/>
+    <w:lsdException w:unhideWhenUsed="0" w:uiPriority="68" w:semiHidden="0" w:name="Medium Grid 2 Accent 1"/>
+    <w:lsdException w:unhideWhenUsed="0" w:uiPriority="69" w:semiHidden="0" w:name="Medium Grid 3 Accent 1"/>
+    <w:lsdException w:unhideWhenUsed="0" w:uiPriority="70" w:semiHidden="0" w:name="Dark List Accent 1"/>
+    <w:lsdException w:unhideWhenUsed="0" w:uiPriority="71" w:semiHidden="0" w:name="Colorful Shading Accent 1"/>
+    <w:lsdException w:unhideWhenUsed="0" w:uiPriority="72" w:semiHidden="0" w:name="Colorful List Accent 1"/>
+    <w:lsdException w:unhideWhenUsed="0" w:uiPriority="73" w:semiHidden="0" w:name="Colorful Grid Accent 1"/>
+    <w:lsdException w:unhideWhenUsed="0" w:uiPriority="60" w:semiHidden="0" w:name="Light Shading Accent 2"/>
+    <w:lsdException w:unhideWhenUsed="0" w:uiPriority="61" w:semiHidden="0" w:name="Light List Accent 2"/>
+    <w:lsdException w:unhideWhenUsed="0" w:uiPriority="62" w:semiHidden="0" w:name="Light Grid Accent 2"/>
+    <w:lsdException w:unhideWhenUsed="0" w:uiPriority="63" w:semiHidden="0" w:name="Medium Shading 1 Accent 2"/>
+    <w:lsdException w:unhideWhenUsed="0" w:uiPriority="64" w:semiHidden="0" w:name="Medium Shading 2 Accent 2"/>
+    <w:lsdException w:unhideWhenUsed="0" w:uiPriority="65" w:semiHidden="0" w:name="Medium List 1 Accent 2"/>
+    <w:lsdException w:unhideWhenUsed="0" w:uiPriority="66" w:semiHidden="0" w:name="Medium List 2 Accent 2"/>
+    <w:lsdException w:unhideWhenUsed="0" w:uiPriority="67" w:semiHidden="0" w:name="Medium Grid 1 Accent 2"/>
+    <w:lsdException w:unhideWhenUsed="0" w:uiPriority="68" w:semiHidden="0" w:name="Medium Grid 2 Accent 2"/>
+    <w:lsdException w:unhideWhenUsed="0" w:uiPriority="69" w:semiHidden="0" w:name="Medium Grid 3 Accent 2"/>
+    <w:lsdException w:unhideWhenUsed="0" w:uiPriority="70" w:semiHidden="0" w:name="Dark List Accent 2"/>
+    <w:lsdException w:unhideWhenUsed="0" w:uiPriority="71" w:semiHidden="0" w:name="Colorful Shading Accent 2"/>
+    <w:lsdException w:unhideWhenUsed="0" w:uiPriority="72" w:semiHidden="0" w:name="Colorful List Accent 2"/>
+    <w:lsdException w:unhideWhenUsed="0" w:uiPriority="73" w:semiHidden="0" w:name="Colorful Grid Accent 2"/>
+    <w:lsdException w:unhideWhenUsed="0" w:uiPriority="60" w:semiHidden="0" w:name="Light Shading Accent 3"/>
+    <w:lsdException w:unhideWhenUsed="0" w:uiPriority="61" w:semiHidden="0" w:name="Light List Accent 3"/>
+    <w:lsdException w:unhideWhenUsed="0" w:uiPriority="62" w:semiHidden="0" w:name="Light Grid Accent 3"/>
+    <w:lsdException w:unhideWhenUsed="0" w:uiPriority="63" w:semiHidden="0" w:name="Medium Shading 1 Accent 3"/>
+    <w:lsdException w:unhideWhenUsed="0" w:uiPriority="64" w:semiHidden="0" w:name="Medium Shading 2 Accent 3"/>
+    <w:lsdException w:unhideWhenUsed="0" w:uiPriority="65" w:semiHidden="0" w:name="Medium List 1 Accent 3"/>
+    <w:lsdException w:unhideWhenUsed="0" w:uiPriority="66" w:semiHidden="0" w:name="Medium List 2 Accent 3"/>
+    <w:lsdException w:unhideWhenUsed="0" w:uiPriority="67" w:semiHidden="0" w:name="Medium Grid 1 Accent 3"/>
+    <w:lsdException w:unhideWhenUsed="0" w:uiPriority="68" w:semiHidden="0" w:name="Medium Grid 2 Accent 3"/>
+    <w:lsdException w:unhideWhenUsed="0" w:uiPriority="69" w:semiHidden="0" w:name="Medium Grid 3 Accent 3"/>
+    <w:lsdException w:unhideWhenUsed="0" w:uiPriority="70" w:semiHidden="0" w:name="Dark List Accent 3"/>
+    <w:lsdException w:unhideWhenUsed="0" w:uiPriority="71" w:semiHidden="0" w:name="Colorful Shading Accent 3"/>
+    <w:lsdException w:unhideWhenUsed="0" w:uiPriority="72" w:semiHidden="0" w:name="Colorful List Accent 3"/>
+    <w:lsdException w:unhideWhenUsed="0" w:uiPriority="73" w:semiHidden="0" w:name="Colorful Grid Accent 3"/>
+    <w:lsdException w:unhideWhenUsed="0" w:uiPriority="60" w:semiHidden="0" w:name="Light Shading Accent 4"/>
+    <w:lsdException w:unhideWhenUsed="0" w:uiPriority="61" w:semiHidden="0" w:name="Light List Accent 4"/>
+    <w:lsdException w:unhideWhenUsed="0" w:uiPriority="62" w:semiHidden="0" w:name="Light Grid Accent 4"/>
+    <w:lsdException w:unhideWhenUsed="0" w:uiPriority="63" w:semiHidden="0" w:name="Medium Shading 1 Accent 4"/>
+    <w:lsdException w:unhideWhenUsed="0" w:uiPriority="64" w:semiHidden="0" w:name="Medium Shading 2 Accent 4"/>
+    <w:lsdException w:unhideWhenUsed="0" w:uiPriority="65" w:semiHidden="0" w:name="Medium List 1 Accent 4"/>
+    <w:lsdException w:unhideWhenUsed="0" w:uiPriority="66" w:semiHidden="0" w:name="Medium List 2 Accent 4"/>
+    <w:lsdException w:unhideWhenUsed="0" w:uiPriority="67" w:semiHidden="0" w:name="Medium Grid 1 Accent 4"/>
+    <w:lsdException w:unhideWhenUsed="0" w:uiPriority="68" w:semiHidden="0" w:name="Medium Grid 2 Accent 4"/>
+    <w:lsdException w:unhideWhenUsed="0" w:uiPriority="69" w:semiHidden="0" w:name="Medium Grid 3 Accent 4"/>
+    <w:lsdException w:unhideWhenUsed="0" w:uiPriority="70" w:semiHidden="0" w:name="Dark List Accent 4"/>
+    <w:lsdException w:unhideWhenUsed="0" w:uiPriority="71" w:semiHidden="0" w:name="Colorful Shading Accent 4"/>
+    <w:lsdException w:unhideWhenUsed="0" w:uiPriority="72" w:semiHidden="0" w:name="Colorful List Accent 4"/>
+    <w:lsdException w:unhideWhenUsed="0" w:uiPriority="73" w:semiHidden="0" w:name="Colorful Grid Accent 4"/>
+    <w:lsdException w:unhideWhenUsed="0" w:uiPriority="60" w:semiHidden="0" w:name="Light Shading Accent 5"/>
+    <w:lsdException w:unhideWhenUsed="0" w:uiPriority="61" w:semiHidden="0" w:name="Light List Accent 5"/>
+    <w:lsdException w:unhideWhenUsed="0" w:uiPriority="62" w:semiHidden="0" w:name="Light Grid Accent 5"/>
+    <w:lsdException w:unhideWhenUsed="0" w:uiPriority="63" w:semiHidden="0" w:name="Medium Shading 1 Accent 5"/>
+    <w:lsdException w:unhideWhenUsed="0" w:uiPriority="64" w:semiHidden="0" w:name="Medium Shading 2 Accent 5"/>
+    <w:lsdException w:unhideWhenUsed="0" w:uiPriority="65" w:semiHidden="0" w:name="Medium List 1 Accent 5"/>
+    <w:lsdException w:unhideWhenUsed="0" w:uiPriority="66" w:semiHidden="0" w:name="Medium List 2 Accent 5"/>
+    <w:lsdException w:unhideWhenUsed="0" w:uiPriority="67" w:semiHidden="0" w:name="Medium Grid 1 Accent 5"/>
+    <w:lsdException w:unhideWhenUsed="0" w:uiPriority="68" w:semiHidden="0" w:name="Medium Grid 2 Accent 5"/>
+    <w:lsdException w:unhideWhenUsed="0" w:uiPriority="69" w:semiHidden="0" w:name="Medium Grid 3 Accent 5"/>
+    <w:lsdException w:unhideWhenUsed="0" w:uiPriority="70" w:semiHidden="0" w:name="Dark List Accent 5"/>
+    <w:lsdException w:unhideWhenUsed="0" w:uiPriority="71" w:semiHidden="0" w:name="Colorful Shading Accent 5"/>
+    <w:lsdException w:unhideWhenUsed="0" w:uiPriority="72" w:semiHidden="0" w:name="Colorful List Accent 5"/>
+    <w:lsdException w:unhideWhenUsed="0" w:uiPriority="73" w:semiHidden="0" w:name="Colorful Grid Accent 5"/>
+    <w:lsdException w:unhideWhenUsed="0" w:uiPriority="60" w:semiHidden="0" w:name="Light Shading Accent 6"/>
+    <w:lsdException w:unhideWhenUsed="0" w:uiPriority="61" w:semiHidden="0" w:name="Light List Accent 6"/>
+    <w:lsdException w:unhideWhenUsed="0" w:uiPriority="62" w:semiHidden="0" w:name="Light Grid Accent 6"/>
+    <w:lsdException w:unhideWhenUsed="0" w:uiPriority="63" w:semiHidden="0" w:name="Medium Shading 1 Accent 6"/>
+    <w:lsdException w:unhideWhenUsed="0" w:uiPriority="64" w:semiHidden="0" w:name="Medium Shading 2 Accent 6"/>
+    <w:lsdException w:unhideWhenUsed="0" w:uiPriority="65" w:semiHidden="0" w:name="Medium List 1 Accent 6"/>
+    <w:lsdException w:unhideWhenUsed="0" w:uiPriority="66" w:semiHidden="0" w:name="Medium List 2 Accent 6"/>
+    <w:lsdException w:unhideWhenUsed="0" w:uiPriority="67" w:semiHidden="0" w:name="Medium Grid 1 Accent 6"/>
+    <w:lsdException w:unhideWhenUsed="0" w:uiPriority="68" w:semiHidden="0" w:name="Medium Grid 2 Accent 6"/>
+    <w:lsdException w:unhideWhenUsed="0" w:uiPriority="69" w:semiHidden="0" w:name="Medium Grid 3 Accent 6"/>
+    <w:lsdException w:unhideWhenUsed="0" w:uiPriority="70" w:semiHidden="0" w:name="Dark List Accent 6"/>
+    <w:lsdException w:unhideWhenUsed="0" w:uiPriority="71" w:semiHidden="0" w:name="Colorful Shading Accent 6"/>
+    <w:lsdException w:unhideWhenUsed="0" w:uiPriority="72" w:semiHidden="0" w:name="Colorful List Accent 6"/>
+    <w:lsdException w:unhideWhenUsed="0" w:uiPriority="73" w:semiHidden="0" w:name="Colorful Grid Accent 6"/>
   </w:latentStyles>
-  <w:style w:type="paragraph" w:default="1" w:styleId="Normal">
+  <w:style w:type="paragraph" w:default="1" w:styleId="1">
     <w:name w:val="Normal"/>
     <w:qFormat/>
+    <w:uiPriority w:val="0"/>
     <w:pPr>
       <w:kinsoku w:val="0"/>
       <w:autoSpaceDE w:val="0"/>
@@ -6005,7 +6136,7 @@
       <w:textAlignment w:val="baseline"/>
     </w:pPr>
     <w:rPr>
-      <w:rFonts w:ascii="Arial" w:eastAsia="宋体" w:hAnsi="Arial" w:cs="Arial"/>
+      <w:rFonts w:ascii="Arial" w:hAnsi="Arial" w:eastAsia="宋体" w:cs="Arial"/>
       <w:snapToGrid w:val="0"/>
       <w:color w:val="000000"/>
       <w:kern w:val="0"/>
@@ -6014,11 +6145,12 @@
       <w:lang w:val="en-US" w:eastAsia="en-US" w:bidi="ar-SA"/>
     </w:rPr>
   </w:style>
-  <w:style w:type="paragraph" w:styleId="Heading1">
+  <w:style w:type="paragraph" w:styleId="2">
     <w:name w:val="heading 1"/>
-    <w:basedOn w:val="Normal"/>
-    <w:next w:val="Normal"/>
+    <w:basedOn w:val="1"/>
+    <w:next w:val="1"/>
     <w:qFormat/>
+    <w:uiPriority w:val="0"/>
     <w:pPr>
       <w:keepNext/>
       <w:keepLines/>
@@ -6036,12 +6168,13 @@
       <w:sz w:val="44"/>
     </w:rPr>
   </w:style>
-  <w:style w:type="paragraph" w:styleId="Heading2">
+  <w:style w:type="paragraph" w:styleId="3">
     <w:name w:val="heading 2"/>
-    <w:basedOn w:val="Normal"/>
-    <w:next w:val="Normal"/>
+    <w:basedOn w:val="1"/>
+    <w:next w:val="1"/>
     <w:unhideWhenUsed/>
     <w:qFormat/>
+    <w:uiPriority w:val="0"/>
     <w:pPr>
       <w:keepNext/>
       <w:keepLines/>
@@ -6054,18 +6187,19 @@
       <w:outlineLvl w:val="1"/>
     </w:pPr>
     <w:rPr>
-      <w:rFonts w:ascii="Arial" w:eastAsia="黑体" w:hAnsi="Arial"/>
+      <w:rFonts w:ascii="Arial" w:hAnsi="Arial" w:eastAsia="黑体"/>
       <w:b/>
       <w:sz w:val="32"/>
     </w:rPr>
   </w:style>
-  <w:style w:type="paragraph" w:styleId="Heading3">
+  <w:style w:type="paragraph" w:styleId="4">
     <w:name w:val="heading 3"/>
-    <w:basedOn w:val="Normal"/>
-    <w:next w:val="Normal"/>
+    <w:basedOn w:val="1"/>
+    <w:next w:val="1"/>
     <w:semiHidden/>
     <w:unhideWhenUsed/>
     <w:qFormat/>
+    <w:uiPriority w:val="0"/>
     <w:pPr>
       <w:keepNext/>
       <w:keepLines/>
@@ -6082,12 +6216,13 @@
       <w:sz w:val="32"/>
     </w:rPr>
   </w:style>
-  <w:style w:type="paragraph" w:styleId="Heading4">
+  <w:style w:type="paragraph" w:styleId="5">
     <w:name w:val="heading 4"/>
-    <w:basedOn w:val="Normal"/>
-    <w:next w:val="Normal"/>
+    <w:basedOn w:val="1"/>
+    <w:next w:val="1"/>
     <w:unhideWhenUsed/>
     <w:qFormat/>
+    <w:uiPriority w:val="0"/>
     <w:pPr>
       <w:keepNext/>
       <w:keepLines/>
@@ -6100,18 +6235,19 @@
       <w:outlineLvl w:val="3"/>
     </w:pPr>
     <w:rPr>
-      <w:rFonts w:ascii="Arial" w:eastAsia="黑体" w:hAnsi="Arial"/>
+      <w:rFonts w:ascii="Arial" w:hAnsi="Arial" w:eastAsia="黑体"/>
       <w:b/>
       <w:sz w:val="28"/>
     </w:rPr>
   </w:style>
-  <w:style w:type="paragraph" w:styleId="Heading5">
+  <w:style w:type="paragraph" w:styleId="6">
     <w:name w:val="heading 5"/>
-    <w:basedOn w:val="Normal"/>
-    <w:next w:val="Normal"/>
+    <w:basedOn w:val="1"/>
+    <w:next w:val="1"/>
     <w:semiHidden/>
     <w:unhideWhenUsed/>
     <w:qFormat/>
+    <w:uiPriority w:val="0"/>
     <w:pPr>
       <w:keepNext/>
       <w:keepLines/>
@@ -6128,13 +6264,14 @@
       <w:sz w:val="28"/>
     </w:rPr>
   </w:style>
-  <w:style w:type="paragraph" w:styleId="Heading6">
+  <w:style w:type="paragraph" w:styleId="7">
     <w:name w:val="heading 6"/>
-    <w:basedOn w:val="Normal"/>
-    <w:next w:val="Normal"/>
+    <w:basedOn w:val="1"/>
+    <w:next w:val="1"/>
     <w:semiHidden/>
     <w:unhideWhenUsed/>
     <w:qFormat/>
+    <w:uiPriority w:val="0"/>
     <w:pPr>
       <w:keepNext/>
       <w:keepLines/>
@@ -6147,18 +6284,19 @@
       <w:outlineLvl w:val="5"/>
     </w:pPr>
     <w:rPr>
-      <w:rFonts w:ascii="Arial" w:eastAsia="黑体" w:hAnsi="Arial"/>
+      <w:rFonts w:ascii="Arial" w:hAnsi="Arial" w:eastAsia="黑体"/>
       <w:b/>
       <w:sz w:val="24"/>
     </w:rPr>
   </w:style>
-  <w:style w:type="paragraph" w:styleId="Heading7">
+  <w:style w:type="paragraph" w:styleId="8">
     <w:name w:val="heading 7"/>
-    <w:basedOn w:val="Normal"/>
-    <w:next w:val="Normal"/>
+    <w:basedOn w:val="1"/>
+    <w:next w:val="1"/>
     <w:semiHidden/>
     <w:unhideWhenUsed/>
     <w:qFormat/>
+    <w:uiPriority w:val="0"/>
     <w:pPr>
       <w:keepNext/>
       <w:keepLines/>
@@ -6175,13 +6313,14 @@
       <w:sz w:val="24"/>
     </w:rPr>
   </w:style>
-  <w:style w:type="paragraph" w:styleId="Heading8">
+  <w:style w:type="paragraph" w:styleId="9">
     <w:name w:val="heading 8"/>
-    <w:basedOn w:val="Normal"/>
-    <w:next w:val="Normal"/>
+    <w:basedOn w:val="1"/>
+    <w:next w:val="1"/>
     <w:semiHidden/>
     <w:unhideWhenUsed/>
     <w:qFormat/>
+    <w:uiPriority w:val="0"/>
     <w:pPr>
       <w:keepNext/>
       <w:keepLines/>
@@ -6194,17 +6333,18 @@
       <w:outlineLvl w:val="7"/>
     </w:pPr>
     <w:rPr>
-      <w:rFonts w:ascii="Arial" w:eastAsia="黑体" w:hAnsi="Arial"/>
+      <w:rFonts w:ascii="Arial" w:hAnsi="Arial" w:eastAsia="黑体"/>
       <w:sz w:val="24"/>
     </w:rPr>
   </w:style>
-  <w:style w:type="paragraph" w:styleId="Heading9">
+  <w:style w:type="paragraph" w:styleId="10">
     <w:name w:val="heading 9"/>
-    <w:basedOn w:val="Normal"/>
-    <w:next w:val="Normal"/>
+    <w:basedOn w:val="1"/>
+    <w:next w:val="1"/>
     <w:semiHidden/>
     <w:unhideWhenUsed/>
     <w:qFormat/>
+    <w:uiPriority w:val="0"/>
     <w:pPr>
       <w:keepNext/>
       <w:keepLines/>
@@ -6217,19 +6357,21 @@
       <w:outlineLvl w:val="8"/>
     </w:pPr>
     <w:rPr>
-      <w:rFonts w:ascii="Arial" w:eastAsia="黑体" w:hAnsi="Arial"/>
+      <w:rFonts w:ascii="Arial" w:hAnsi="Arial" w:eastAsia="黑体"/>
       <w:sz w:val="21"/>
     </w:rPr>
   </w:style>
-  <w:style w:type="character" w:default="1" w:styleId="DefaultParagraphFont">
+  <w:style w:type="character" w:default="1" w:styleId="22">
     <w:name w:val="Default Paragraph Font"/>
     <w:semiHidden/>
     <w:qFormat/>
+    <w:uiPriority w:val="0"/>
   </w:style>
-  <w:style w:type="table" w:default="1" w:styleId="TableNormal">
+  <w:style w:type="table" w:default="1" w:styleId="20">
     <w:name w:val="Normal Table"/>
     <w:semiHidden/>
     <w:qFormat/>
+    <w:uiPriority w:val="0"/>
     <w:tblPr>
       <w:tblCellMar>
         <w:top w:w="0" w:type="dxa"/>
@@ -6239,39 +6381,43 @@
       </w:tblCellMar>
     </w:tblPr>
   </w:style>
-  <w:style w:type="paragraph" w:styleId="CommentText">
+  <w:style w:type="paragraph" w:styleId="11">
     <w:name w:val="annotation text"/>
-    <w:basedOn w:val="Normal"/>
+    <w:basedOn w:val="1"/>
     <w:qFormat/>
+    <w:uiPriority w:val="0"/>
     <w:pPr>
       <w:jc w:val="left"/>
     </w:pPr>
   </w:style>
-  <w:style w:type="paragraph" w:styleId="BodyText">
+  <w:style w:type="paragraph" w:styleId="12">
     <w:name w:val="Body Text"/>
-    <w:basedOn w:val="Normal"/>
+    <w:basedOn w:val="1"/>
     <w:semiHidden/>
     <w:qFormat/>
+    <w:uiPriority w:val="0"/>
     <w:rPr>
-      <w:rFonts w:ascii="Arial" w:eastAsia="Arial" w:hAnsi="Arial" w:cs="Arial"/>
+      <w:rFonts w:ascii="Arial" w:hAnsi="Arial" w:eastAsia="Arial" w:cs="Arial"/>
       <w:sz w:val="21"/>
       <w:szCs w:val="21"/>
       <w:lang w:val="en-US" w:eastAsia="en-US" w:bidi="ar-SA"/>
     </w:rPr>
   </w:style>
-  <w:style w:type="paragraph" w:styleId="TOC3">
+  <w:style w:type="paragraph" w:styleId="13">
     <w:name w:val="toc 3"/>
-    <w:basedOn w:val="Normal"/>
-    <w:next w:val="Normal"/>
+    <w:basedOn w:val="1"/>
+    <w:next w:val="1"/>
     <w:qFormat/>
+    <w:uiPriority w:val="0"/>
     <w:pPr>
       <w:ind w:left="840" w:leftChars="400"/>
     </w:pPr>
   </w:style>
-  <w:style w:type="paragraph" w:styleId="Footer">
+  <w:style w:type="paragraph" w:styleId="14">
     <w:name w:val="footer"/>
-    <w:basedOn w:val="Normal"/>
+    <w:basedOn w:val="1"/>
     <w:qFormat/>
+    <w:uiPriority w:val="0"/>
     <w:pPr>
       <w:tabs>
         <w:tab w:val="center" w:pos="4153"/>
@@ -6284,16 +6430,17 @@
       <w:sz w:val="18"/>
     </w:rPr>
   </w:style>
-  <w:style w:type="paragraph" w:styleId="Header">
+  <w:style w:type="paragraph" w:styleId="15">
     <w:name w:val="header"/>
-    <w:basedOn w:val="Normal"/>
+    <w:basedOn w:val="1"/>
     <w:qFormat/>
+    <w:uiPriority w:val="0"/>
     <w:pPr>
       <w:pBdr>
-        <w:top w:val="nil"/>
-        <w:left w:val="nil"/>
-        <w:bottom w:val="nil"/>
-        <w:right w:val="nil"/>
+        <w:top w:val="none" w:color="auto" w:sz="0" w:space="0"/>
+        <w:left w:val="none" w:color="auto" w:sz="0" w:space="0"/>
+        <w:bottom w:val="none" w:color="auto" w:sz="0" w:space="0"/>
+        <w:right w:val="none" w:color="auto" w:sz="0" w:space="0"/>
       </w:pBdr>
       <w:tabs>
         <w:tab w:val="center" w:pos="4153"/>
@@ -6308,37 +6455,41 @@
       <w:sz w:val="18"/>
     </w:rPr>
   </w:style>
-  <w:style w:type="paragraph" w:styleId="TOC1">
+  <w:style w:type="paragraph" w:styleId="16">
     <w:name w:val="toc 1"/>
-    <w:basedOn w:val="Normal"/>
-    <w:next w:val="Normal"/>
+    <w:basedOn w:val="1"/>
+    <w:next w:val="1"/>
     <w:qFormat/>
+    <w:uiPriority w:val="0"/>
     <w:rPr>
-      <w:rFonts w:ascii="Arial" w:eastAsia="Microsoft JhengHei" w:hAnsi="Arial"/>
+      <w:rFonts w:ascii="Arial" w:hAnsi="Arial" w:eastAsia="Microsoft JhengHei"/>
       <w:sz w:val="24"/>
     </w:rPr>
   </w:style>
-  <w:style w:type="paragraph" w:styleId="TOC2">
+  <w:style w:type="paragraph" w:styleId="17">
     <w:name w:val="toc 2"/>
-    <w:basedOn w:val="Normal"/>
-    <w:next w:val="Normal"/>
+    <w:basedOn w:val="1"/>
+    <w:next w:val="1"/>
     <w:qFormat/>
+    <w:uiPriority w:val="0"/>
     <w:pPr>
       <w:ind w:left="420" w:leftChars="200"/>
     </w:pPr>
   </w:style>
-  <w:style w:type="paragraph" w:styleId="NormalWeb">
+  <w:style w:type="paragraph" w:styleId="18">
     <w:name w:val="Normal (Web)"/>
-    <w:basedOn w:val="Normal"/>
+    <w:basedOn w:val="1"/>
     <w:qFormat/>
+    <w:uiPriority w:val="0"/>
     <w:rPr>
       <w:sz w:val="24"/>
     </w:rPr>
   </w:style>
-  <w:style w:type="paragraph" w:styleId="Title">
+  <w:style w:type="paragraph" w:styleId="19">
     <w:name w:val="Title"/>
-    <w:basedOn w:val="Normal"/>
+    <w:basedOn w:val="1"/>
     <w:qFormat/>
+    <w:uiPriority w:val="0"/>
     <w:pPr>
       <w:spacing w:before="240" w:beforeLines="0" w:beforeAutospacing="0" w:after="60" w:afterLines="0" w:afterAutospacing="0"/>
       <w:jc w:val="center"/>
@@ -6350,68 +6501,73 @@
       <w:sz w:val="32"/>
     </w:rPr>
   </w:style>
-  <w:style w:type="table" w:styleId="TableGrid">
+  <w:style w:type="table" w:styleId="21">
     <w:name w:val="Table Grid"/>
-    <w:basedOn w:val="TableNormal"/>
+    <w:basedOn w:val="20"/>
     <w:qFormat/>
+    <w:uiPriority w:val="0"/>
     <w:pPr>
       <w:widowControl w:val="0"/>
       <w:jc w:val="both"/>
     </w:pPr>
     <w:tblPr>
       <w:tblBorders>
-        <w:top w:val="single" w:sz="4" w:space="0" w:color="auto"/>
-        <w:left w:val="single" w:sz="4" w:space="0" w:color="auto"/>
-        <w:bottom w:val="single" w:sz="4" w:space="0" w:color="auto"/>
-        <w:right w:val="single" w:sz="4" w:space="0" w:color="auto"/>
-        <w:insideH w:val="single" w:sz="4" w:space="0" w:color="auto"/>
-        <w:insideV w:val="single" w:sz="4" w:space="0" w:color="auto"/>
+        <w:top w:val="single" w:color="auto" w:sz="4" w:space="0"/>
+        <w:left w:val="single" w:color="auto" w:sz="4" w:space="0"/>
+        <w:bottom w:val="single" w:color="auto" w:sz="4" w:space="0"/>
+        <w:right w:val="single" w:color="auto" w:sz="4" w:space="0"/>
+        <w:insideH w:val="single" w:color="auto" w:sz="4" w:space="0"/>
+        <w:insideV w:val="single" w:color="auto" w:sz="4" w:space="0"/>
       </w:tblBorders>
     </w:tblPr>
   </w:style>
-  <w:style w:type="character" w:styleId="Strong">
+  <w:style w:type="character" w:styleId="23">
     <w:name w:val="Strong"/>
-    <w:basedOn w:val="DefaultParagraphFont"/>
+    <w:basedOn w:val="22"/>
     <w:qFormat/>
+    <w:uiPriority w:val="0"/>
     <w:rPr>
       <w:b/>
     </w:rPr>
   </w:style>
-  <w:style w:type="paragraph" w:customStyle="1" w:styleId="a">
+  <w:style w:type="paragraph" w:customStyle="1" w:styleId="24">
     <w:name w:val="柴_公司名"/>
-    <w:basedOn w:val="Title"/>
+    <w:basedOn w:val="19"/>
     <w:qFormat/>
+    <w:uiPriority w:val="0"/>
     <w:pPr>
       <w:spacing w:after="600" w:afterLines="600"/>
     </w:pPr>
     <w:rPr>
-      <w:rFonts w:ascii="宋体" w:eastAsia="宋体" w:hAnsi="宋体" w:cs="宋体" w:hint="eastAsia"/>
+      <w:rFonts w:hint="eastAsia" w:ascii="宋体" w:hAnsi="宋体" w:eastAsia="宋体" w:cs="宋体"/>
       <w:bCs/>
       <w:spacing w:val="-6"/>
       <w:sz w:val="52"/>
       <w:szCs w:val="52"/>
     </w:rPr>
   </w:style>
-  <w:style w:type="paragraph" w:customStyle="1" w:styleId="a0">
+  <w:style w:type="paragraph" w:customStyle="1" w:styleId="25">
     <w:name w:val="柴_文档名"/>
-    <w:basedOn w:val="Title"/>
+    <w:basedOn w:val="19"/>
     <w:qFormat/>
+    <w:uiPriority w:val="0"/>
     <w:pPr>
       <w:spacing w:after="900" w:afterLines="900"/>
     </w:pPr>
     <w:rPr>
-      <w:rFonts w:ascii="黑体" w:eastAsia="黑体" w:hAnsi="黑体" w:cs="黑体"/>
+      <w:rFonts w:ascii="黑体" w:hAnsi="黑体" w:eastAsia="黑体" w:cs="黑体"/>
       <w:bCs/>
       <w:spacing w:val="-7"/>
       <w:sz w:val="52"/>
       <w:szCs w:val="52"/>
     </w:rPr>
   </w:style>
-  <w:style w:type="table" w:customStyle="1" w:styleId="TableNormal0">
+  <w:style w:type="table" w:customStyle="1" w:styleId="26">
     <w:name w:val="Table Normal_0"/>
     <w:semiHidden/>
     <w:unhideWhenUsed/>
     <w:qFormat/>
+    <w:uiPriority w:val="0"/>
     <w:tblPr>
       <w:tblCellMar>
         <w:top w:w="0" w:type="dxa"/>
@@ -6421,81 +6577,87 @@
       </w:tblCellMar>
     </w:tblPr>
   </w:style>
-  <w:style w:type="paragraph" w:customStyle="1" w:styleId="TableText">
+  <w:style w:type="paragraph" w:customStyle="1" w:styleId="27">
     <w:name w:val="Table Text"/>
-    <w:basedOn w:val="Normal"/>
+    <w:basedOn w:val="1"/>
     <w:semiHidden/>
     <w:qFormat/>
+    <w:uiPriority w:val="0"/>
     <w:rPr>
-      <w:rFonts w:ascii="宋体" w:eastAsia="宋体" w:hAnsi="宋体" w:cs="宋体"/>
+      <w:rFonts w:ascii="宋体" w:hAnsi="宋体" w:eastAsia="宋体" w:cs="宋体"/>
       <w:sz w:val="21"/>
       <w:szCs w:val="21"/>
       <w:lang w:val="en-US" w:eastAsia="en-US" w:bidi="ar-SA"/>
     </w:rPr>
   </w:style>
-  <w:style w:type="paragraph" w:customStyle="1" w:styleId="1">
+  <w:style w:type="paragraph" w:customStyle="1" w:styleId="28">
     <w:name w:val="柴_标题1"/>
-    <w:basedOn w:val="Heading1"/>
-    <w:next w:val="a1"/>
-    <w:link w:val="1Char"/>
+    <w:basedOn w:val="2"/>
+    <w:next w:val="29"/>
+    <w:link w:val="38"/>
     <w:qFormat/>
+    <w:uiPriority w:val="0"/>
     <w:pPr>
       <w:spacing w:before="100" w:after="90" w:line="360" w:lineRule="auto"/>
     </w:pPr>
     <w:rPr>
-      <w:rFonts w:ascii="Arial" w:eastAsia="宋体" w:hAnsi="Arial"/>
+      <w:rFonts w:ascii="Arial" w:hAnsi="Arial" w:eastAsia="宋体"/>
       <w:sz w:val="32"/>
     </w:rPr>
   </w:style>
-  <w:style w:type="paragraph" w:customStyle="1" w:styleId="a1">
+  <w:style w:type="paragraph" w:customStyle="1" w:styleId="29">
     <w:name w:val="柴_正文"/>
-    <w:basedOn w:val="BodyText"/>
-    <w:link w:val="Char"/>
+    <w:basedOn w:val="12"/>
+    <w:link w:val="42"/>
     <w:qFormat/>
+    <w:uiPriority w:val="0"/>
     <w:pPr>
       <w:spacing w:line="360" w:lineRule="auto"/>
       <w:ind w:firstLine="470" w:firstLineChars="200"/>
     </w:pPr>
     <w:rPr>
-      <w:rFonts w:ascii="Arial" w:eastAsia="宋体" w:hAnsi="Arial"/>
+      <w:rFonts w:ascii="Arial" w:hAnsi="Arial" w:eastAsia="宋体"/>
       <w:sz w:val="24"/>
       <w:lang w:eastAsia="zh-CN"/>
     </w:rPr>
   </w:style>
-  <w:style w:type="paragraph" w:customStyle="1" w:styleId="2">
+  <w:style w:type="paragraph" w:customStyle="1" w:styleId="30">
     <w:name w:val="柴_标题2"/>
-    <w:basedOn w:val="Heading2"/>
-    <w:next w:val="a1"/>
+    <w:basedOn w:val="3"/>
+    <w:next w:val="29"/>
     <w:qFormat/>
+    <w:uiPriority w:val="0"/>
     <w:pPr>
       <w:spacing w:line="360" w:lineRule="auto"/>
     </w:pPr>
     <w:rPr>
-      <w:rFonts w:ascii="Arial" w:eastAsia="宋体" w:hAnsi="Arial"/>
+      <w:rFonts w:ascii="Arial" w:hAnsi="Arial" w:eastAsia="宋体"/>
       <w:sz w:val="28"/>
     </w:rPr>
   </w:style>
-  <w:style w:type="paragraph" w:customStyle="1" w:styleId="3">
+  <w:style w:type="paragraph" w:customStyle="1" w:styleId="31">
     <w:name w:val="柴_标题3"/>
-    <w:basedOn w:val="Heading3"/>
-    <w:next w:val="a1"/>
+    <w:basedOn w:val="4"/>
+    <w:next w:val="29"/>
     <w:qFormat/>
+    <w:uiPriority w:val="0"/>
     <w:pPr>
       <w:spacing w:line="360" w:lineRule="auto"/>
       <w:ind w:left="0" w:firstLine="472" w:firstLineChars="200"/>
     </w:pPr>
     <w:rPr>
-      <w:rFonts w:ascii="宋体" w:eastAsia="宋体" w:hAnsi="宋体" w:cs="宋体"/>
+      <w:rFonts w:ascii="宋体" w:hAnsi="宋体" w:eastAsia="宋体" w:cs="宋体"/>
       <w:spacing w:val="-2"/>
       <w:sz w:val="24"/>
       <w:szCs w:val="24"/>
     </w:rPr>
   </w:style>
-  <w:style w:type="paragraph" w:customStyle="1" w:styleId="a2">
+  <w:style w:type="paragraph" w:customStyle="1" w:styleId="32">
     <w:name w:val="柴_目录"/>
-    <w:basedOn w:val="Normal"/>
-    <w:next w:val="BodyText"/>
+    <w:basedOn w:val="1"/>
+    <w:next w:val="12"/>
     <w:qFormat/>
+    <w:uiPriority w:val="0"/>
     <w:pPr>
       <w:tabs>
         <w:tab w:val="right" w:leader="dot" w:pos="8442"/>
@@ -6503,59 +6665,64 @@
       <w:ind w:left="0" w:leftChars="0"/>
     </w:pPr>
     <w:rPr>
-      <w:rFonts w:ascii="Arial" w:eastAsia="Microsoft JhengHei" w:hAnsi="Arial"/>
+      <w:rFonts w:ascii="Arial" w:hAnsi="Arial" w:eastAsia="Microsoft JhengHei"/>
       <w:sz w:val="24"/>
     </w:rPr>
   </w:style>
-  <w:style w:type="paragraph" w:customStyle="1" w:styleId="WPSOffice1">
+  <w:style w:type="paragraph" w:customStyle="1" w:styleId="33">
     <w:name w:val="WPSOffice手动目录 1"/>
     <w:qFormat/>
+    <w:uiPriority w:val="0"/>
     <w:pPr>
       <w:ind w:leftChars="0"/>
     </w:pPr>
     <w:rPr>
-      <w:rFonts w:ascii="Times New Roman" w:eastAsia="宋体" w:hAnsi="Times New Roman" w:cs="Times New Roman"/>
+      <w:rFonts w:ascii="Times New Roman" w:hAnsi="Times New Roman" w:eastAsia="宋体" w:cs="Times New Roman"/>
       <w:sz w:val="20"/>
       <w:szCs w:val="20"/>
     </w:rPr>
   </w:style>
-  <w:style w:type="paragraph" w:customStyle="1" w:styleId="WPSOffice2">
+  <w:style w:type="paragraph" w:customStyle="1" w:styleId="34">
     <w:name w:val="WPSOffice手动目录 2"/>
     <w:qFormat/>
+    <w:uiPriority w:val="0"/>
     <w:pPr>
       <w:ind w:leftChars="200"/>
     </w:pPr>
     <w:rPr>
-      <w:rFonts w:ascii="Times New Roman" w:eastAsia="宋体" w:hAnsi="Times New Roman" w:cs="Times New Roman"/>
+      <w:rFonts w:ascii="Times New Roman" w:hAnsi="Times New Roman" w:eastAsia="宋体" w:cs="Times New Roman"/>
       <w:sz w:val="20"/>
       <w:szCs w:val="20"/>
     </w:rPr>
   </w:style>
-  <w:style w:type="paragraph" w:customStyle="1" w:styleId="WPSOffice3">
+  <w:style w:type="paragraph" w:customStyle="1" w:styleId="35">
     <w:name w:val="WPSOffice手动目录 3"/>
     <w:qFormat/>
+    <w:uiPriority w:val="0"/>
     <w:pPr>
       <w:ind w:leftChars="400"/>
     </w:pPr>
     <w:rPr>
-      <w:rFonts w:ascii="Times New Roman" w:eastAsia="宋体" w:hAnsi="Times New Roman" w:cs="Times New Roman"/>
+      <w:rFonts w:ascii="Times New Roman" w:hAnsi="Times New Roman" w:eastAsia="宋体" w:cs="Times New Roman"/>
       <w:sz w:val="20"/>
       <w:szCs w:val="20"/>
     </w:rPr>
   </w:style>
-  <w:style w:type="paragraph" w:customStyle="1" w:styleId="Compact">
+  <w:style w:type="paragraph" w:customStyle="1" w:styleId="36">
     <w:name w:val="Compact"/>
-    <w:basedOn w:val="BodyText"/>
+    <w:basedOn w:val="12"/>
     <w:qFormat/>
+    <w:uiPriority w:val="0"/>
     <w:pPr>
       <w:spacing w:before="36" w:after="36"/>
     </w:pPr>
   </w:style>
-  <w:style w:type="table" w:customStyle="1" w:styleId="Table">
+  <w:style w:type="table" w:customStyle="1" w:styleId="37">
     <w:name w:val="Table"/>
     <w:semiHidden/>
     <w:unhideWhenUsed/>
     <w:qFormat/>
+    <w:uiPriority w:val="0"/>
     <w:tblPr>
       <w:tblCellMar>
         <w:top w:w="0" w:type="dxa"/>
@@ -6567,26 +6734,28 @@
     <w:tblStylePr w:type="firstRow">
       <w:tcPr>
         <w:tcBorders>
-          <w:bottom w:val="single" w:sz="0" w:space="0" w:color="auto"/>
+          <w:bottom w:val="single" w:color="auto" w:sz="0" w:space="0"/>
         </w:tcBorders>
         <w:vAlign w:val="bottom"/>
       </w:tcPr>
     </w:tblStylePr>
   </w:style>
-  <w:style w:type="character" w:customStyle="1" w:styleId="1Char">
+  <w:style w:type="character" w:customStyle="1" w:styleId="38">
     <w:name w:val="柴_标题1 Char"/>
-    <w:link w:val="1"/>
+    <w:link w:val="28"/>
     <w:qFormat/>
+    <w:uiPriority w:val="0"/>
     <w:rPr>
-      <w:rFonts w:ascii="Arial" w:eastAsia="宋体" w:hAnsi="Arial"/>
+      <w:rFonts w:ascii="Arial" w:hAnsi="Arial" w:eastAsia="宋体"/>
       <w:sz w:val="32"/>
     </w:rPr>
   </w:style>
-  <w:style w:type="table" w:customStyle="1" w:styleId="TableNormal1">
+  <w:style w:type="table" w:customStyle="1" w:styleId="39">
     <w:name w:val="Table Normal_1"/>
     <w:semiHidden/>
     <w:unhideWhenUsed/>
     <w:qFormat/>
+    <w:uiPriority w:val="0"/>
     <w:tblPr>
       <w:tblCellMar>
         <w:top w:w="0" w:type="dxa"/>
@@ -6596,10 +6765,11 @@
       </w:tblCellMar>
     </w:tblPr>
   </w:style>
-  <w:style w:type="paragraph" w:customStyle="1" w:styleId="a3">
+  <w:style w:type="paragraph" w:customStyle="1" w:styleId="40">
     <w:name w:val="柴_正文_无缩进"/>
-    <w:basedOn w:val="Normal"/>
+    <w:basedOn w:val="1"/>
     <w:qFormat/>
+    <w:uiPriority w:val="0"/>
     <w:pPr>
       <w:ind w:firstLine="0" w:firstLineChars="0"/>
     </w:pPr>
@@ -6609,29 +6779,31 @@
       <w:lang w:eastAsia="zh-CN"/>
     </w:rPr>
   </w:style>
-  <w:style w:type="paragraph" w:customStyle="1" w:styleId="4">
+  <w:style w:type="paragraph" w:customStyle="1" w:styleId="41">
     <w:name w:val="柴_标题4"/>
-    <w:basedOn w:val="Heading4"/>
-    <w:next w:val="Normal"/>
+    <w:basedOn w:val="5"/>
+    <w:next w:val="1"/>
     <w:qFormat/>
+    <w:uiPriority w:val="0"/>
     <w:pPr>
       <w:widowControl w:val="0"/>
       <w:spacing w:before="160" w:line="360" w:lineRule="auto"/>
-      <w:ind w:left="981" w:hanging="862" w:leftChars="300"/>
+      <w:ind w:left="981" w:leftChars="300" w:hanging="862"/>
     </w:pPr>
     <w:rPr>
-      <w:rFonts w:ascii="Calibri" w:eastAsia="宋体" w:hAnsi="Calibri" w:cs="宋体" w:hint="eastAsia"/>
+      <w:rFonts w:hint="eastAsia" w:ascii="Calibri" w:hAnsi="Calibri" w:eastAsia="宋体" w:cs="宋体"/>
       <w:sz w:val="24"/>
       <w:szCs w:val="24"/>
       <w:lang w:eastAsia="zh-CN" w:bidi="zh-CN"/>
     </w:rPr>
   </w:style>
-  <w:style w:type="character" w:customStyle="1" w:styleId="Char">
+  <w:style w:type="character" w:customStyle="1" w:styleId="42">
     <w:name w:val="柴_正文 Char"/>
-    <w:link w:val="a1"/>
+    <w:link w:val="29"/>
     <w:qFormat/>
+    <w:uiPriority w:val="0"/>
     <w:rPr>
-      <w:rFonts w:ascii="Arial" w:eastAsia="宋体" w:hAnsi="Arial"/>
+      <w:rFonts w:ascii="Arial" w:hAnsi="Arial" w:eastAsia="宋体"/>
       <w:sz w:val="24"/>
       <w:lang w:eastAsia="zh-CN"/>
     </w:rPr>

--- a/4-质量管理/运行记录类文件/HFSJ-ITSS-0412-2025年度内审报告.docx
+++ b/4-质量管理/运行记录类文件/HFSJ-ITSS-0412-2025年度内审报告.docx
@@ -2980,8 +2980,6 @@
               <w:tab w:val="right" w:leader="dot" w:pos="8306"/>
             </w:tabs>
           </w:pPr>
-          <w:bookmarkStart w:id="21" w:name="_GoBack"/>
-          <w:bookmarkEnd w:id="21"/>
           <w:r>
             <w:fldChar w:fldCharType="begin"/>
           </w:r>
@@ -3505,8 +3503,8 @@
         </w:numPr>
         <w:bidi w:val="0"/>
       </w:pPr>
-      <w:bookmarkStart w:id="3" w:name="heading_3"/>
-      <w:bookmarkStart w:id="4" w:name="_Toc24665"/>
+      <w:bookmarkStart w:id="3" w:name="_Toc24665"/>
+      <w:bookmarkStart w:id="4" w:name="heading_3"/>
       <w:r>
         <w:t>审核准则</w:t>
       </w:r>
@@ -3582,8 +3580,8 @@
         </w:numPr>
         <w:bidi w:val="0"/>
       </w:pPr>
-      <w:bookmarkStart w:id="5" w:name="heading_4"/>
-      <w:bookmarkStart w:id="6" w:name="_Toc14699"/>
+      <w:bookmarkStart w:id="5" w:name="_Toc14699"/>
+      <w:bookmarkStart w:id="6" w:name="heading_4"/>
       <w:r>
         <w:t>审核范围</w:t>
       </w:r>
@@ -3625,8 +3623,8 @@
         </w:numPr>
         <w:bidi w:val="0"/>
       </w:pPr>
-      <w:bookmarkStart w:id="7" w:name="heading_5"/>
-      <w:bookmarkStart w:id="8" w:name="_Toc10408"/>
+      <w:bookmarkStart w:id="7" w:name="_Toc10408"/>
+      <w:bookmarkStart w:id="8" w:name="heading_5"/>
       <w:r>
         <w:t>审核时间</w:t>
       </w:r>
@@ -4531,10 +4529,20 @@
               <w:spacing w:line="240" w:lineRule="auto"/>
               <w:ind w:left="0" w:leftChars="0" w:right="0" w:rightChars="0" w:firstLine="0" w:firstLineChars="0"/>
               <w:jc w:val="center"/>
-            </w:pPr>
-            <w:r>
-              <w:t>石宝升</w:t>
-            </w:r>
+              <w:rPr>
+                <w:rFonts w:hint="eastAsia" w:eastAsia="宋体"/>
+                <w:lang w:val="en-US" w:eastAsia="zh-CN"/>
+              </w:rPr>
+            </w:pPr>
+            <w:r>
+              <w:rPr>
+                <w:rFonts w:hint="eastAsia"/>
+                <w:lang w:val="en-US" w:eastAsia="zh-CN"/>
+              </w:rPr>
+              <w:t>黄正宇</w:t>
+            </w:r>
+            <w:bookmarkStart w:id="21" w:name="_GoBack"/>
+            <w:bookmarkEnd w:id="21"/>
           </w:p>
         </w:tc>
         <w:tc>
@@ -5008,8 +5016,8 @@
         <w:pStyle w:val="3"/>
         <w:bidi w:val="0"/>
       </w:pPr>
-      <w:bookmarkStart w:id="13" w:name="heading_8"/>
-      <w:bookmarkStart w:id="14" w:name="_Toc1397"/>
+      <w:bookmarkStart w:id="13" w:name="_Toc1397"/>
+      <w:bookmarkStart w:id="14" w:name="heading_8"/>
       <w:r>
         <w:t>审核概况</w:t>
       </w:r>
@@ -5237,6 +5245,12 @@
             <w:insideH w:val="none" w:color="auto" w:sz="0" w:space="0"/>
             <w:insideV w:val="none" w:color="auto" w:sz="0" w:space="0"/>
           </w:tblBorders>
+          <w:tblCellMar>
+            <w:top w:w="0" w:type="dxa"/>
+            <w:left w:w="10" w:type="dxa"/>
+            <w:bottom w:w="0" w:type="dxa"/>
+            <w:right w:w="10" w:type="dxa"/>
+          </w:tblCellMar>
         </w:tblPrEx>
         <w:trPr>
           <w:trHeight w:val="0" w:hRule="atLeast"/>
